--- a/fuentes/12310040_CF02_DU.docx
+++ b/fuentes/12310040_CF02_DU.docx
@@ -353,9 +353,9 @@
               </wp:anchor>
             </w:drawing>
           </mc:Choice>
-          <mc:Fallback xmlns:oel="http://schemas.microsoft.com/office/2019/extlst">
+          <mc:Fallback xmlns:oel="http://schemas.microsoft.com/office/2019/extlst" xmlns:asvg="http://schemas.microsoft.com/office/drawing/2016/SVG/main" xmlns:a14="http://schemas.microsoft.com/office/drawing/2010/main" xmlns:pic="http://schemas.openxmlformats.org/drawingml/2006/picture" xmlns:adec="http://schemas.microsoft.com/office/drawing/2017/decorative" xmlns:a="http://schemas.openxmlformats.org/drawingml/2006/main">
             <w:pict>
-              <v:rect w14:anchorId="44ECBD1E" id="Rectángulo 3" o:spid="_x0000_s1026" alt="&quot;&quot;" style="position:absolute;margin-left:-55.95pt;margin-top:26.4pt;width:613.85pt;height:164.25pt;z-index:-251655168;visibility:visible;mso-wrap-style:square;mso-height-percent:0;mso-wrap-distance-left:9pt;mso-wrap-distance-top:0;mso-wrap-distance-right:9pt;mso-wrap-distance-bottom:0;mso-position-horizontal:absolute;mso-position-horizontal-relative:text;mso-position-vertical:absolute;mso-position-vertical-relative:text;mso-height-percent:0;mso-height-relative:margin;v-text-anchor:middle" o:gfxdata="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" fillcolor="#00314d" stroked="f" strokeweight="1pt"/>
+              <v:rect id="Rectángulo 3" style="position:absolute;margin-left:-55.95pt;margin-top:26.4pt;width:613.85pt;height:164.25pt;z-index:-251655168;visibility:visible;mso-wrap-style:square;mso-height-percent:0;mso-wrap-distance-left:9pt;mso-wrap-distance-top:0;mso-wrap-distance-right:9pt;mso-wrap-distance-bottom:0;mso-position-horizontal:absolute;mso-position-horizontal-relative:text;mso-position-vertical:absolute;mso-position-vertical-relative:text;mso-height-percent:0;mso-height-relative:margin;v-text-anchor:middle" alt="&quot;&quot;" o:spid="_x0000_s1026" fillcolor="#00314d" stroked="f" strokeweight="1pt" w14:anchorId="44ECBD1E" o:gfxdata="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"/>
             </w:pict>
           </mc:Fallback>
         </mc:AlternateContent>
@@ -457,25 +457,7 @@
       </w:r>
     </w:p>
     <w:p>
-      <w:pPr>
-        <w:pBdr>
-          <w:bottom w:val="single" w:sz="12" w:space="1" w:color="auto"/>
-        </w:pBdr>
-        <w:ind w:left="708" w:firstLine="1"/>
-        <w:rPr>
-          <w:rFonts w:ascii="Calibri" w:hAnsi="Calibri"/>
-          <w:color w:val="000000" w:themeColor="text1"/>
-          <w:kern w:val="0"/>
-          <w14:ligatures w14:val="none"/>
-        </w:rPr>
-      </w:pPr>
-      <w:r>
-        <w:rPr>
-          <w:rFonts w:ascii="Calibri" w:hAnsi="Calibri"/>
-          <w:color w:val="000000" w:themeColor="text1"/>
-          <w:kern w:val="0"/>
-          <w14:ligatures w14:val="none"/>
-        </w:rPr>
+      <w:r>
         <w:t>Este componente orienta la estructuración de las fases del proyecto y la identificación de los requerimientos necesarios en cada etapa. Se abordan conceptos relacionados con planeación, ciclo de vida, clasificación de requerimientos y fundamentos básicos de estadística como soporte para la toma de decisiones.</w:t>
       </w:r>
     </w:p>
@@ -589,7 +571,7 @@
           <w:r>
             <w:fldChar w:fldCharType="separate"/>
           </w:r>
-          <w:hyperlink w:anchor="_Toc225252406" w:history="1">
+          <w:hyperlink w:anchor="_Toc227051289" w:history="1">
             <w:r>
               <w:rPr>
                 <w:rStyle w:val="Hipervnculo"/>
@@ -616,7 +598,7 @@
                 <w:noProof/>
                 <w:webHidden/>
               </w:rPr>
-              <w:instrText xml:space="preserve"> PAGEREF _Toc225252406 \h </w:instrText>
+              <w:instrText xml:space="preserve"> PAGEREF _Toc227051289 \h </w:instrText>
             </w:r>
             <w:r>
               <w:rPr>
@@ -663,7 +645,7 @@
               <w14:ligatures w14:val="none"/>
             </w:rPr>
           </w:pPr>
-          <w:hyperlink w:anchor="_Toc225252407" w:history="1">
+          <w:hyperlink w:anchor="_Toc227051290" w:history="1">
             <w:r>
               <w:rPr>
                 <w:rStyle w:val="Hipervnculo"/>
@@ -708,7 +690,7 @@
                 <w:noProof/>
                 <w:webHidden/>
               </w:rPr>
-              <w:instrText xml:space="preserve"> PAGEREF _Toc225252407 \h </w:instrText>
+              <w:instrText xml:space="preserve"> PAGEREF _Toc227051290 \h </w:instrText>
             </w:r>
             <w:r>
               <w:rPr>
@@ -755,7 +737,7 @@
               <w14:ligatures w14:val="none"/>
             </w:rPr>
           </w:pPr>
-          <w:hyperlink w:anchor="_Toc225252408" w:history="1">
+          <w:hyperlink w:anchor="_Toc227051291" w:history="1">
             <w:r>
               <w:rPr>
                 <w:rStyle w:val="Hipervnculo"/>
@@ -806,7 +788,7 @@
                 <w:noProof/>
                 <w:webHidden/>
               </w:rPr>
-              <w:instrText xml:space="preserve"> PAGEREF _Toc225252408 \h </w:instrText>
+              <w:instrText xml:space="preserve"> PAGEREF _Toc227051291 \h </w:instrText>
             </w:r>
             <w:r>
               <w:rPr>
@@ -853,7 +835,7 @@
               <w14:ligatures w14:val="none"/>
             </w:rPr>
           </w:pPr>
-          <w:hyperlink w:anchor="_Toc225252409" w:history="1">
+          <w:hyperlink w:anchor="_Toc227051292" w:history="1">
             <w:r>
               <w:rPr>
                 <w:rStyle w:val="Hipervnculo"/>
@@ -904,7 +886,7 @@
                 <w:noProof/>
                 <w:webHidden/>
               </w:rPr>
-              <w:instrText xml:space="preserve"> PAGEREF _Toc225252409 \h </w:instrText>
+              <w:instrText xml:space="preserve"> PAGEREF _Toc227051292 \h </w:instrText>
             </w:r>
             <w:r>
               <w:rPr>
@@ -951,7 +933,7 @@
               <w14:ligatures w14:val="none"/>
             </w:rPr>
           </w:pPr>
-          <w:hyperlink w:anchor="_Toc225252410" w:history="1">
+          <w:hyperlink w:anchor="_Toc227051293" w:history="1">
             <w:r>
               <w:rPr>
                 <w:rStyle w:val="Hipervnculo"/>
@@ -1002,7 +984,7 @@
                 <w:noProof/>
                 <w:webHidden/>
               </w:rPr>
-              <w:instrText xml:space="preserve"> PAGEREF _Toc225252410 \h </w:instrText>
+              <w:instrText xml:space="preserve"> PAGEREF _Toc227051293 \h </w:instrText>
             </w:r>
             <w:r>
               <w:rPr>
@@ -1022,7 +1004,7 @@
                 <w:noProof/>
                 <w:webHidden/>
               </w:rPr>
-              <w:t>10</w:t>
+              <w:t>9</w:t>
             </w:r>
             <w:r>
               <w:rPr>
@@ -1049,7 +1031,7 @@
               <w14:ligatures w14:val="none"/>
             </w:rPr>
           </w:pPr>
-          <w:hyperlink w:anchor="_Toc225252411" w:history="1">
+          <w:hyperlink w:anchor="_Toc227051294" w:history="1">
             <w:r>
               <w:rPr>
                 <w:rStyle w:val="Hipervnculo"/>
@@ -1100,7 +1082,7 @@
                 <w:noProof/>
                 <w:webHidden/>
               </w:rPr>
-              <w:instrText xml:space="preserve"> PAGEREF _Toc225252411 \h </w:instrText>
+              <w:instrText xml:space="preserve"> PAGEREF _Toc227051294 \h </w:instrText>
             </w:r>
             <w:r>
               <w:rPr>
@@ -1147,7 +1129,7 @@
               <w14:ligatures w14:val="none"/>
             </w:rPr>
           </w:pPr>
-          <w:hyperlink w:anchor="_Toc225252412" w:history="1">
+          <w:hyperlink w:anchor="_Toc227051295" w:history="1">
             <w:r>
               <w:rPr>
                 <w:rStyle w:val="Hipervnculo"/>
@@ -1198,7 +1180,7 @@
                 <w:noProof/>
                 <w:webHidden/>
               </w:rPr>
-              <w:instrText xml:space="preserve"> PAGEREF _Toc225252412 \h </w:instrText>
+              <w:instrText xml:space="preserve"> PAGEREF _Toc227051295 \h </w:instrText>
             </w:r>
             <w:r>
               <w:rPr>
@@ -1218,7 +1200,7 @@
                 <w:noProof/>
                 <w:webHidden/>
               </w:rPr>
-              <w:t>13</w:t>
+              <w:t>12</w:t>
             </w:r>
             <w:r>
               <w:rPr>
@@ -1245,7 +1227,7 @@
               <w14:ligatures w14:val="none"/>
             </w:rPr>
           </w:pPr>
-          <w:hyperlink w:anchor="_Toc225252413" w:history="1">
+          <w:hyperlink w:anchor="_Toc227051296" w:history="1">
             <w:r>
               <w:rPr>
                 <w:rStyle w:val="Hipervnculo"/>
@@ -1290,7 +1272,7 @@
                 <w:noProof/>
                 <w:webHidden/>
               </w:rPr>
-              <w:instrText xml:space="preserve"> PAGEREF _Toc225252413 \h </w:instrText>
+              <w:instrText xml:space="preserve"> PAGEREF _Toc227051296 \h </w:instrText>
             </w:r>
             <w:r>
               <w:rPr>
@@ -1310,7 +1292,7 @@
                 <w:noProof/>
                 <w:webHidden/>
               </w:rPr>
-              <w:t>14</w:t>
+              <w:t>13</w:t>
             </w:r>
             <w:r>
               <w:rPr>
@@ -1337,7 +1319,7 @@
               <w14:ligatures w14:val="none"/>
             </w:rPr>
           </w:pPr>
-          <w:hyperlink w:anchor="_Toc225252414" w:history="1">
+          <w:hyperlink w:anchor="_Toc227051297" w:history="1">
             <w:r>
               <w:rPr>
                 <w:rStyle w:val="Hipervnculo"/>
@@ -1388,7 +1370,7 @@
                 <w:noProof/>
                 <w:webHidden/>
               </w:rPr>
-              <w:instrText xml:space="preserve"> PAGEREF _Toc225252414 \h </w:instrText>
+              <w:instrText xml:space="preserve"> PAGEREF _Toc227051297 \h </w:instrText>
             </w:r>
             <w:r>
               <w:rPr>
@@ -1408,7 +1390,7 @@
                 <w:noProof/>
                 <w:webHidden/>
               </w:rPr>
-              <w:t>15</w:t>
+              <w:t>13</w:t>
             </w:r>
             <w:r>
               <w:rPr>
@@ -1435,7 +1417,7 @@
               <w14:ligatures w14:val="none"/>
             </w:rPr>
           </w:pPr>
-          <w:hyperlink w:anchor="_Toc225252415" w:history="1">
+          <w:hyperlink w:anchor="_Toc227051298" w:history="1">
             <w:r>
               <w:rPr>
                 <w:rStyle w:val="Hipervnculo"/>
@@ -1486,7 +1468,7 @@
                 <w:noProof/>
                 <w:webHidden/>
               </w:rPr>
-              <w:instrText xml:space="preserve"> PAGEREF _Toc225252415 \h </w:instrText>
+              <w:instrText xml:space="preserve"> PAGEREF _Toc227051298 \h </w:instrText>
             </w:r>
             <w:r>
               <w:rPr>
@@ -1506,7 +1488,7 @@
                 <w:noProof/>
                 <w:webHidden/>
               </w:rPr>
-              <w:t>18</w:t>
+              <w:t>17</w:t>
             </w:r>
             <w:r>
               <w:rPr>
@@ -1533,7 +1515,7 @@
               <w14:ligatures w14:val="none"/>
             </w:rPr>
           </w:pPr>
-          <w:hyperlink w:anchor="_Toc225252416" w:history="1">
+          <w:hyperlink w:anchor="_Toc227051299" w:history="1">
             <w:r>
               <w:rPr>
                 <w:rStyle w:val="Hipervnculo"/>
@@ -1584,7 +1566,7 @@
                 <w:noProof/>
                 <w:webHidden/>
               </w:rPr>
-              <w:instrText xml:space="preserve"> PAGEREF _Toc225252416 \h </w:instrText>
+              <w:instrText xml:space="preserve"> PAGEREF _Toc227051299 \h </w:instrText>
             </w:r>
             <w:r>
               <w:rPr>
@@ -1604,7 +1586,7 @@
                 <w:noProof/>
                 <w:webHidden/>
               </w:rPr>
-              <w:t>19</w:t>
+              <w:t>18</w:t>
             </w:r>
             <w:r>
               <w:rPr>
@@ -1631,7 +1613,7 @@
               <w14:ligatures w14:val="none"/>
             </w:rPr>
           </w:pPr>
-          <w:hyperlink w:anchor="_Toc225252417" w:history="1">
+          <w:hyperlink w:anchor="_Toc227051300" w:history="1">
             <w:r>
               <w:rPr>
                 <w:rStyle w:val="Hipervnculo"/>
@@ -1682,7 +1664,7 @@
                 <w:noProof/>
                 <w:webHidden/>
               </w:rPr>
-              <w:instrText xml:space="preserve"> PAGEREF _Toc225252417 \h </w:instrText>
+              <w:instrText xml:space="preserve"> PAGEREF _Toc227051300 \h </w:instrText>
             </w:r>
             <w:r>
               <w:rPr>
@@ -1702,7 +1684,7 @@
                 <w:noProof/>
                 <w:webHidden/>
               </w:rPr>
-              <w:t>20</w:t>
+              <w:t>18</w:t>
             </w:r>
             <w:r>
               <w:rPr>
@@ -1729,7 +1711,7 @@
               <w14:ligatures w14:val="none"/>
             </w:rPr>
           </w:pPr>
-          <w:hyperlink w:anchor="_Toc225252418" w:history="1">
+          <w:hyperlink w:anchor="_Toc227051301" w:history="1">
             <w:r>
               <w:rPr>
                 <w:rStyle w:val="Hipervnculo"/>
@@ -1780,7 +1762,7 @@
                 <w:noProof/>
                 <w:webHidden/>
               </w:rPr>
-              <w:instrText xml:space="preserve"> PAGEREF _Toc225252418 \h </w:instrText>
+              <w:instrText xml:space="preserve"> PAGEREF _Toc227051301 \h </w:instrText>
             </w:r>
             <w:r>
               <w:rPr>
@@ -1800,7 +1782,7 @@
                 <w:noProof/>
                 <w:webHidden/>
               </w:rPr>
-              <w:t>21</w:t>
+              <w:t>19</w:t>
             </w:r>
             <w:r>
               <w:rPr>
@@ -1827,7 +1809,7 @@
               <w14:ligatures w14:val="none"/>
             </w:rPr>
           </w:pPr>
-          <w:hyperlink w:anchor="_Toc225252419" w:history="1">
+          <w:hyperlink w:anchor="_Toc227051302" w:history="1">
             <w:r>
               <w:rPr>
                 <w:rStyle w:val="Hipervnculo"/>
@@ -1872,7 +1854,7 @@
                 <w:noProof/>
                 <w:webHidden/>
               </w:rPr>
-              <w:instrText xml:space="preserve"> PAGEREF _Toc225252419 \h </w:instrText>
+              <w:instrText xml:space="preserve"> PAGEREF _Toc227051302 \h </w:instrText>
             </w:r>
             <w:r>
               <w:rPr>
@@ -1892,7 +1874,7 @@
                 <w:noProof/>
                 <w:webHidden/>
               </w:rPr>
-              <w:t>23</w:t>
+              <w:t>22</w:t>
             </w:r>
             <w:r>
               <w:rPr>
@@ -1919,7 +1901,7 @@
               <w14:ligatures w14:val="none"/>
             </w:rPr>
           </w:pPr>
-          <w:hyperlink w:anchor="_Toc225252420" w:history="1">
+          <w:hyperlink w:anchor="_Toc227051303" w:history="1">
             <w:r>
               <w:rPr>
                 <w:rStyle w:val="Hipervnculo"/>
@@ -1970,7 +1952,7 @@
                 <w:noProof/>
                 <w:webHidden/>
               </w:rPr>
-              <w:instrText xml:space="preserve"> PAGEREF _Toc225252420 \h </w:instrText>
+              <w:instrText xml:space="preserve"> PAGEREF _Toc227051303 \h </w:instrText>
             </w:r>
             <w:r>
               <w:rPr>
@@ -1990,7 +1972,7 @@
                 <w:noProof/>
                 <w:webHidden/>
               </w:rPr>
-              <w:t>23</w:t>
+              <w:t>22</w:t>
             </w:r>
             <w:r>
               <w:rPr>
@@ -2017,7 +1999,7 @@
               <w14:ligatures w14:val="none"/>
             </w:rPr>
           </w:pPr>
-          <w:hyperlink w:anchor="_Toc225252421" w:history="1">
+          <w:hyperlink w:anchor="_Toc227051304" w:history="1">
             <w:r>
               <w:rPr>
                 <w:rStyle w:val="Hipervnculo"/>
@@ -2068,7 +2050,7 @@
                 <w:noProof/>
                 <w:webHidden/>
               </w:rPr>
-              <w:instrText xml:space="preserve"> PAGEREF _Toc225252421 \h </w:instrText>
+              <w:instrText xml:space="preserve"> PAGEREF _Toc227051304 \h </w:instrText>
             </w:r>
             <w:r>
               <w:rPr>
@@ -2088,7 +2070,7 @@
                 <w:noProof/>
                 <w:webHidden/>
               </w:rPr>
-              <w:t>27</w:t>
+              <w:t>26</w:t>
             </w:r>
             <w:r>
               <w:rPr>
@@ -2115,7 +2097,7 @@
               <w14:ligatures w14:val="none"/>
             </w:rPr>
           </w:pPr>
-          <w:hyperlink w:anchor="_Toc225252422" w:history="1">
+          <w:hyperlink w:anchor="_Toc227051305" w:history="1">
             <w:r>
               <w:rPr>
                 <w:rStyle w:val="Hipervnculo"/>
@@ -2166,7 +2148,7 @@
                 <w:noProof/>
                 <w:webHidden/>
               </w:rPr>
-              <w:instrText xml:space="preserve"> PAGEREF _Toc225252422 \h </w:instrText>
+              <w:instrText xml:space="preserve"> PAGEREF _Toc227051305 \h </w:instrText>
             </w:r>
             <w:r>
               <w:rPr>
@@ -2186,7 +2168,7 @@
                 <w:noProof/>
                 <w:webHidden/>
               </w:rPr>
-              <w:t>32</w:t>
+              <w:t>30</w:t>
             </w:r>
             <w:r>
               <w:rPr>
@@ -2213,7 +2195,7 @@
               <w14:ligatures w14:val="none"/>
             </w:rPr>
           </w:pPr>
-          <w:hyperlink w:anchor="_Toc225252423" w:history="1">
+          <w:hyperlink w:anchor="_Toc227051306" w:history="1">
             <w:r>
               <w:rPr>
                 <w:rStyle w:val="Hipervnculo"/>
@@ -2264,7 +2246,7 @@
                 <w:noProof/>
                 <w:webHidden/>
               </w:rPr>
-              <w:instrText xml:space="preserve"> PAGEREF _Toc225252423 \h </w:instrText>
+              <w:instrText xml:space="preserve"> PAGEREF _Toc227051306 \h </w:instrText>
             </w:r>
             <w:r>
               <w:rPr>
@@ -2284,7 +2266,7 @@
                 <w:noProof/>
                 <w:webHidden/>
               </w:rPr>
-              <w:t>36</w:t>
+              <w:t>34</w:t>
             </w:r>
             <w:r>
               <w:rPr>
@@ -2311,7 +2293,7 @@
               <w14:ligatures w14:val="none"/>
             </w:rPr>
           </w:pPr>
-          <w:hyperlink w:anchor="_Toc225252424" w:history="1">
+          <w:hyperlink w:anchor="_Toc227051307" w:history="1">
             <w:r>
               <w:rPr>
                 <w:rStyle w:val="Hipervnculo"/>
@@ -2362,7 +2344,7 @@
                 <w:noProof/>
                 <w:webHidden/>
               </w:rPr>
-              <w:instrText xml:space="preserve"> PAGEREF _Toc225252424 \h </w:instrText>
+              <w:instrText xml:space="preserve"> PAGEREF _Toc227051307 \h </w:instrText>
             </w:r>
             <w:r>
               <w:rPr>
@@ -2382,7 +2364,7 @@
                 <w:noProof/>
                 <w:webHidden/>
               </w:rPr>
-              <w:t>39</w:t>
+              <w:t>38</w:t>
             </w:r>
             <w:r>
               <w:rPr>
@@ -2409,7 +2391,7 @@
               <w14:ligatures w14:val="none"/>
             </w:rPr>
           </w:pPr>
-          <w:hyperlink w:anchor="_Toc225252425" w:history="1">
+          <w:hyperlink w:anchor="_Toc227051308" w:history="1">
             <w:r>
               <w:rPr>
                 <w:rStyle w:val="Hipervnculo"/>
@@ -2454,7 +2436,7 @@
                 <w:noProof/>
                 <w:webHidden/>
               </w:rPr>
-              <w:instrText xml:space="preserve"> PAGEREF _Toc225252425 \h </w:instrText>
+              <w:instrText xml:space="preserve"> PAGEREF _Toc227051308 \h </w:instrText>
             </w:r>
             <w:r>
               <w:rPr>
@@ -2474,7 +2456,7 @@
                 <w:noProof/>
                 <w:webHidden/>
               </w:rPr>
-              <w:t>43</w:t>
+              <w:t>41</w:t>
             </w:r>
             <w:r>
               <w:rPr>
@@ -2501,7 +2483,7 @@
               <w14:ligatures w14:val="none"/>
             </w:rPr>
           </w:pPr>
-          <w:hyperlink w:anchor="_Toc225252426" w:history="1">
+          <w:hyperlink w:anchor="_Toc227051309" w:history="1">
             <w:r>
               <w:rPr>
                 <w:rStyle w:val="Hipervnculo"/>
@@ -2552,7 +2534,7 @@
                 <w:noProof/>
                 <w:webHidden/>
               </w:rPr>
-              <w:instrText xml:space="preserve"> PAGEREF _Toc225252426 \h </w:instrText>
+              <w:instrText xml:space="preserve"> PAGEREF _Toc227051309 \h </w:instrText>
             </w:r>
             <w:r>
               <w:rPr>
@@ -2572,7 +2554,7 @@
                 <w:noProof/>
                 <w:webHidden/>
               </w:rPr>
-              <w:t>43</w:t>
+              <w:t>41</w:t>
             </w:r>
             <w:r>
               <w:rPr>
@@ -2599,7 +2581,7 @@
               <w14:ligatures w14:val="none"/>
             </w:rPr>
           </w:pPr>
-          <w:hyperlink w:anchor="_Toc225252427" w:history="1">
+          <w:hyperlink w:anchor="_Toc227051310" w:history="1">
             <w:r>
               <w:rPr>
                 <w:rStyle w:val="Hipervnculo"/>
@@ -2650,7 +2632,7 @@
                 <w:noProof/>
                 <w:webHidden/>
               </w:rPr>
-              <w:instrText xml:space="preserve"> PAGEREF _Toc225252427 \h </w:instrText>
+              <w:instrText xml:space="preserve"> PAGEREF _Toc227051310 \h </w:instrText>
             </w:r>
             <w:r>
               <w:rPr>
@@ -2670,7 +2652,7 @@
                 <w:noProof/>
                 <w:webHidden/>
               </w:rPr>
-              <w:t>44</w:t>
+              <w:t>42</w:t>
             </w:r>
             <w:r>
               <w:rPr>
@@ -2697,7 +2679,7 @@
               <w14:ligatures w14:val="none"/>
             </w:rPr>
           </w:pPr>
-          <w:hyperlink w:anchor="_Toc225252428" w:history="1">
+          <w:hyperlink w:anchor="_Toc227051311" w:history="1">
             <w:r>
               <w:rPr>
                 <w:rStyle w:val="Hipervnculo"/>
@@ -2748,7 +2730,7 @@
                 <w:noProof/>
                 <w:webHidden/>
               </w:rPr>
-              <w:instrText xml:space="preserve"> PAGEREF _Toc225252428 \h </w:instrText>
+              <w:instrText xml:space="preserve"> PAGEREF _Toc227051311 \h </w:instrText>
             </w:r>
             <w:r>
               <w:rPr>
@@ -2768,7 +2750,7 @@
                 <w:noProof/>
                 <w:webHidden/>
               </w:rPr>
-              <w:t>45</w:t>
+              <w:t>43</w:t>
             </w:r>
             <w:r>
               <w:rPr>
@@ -2795,7 +2777,7 @@
               <w14:ligatures w14:val="none"/>
             </w:rPr>
           </w:pPr>
-          <w:hyperlink w:anchor="_Toc225252429" w:history="1">
+          <w:hyperlink w:anchor="_Toc227051312" w:history="1">
             <w:r>
               <w:rPr>
                 <w:rStyle w:val="Hipervnculo"/>
@@ -2840,7 +2822,7 @@
                 <w:noProof/>
                 <w:webHidden/>
               </w:rPr>
-              <w:instrText xml:space="preserve"> PAGEREF _Toc225252429 \h </w:instrText>
+              <w:instrText xml:space="preserve"> PAGEREF _Toc227051312 \h </w:instrText>
             </w:r>
             <w:r>
               <w:rPr>
@@ -2860,7 +2842,7 @@
                 <w:noProof/>
                 <w:webHidden/>
               </w:rPr>
-              <w:t>49</w:t>
+              <w:t>47</w:t>
             </w:r>
             <w:r>
               <w:rPr>
@@ -2887,7 +2869,7 @@
               <w14:ligatures w14:val="none"/>
             </w:rPr>
           </w:pPr>
-          <w:hyperlink w:anchor="_Toc225252430" w:history="1">
+          <w:hyperlink w:anchor="_Toc227051313" w:history="1">
             <w:r>
               <w:rPr>
                 <w:rStyle w:val="Hipervnculo"/>
@@ -2938,7 +2920,7 @@
                 <w:noProof/>
                 <w:webHidden/>
               </w:rPr>
-              <w:instrText xml:space="preserve"> PAGEREF _Toc225252430 \h </w:instrText>
+              <w:instrText xml:space="preserve"> PAGEREF _Toc227051313 \h </w:instrText>
             </w:r>
             <w:r>
               <w:rPr>
@@ -2958,7 +2940,7 @@
                 <w:noProof/>
                 <w:webHidden/>
               </w:rPr>
-              <w:t>49</w:t>
+              <w:t>47</w:t>
             </w:r>
             <w:r>
               <w:rPr>
@@ -2985,7 +2967,7 @@
               <w14:ligatures w14:val="none"/>
             </w:rPr>
           </w:pPr>
-          <w:hyperlink w:anchor="_Toc225252431" w:history="1">
+          <w:hyperlink w:anchor="_Toc227051314" w:history="1">
             <w:r>
               <w:rPr>
                 <w:rStyle w:val="Hipervnculo"/>
@@ -3036,7 +3018,7 @@
                 <w:noProof/>
                 <w:webHidden/>
               </w:rPr>
-              <w:instrText xml:space="preserve"> PAGEREF _Toc225252431 \h </w:instrText>
+              <w:instrText xml:space="preserve"> PAGEREF _Toc227051314 \h </w:instrText>
             </w:r>
             <w:r>
               <w:rPr>
@@ -3056,7 +3038,7 @@
                 <w:noProof/>
                 <w:webHidden/>
               </w:rPr>
-              <w:t>50</w:t>
+              <w:t>48</w:t>
             </w:r>
             <w:r>
               <w:rPr>
@@ -3083,7 +3065,7 @@
               <w14:ligatures w14:val="none"/>
             </w:rPr>
           </w:pPr>
-          <w:hyperlink w:anchor="_Toc225252432" w:history="1">
+          <w:hyperlink w:anchor="_Toc227051315" w:history="1">
             <w:r>
               <w:rPr>
                 <w:rStyle w:val="Hipervnculo"/>
@@ -3134,7 +3116,7 @@
                 <w:noProof/>
                 <w:webHidden/>
               </w:rPr>
-              <w:instrText xml:space="preserve"> PAGEREF _Toc225252432 \h </w:instrText>
+              <w:instrText xml:space="preserve"> PAGEREF _Toc227051315 \h </w:instrText>
             </w:r>
             <w:r>
               <w:rPr>
@@ -3154,7 +3136,7 @@
                 <w:noProof/>
                 <w:webHidden/>
               </w:rPr>
-              <w:t>51</w:t>
+              <w:t>49</w:t>
             </w:r>
             <w:r>
               <w:rPr>
@@ -3181,7 +3163,7 @@
               <w14:ligatures w14:val="none"/>
             </w:rPr>
           </w:pPr>
-          <w:hyperlink w:anchor="_Toc225252433" w:history="1">
+          <w:hyperlink w:anchor="_Toc227051316" w:history="1">
             <w:r>
               <w:rPr>
                 <w:rStyle w:val="Hipervnculo"/>
@@ -3232,7 +3214,7 @@
                 <w:noProof/>
                 <w:webHidden/>
               </w:rPr>
-              <w:instrText xml:space="preserve"> PAGEREF _Toc225252433 \h </w:instrText>
+              <w:instrText xml:space="preserve"> PAGEREF _Toc227051316 \h </w:instrText>
             </w:r>
             <w:r>
               <w:rPr>
@@ -3252,7 +3234,7 @@
                 <w:noProof/>
                 <w:webHidden/>
               </w:rPr>
-              <w:t>52</w:t>
+              <w:t>50</w:t>
             </w:r>
             <w:r>
               <w:rPr>
@@ -3279,7 +3261,7 @@
               <w14:ligatures w14:val="none"/>
             </w:rPr>
           </w:pPr>
-          <w:hyperlink w:anchor="_Toc225252434" w:history="1">
+          <w:hyperlink w:anchor="_Toc227051317" w:history="1">
             <w:r>
               <w:rPr>
                 <w:rStyle w:val="Hipervnculo"/>
@@ -3324,7 +3306,7 @@
                 <w:noProof/>
                 <w:webHidden/>
               </w:rPr>
-              <w:instrText xml:space="preserve"> PAGEREF _Toc225252434 \h </w:instrText>
+              <w:instrText xml:space="preserve"> PAGEREF _Toc227051317 \h </w:instrText>
             </w:r>
             <w:r>
               <w:rPr>
@@ -3344,7 +3326,7 @@
                 <w:noProof/>
                 <w:webHidden/>
               </w:rPr>
-              <w:t>54</w:t>
+              <w:t>51</w:t>
             </w:r>
             <w:r>
               <w:rPr>
@@ -3371,7 +3353,7 @@
               <w14:ligatures w14:val="none"/>
             </w:rPr>
           </w:pPr>
-          <w:hyperlink w:anchor="_Toc225252435" w:history="1">
+          <w:hyperlink w:anchor="_Toc227051318" w:history="1">
             <w:r>
               <w:rPr>
                 <w:rStyle w:val="Hipervnculo"/>
@@ -3416,7 +3398,7 @@
                 <w:noProof/>
                 <w:webHidden/>
               </w:rPr>
-              <w:instrText xml:space="preserve"> PAGEREF _Toc225252435 \h </w:instrText>
+              <w:instrText xml:space="preserve"> PAGEREF _Toc227051318 \h </w:instrText>
             </w:r>
             <w:r>
               <w:rPr>
@@ -3436,7 +3418,7 @@
                 <w:noProof/>
                 <w:webHidden/>
               </w:rPr>
-              <w:t>60</w:t>
+              <w:t>56</w:t>
             </w:r>
             <w:r>
               <w:rPr>
@@ -3463,7 +3445,7 @@
               <w14:ligatures w14:val="none"/>
             </w:rPr>
           </w:pPr>
-          <w:hyperlink w:anchor="_Toc225252436" w:history="1">
+          <w:hyperlink w:anchor="_Toc227051319" w:history="1">
             <w:r>
               <w:rPr>
                 <w:rStyle w:val="Hipervnculo"/>
@@ -3514,7 +3496,7 @@
                 <w:noProof/>
                 <w:webHidden/>
               </w:rPr>
-              <w:instrText xml:space="preserve"> PAGEREF _Toc225252436 \h </w:instrText>
+              <w:instrText xml:space="preserve"> PAGEREF _Toc227051319 \h </w:instrText>
             </w:r>
             <w:r>
               <w:rPr>
@@ -3534,7 +3516,7 @@
                 <w:noProof/>
                 <w:webHidden/>
               </w:rPr>
-              <w:t>61</w:t>
+              <w:t>57</w:t>
             </w:r>
             <w:r>
               <w:rPr>
@@ -3560,7 +3542,7 @@
               <w14:ligatures w14:val="none"/>
             </w:rPr>
           </w:pPr>
-          <w:hyperlink w:anchor="_Toc225252437" w:history="1">
+          <w:hyperlink w:anchor="_Toc227051320" w:history="1">
             <w:r>
               <w:rPr>
                 <w:rStyle w:val="Hipervnculo"/>
@@ -3587,7 +3569,7 @@
                 <w:noProof/>
                 <w:webHidden/>
               </w:rPr>
-              <w:instrText xml:space="preserve"> PAGEREF _Toc225252437 \h </w:instrText>
+              <w:instrText xml:space="preserve"> PAGEREF _Toc227051320 \h </w:instrText>
             </w:r>
             <w:r>
               <w:rPr>
@@ -3607,7 +3589,7 @@
                 <w:noProof/>
                 <w:webHidden/>
               </w:rPr>
-              <w:t>63</w:t>
+              <w:t>59</w:t>
             </w:r>
             <w:r>
               <w:rPr>
@@ -3633,7 +3615,7 @@
               <w14:ligatures w14:val="none"/>
             </w:rPr>
           </w:pPr>
-          <w:hyperlink w:anchor="_Toc225252438" w:history="1">
+          <w:hyperlink w:anchor="_Toc227051321" w:history="1">
             <w:r>
               <w:rPr>
                 <w:rStyle w:val="Hipervnculo"/>
@@ -3660,7 +3642,7 @@
                 <w:noProof/>
                 <w:webHidden/>
               </w:rPr>
-              <w:instrText xml:space="preserve"> PAGEREF _Toc225252438 \h </w:instrText>
+              <w:instrText xml:space="preserve"> PAGEREF _Toc227051321 \h </w:instrText>
             </w:r>
             <w:r>
               <w:rPr>
@@ -3680,7 +3662,7 @@
                 <w:noProof/>
                 <w:webHidden/>
               </w:rPr>
-              <w:t>64</w:t>
+              <w:t>60</w:t>
             </w:r>
             <w:r>
               <w:rPr>
@@ -3706,7 +3688,7 @@
               <w14:ligatures w14:val="none"/>
             </w:rPr>
           </w:pPr>
-          <w:hyperlink w:anchor="_Toc225252439" w:history="1">
+          <w:hyperlink w:anchor="_Toc227051322" w:history="1">
             <w:r>
               <w:rPr>
                 <w:rStyle w:val="Hipervnculo"/>
@@ -3733,7 +3715,7 @@
                 <w:noProof/>
                 <w:webHidden/>
               </w:rPr>
-              <w:instrText xml:space="preserve"> PAGEREF _Toc225252439 \h </w:instrText>
+              <w:instrText xml:space="preserve"> PAGEREF _Toc227051322 \h </w:instrText>
             </w:r>
             <w:r>
               <w:rPr>
@@ -3753,7 +3735,7 @@
                 <w:noProof/>
                 <w:webHidden/>
               </w:rPr>
-              <w:t>65</w:t>
+              <w:t>61</w:t>
             </w:r>
             <w:r>
               <w:rPr>
@@ -3779,7 +3761,7 @@
               <w14:ligatures w14:val="none"/>
             </w:rPr>
           </w:pPr>
-          <w:hyperlink w:anchor="_Toc225252440" w:history="1">
+          <w:hyperlink w:anchor="_Toc227051323" w:history="1">
             <w:r>
               <w:rPr>
                 <w:rStyle w:val="Hipervnculo"/>
@@ -3806,7 +3788,7 @@
                 <w:noProof/>
                 <w:webHidden/>
               </w:rPr>
-              <w:instrText xml:space="preserve"> PAGEREF _Toc225252440 \h </w:instrText>
+              <w:instrText xml:space="preserve"> PAGEREF _Toc227051323 \h </w:instrText>
             </w:r>
             <w:r>
               <w:rPr>
@@ -3826,7 +3808,7 @@
                 <w:noProof/>
                 <w:webHidden/>
               </w:rPr>
-              <w:t>67</w:t>
+              <w:t>63</w:t>
             </w:r>
             <w:r>
               <w:rPr>
@@ -3848,7 +3830,7 @@
       <w:pPr>
         <w:pStyle w:val="Titulosgenerales"/>
       </w:pPr>
-      <w:bookmarkStart w:id="0" w:name="_Toc225252406"/>
+      <w:bookmarkStart w:id="0" w:name="_Toc227051289"/>
       <w:r>
         <w:lastRenderedPageBreak/>
         <w:t>Introducción</w:t>
@@ -3995,7 +3977,7 @@
       <w:pPr>
         <w:pStyle w:val="Ttulo1"/>
       </w:pPr>
-      <w:bookmarkStart w:id="1" w:name="_Toc225252407"/>
+      <w:bookmarkStart w:id="1" w:name="_Toc227051290"/>
       <w:r>
         <w:lastRenderedPageBreak/>
         <w:t>Fundamentación de la estructuración del proyecto</w:t>
@@ -4008,13 +3990,6 @@
           <w:lang w:val="es-419" w:eastAsia="es-CO"/>
         </w:rPr>
       </w:pPr>
-    </w:p>
-    <w:p>
-      <w:pPr>
-        <w:rPr>
-          <w:lang w:val="es-419" w:eastAsia="es-CO"/>
-        </w:rPr>
-      </w:pPr>
       <w:r>
         <w:rPr>
           <w:lang w:val="es-419" w:eastAsia="es-CO"/>
@@ -4046,7 +4021,7 @@
       <w:pPr>
         <w:pStyle w:val="Ttulo2"/>
       </w:pPr>
-      <w:bookmarkStart w:id="2" w:name="_Toc225252408"/>
+      <w:bookmarkStart w:id="2" w:name="_Toc227051291"/>
       <w:r>
         <w:t>Concepto de estructuración</w:t>
       </w:r>
@@ -4058,13 +4033,6 @@
           <w:lang w:val="es-419" w:eastAsia="es-CO"/>
         </w:rPr>
       </w:pPr>
-    </w:p>
-    <w:p>
-      <w:pPr>
-        <w:rPr>
-          <w:lang w:val="es-419" w:eastAsia="es-CO"/>
-        </w:rPr>
-      </w:pPr>
       <w:r>
         <w:rPr>
           <w:lang w:val="es-419" w:eastAsia="es-CO"/>
@@ -4082,8 +4050,14 @@
         <w:rPr>
           <w:lang w:val="es-419" w:eastAsia="es-CO"/>
         </w:rPr>
+        <w:t xml:space="preserve">En el ámbito profesional, la estructuración adquiere especial relevancia porque facilita la planificación y el control. Un proyecto estructurado permite anticipar </w:t>
+      </w:r>
+      <w:r>
+        <w:rPr>
+          <w:lang w:val="es-419" w:eastAsia="es-CO"/>
+        </w:rPr>
         <w:lastRenderedPageBreak/>
-        <w:t>En el ámbito profesional, la estructuración adquiere especial relevancia porque facilita la planificación y el control. Un proyecto estructurado permite anticipar situaciones, identificar requerimientos indispensables y establecer mecanismos de seguimiento. Por el contrario, cuando un proyecto carece de estructura, se incrementa la probabilidad de improvisación y desorganización.</w:t>
+        <w:t>situaciones, identificar requerimientos indispensables y establecer mecanismos de seguimiento. Por el contrario, cuando un proyecto carece de estructura, se incrementa la probabilidad de improvisación y desorganización.</w:t>
       </w:r>
     </w:p>
     <w:p>
@@ -4110,18 +4084,11 @@
       <w:pPr>
         <w:pStyle w:val="Ttulo2"/>
       </w:pPr>
-      <w:bookmarkStart w:id="3" w:name="_Toc225252409"/>
+      <w:bookmarkStart w:id="3" w:name="_Toc227051292"/>
       <w:r>
         <w:t>Importancia de la organización secuencial</w:t>
       </w:r>
       <w:bookmarkEnd w:id="3"/>
-    </w:p>
-    <w:p>
-      <w:pPr>
-        <w:rPr>
-          <w:lang w:val="es-419" w:eastAsia="es-CO"/>
-        </w:rPr>
-      </w:pPr>
     </w:p>
     <w:p>
       <w:pPr>
@@ -4217,22 +4184,15 @@
         <w:rPr>
           <w:lang w:val="es-419" w:eastAsia="es-CO"/>
         </w:rPr>
-        <w:t xml:space="preserve">La estructuración no constituye una etapa aislada, sino una práctica transversal que acompaña todas las fases del ciclo de vida del proyecto. Desde la identificación de </w:t>
+        <w:t xml:space="preserve">La estructuración no constituye una etapa aislada, sino una práctica transversal que acompaña todas las fases del ciclo de vida del proyecto. Desde la identificación de la necesidad hasta el cierre, la organización coherente de los elementos garantiza que cada acción responda a un propósito claro y mantenga coherencia interna. Antes de </w:t>
       </w:r>
       <w:r>
         <w:rPr>
           <w:lang w:val="es-419" w:eastAsia="es-CO"/>
         </w:rPr>
         <w:lastRenderedPageBreak/>
-        <w:t>la necesidad hasta el cierre, la organización coherente de los elementos garantiza que cada acción responda a un propósito claro y mantenga coherencia interna. Antes de sintetizar los elementos centrales del concepto, se presentan sus componentes esenciales:</w:t>
-      </w:r>
-    </w:p>
-    <w:p>
-      <w:pPr>
-        <w:rPr>
-          <w:lang w:val="es-419" w:eastAsia="es-CO"/>
-        </w:rPr>
-      </w:pPr>
+        <w:t>sintetizar los elementos centrales del concepto, se presentan sus componentes esenciales:</w:t>
+      </w:r>
     </w:p>
     <w:p>
       <w:pPr>
@@ -4241,7 +4201,7 @@
           <w:ilvl w:val="0"/>
           <w:numId w:val="7"/>
         </w:numPr>
-        <w:ind w:left="567" w:hanging="283"/>
+        <w:ind w:left="567" w:hanging="425"/>
         <w:rPr>
           <w:rStyle w:val="Ttulo5Car"/>
         </w:rPr>
@@ -4266,7 +4226,7 @@
           <w:ilvl w:val="0"/>
           <w:numId w:val="7"/>
         </w:numPr>
-        <w:ind w:left="567" w:hanging="283"/>
+        <w:ind w:left="567" w:hanging="425"/>
         <w:rPr>
           <w:rStyle w:val="Ttulo5Car"/>
         </w:rPr>
@@ -4291,7 +4251,7 @@
           <w:ilvl w:val="0"/>
           <w:numId w:val="7"/>
         </w:numPr>
-        <w:ind w:left="567" w:hanging="283"/>
+        <w:ind w:left="567" w:hanging="425"/>
         <w:rPr>
           <w:rStyle w:val="Ttulo5Car"/>
         </w:rPr>
@@ -4316,7 +4276,7 @@
           <w:ilvl w:val="0"/>
           <w:numId w:val="7"/>
         </w:numPr>
-        <w:ind w:left="567" w:hanging="283"/>
+        <w:ind w:left="567" w:hanging="425"/>
         <w:rPr>
           <w:rStyle w:val="Ttulo5Car"/>
         </w:rPr>
@@ -4341,7 +4301,7 @@
           <w:ilvl w:val="0"/>
           <w:numId w:val="7"/>
         </w:numPr>
-        <w:ind w:left="567" w:hanging="283"/>
+        <w:ind w:left="567" w:hanging="425"/>
         <w:rPr>
           <w:rStyle w:val="Ttulo5Car"/>
           <w:rFonts w:asciiTheme="minorHAnsi" w:eastAsiaTheme="minorHAnsi" w:hAnsiTheme="minorHAnsi" w:cstheme="minorBidi"/>
@@ -4371,13 +4331,6 @@
           <w:lang w:val="es-419" w:eastAsia="es-CO"/>
         </w:rPr>
       </w:pPr>
-    </w:p>
-    <w:p>
-      <w:pPr>
-        <w:rPr>
-          <w:lang w:val="es-419" w:eastAsia="es-CO"/>
-        </w:rPr>
-      </w:pPr>
       <w:r>
         <w:rPr>
           <w:lang w:val="es-419" w:eastAsia="es-CO"/>
@@ -4397,13 +4350,6 @@
         </w:rPr>
         <w:t>El proyecto debe entenderse como un proceso secuencial en el que cada fase cumple una función específica dentro de un sistema progresivo. La organización secuencial establece un orden lógico en el desarrollo de las actividades y evita la ejecución de acciones sin planificación previa. La secuencia responde a una lógica estructural que garantiza coherencia interna. Su desarrollo puede describirse de la siguiente manera:</w:t>
       </w:r>
-    </w:p>
-    <w:p>
-      <w:pPr>
-        <w:rPr>
-          <w:lang w:val="es-419" w:eastAsia="es-CO"/>
-        </w:rPr>
-      </w:pPr>
     </w:p>
     <w:p>
       <w:pPr>
@@ -4412,7 +4358,7 @@
           <w:ilvl w:val="0"/>
           <w:numId w:val="8"/>
         </w:numPr>
-        <w:ind w:left="567" w:hanging="283"/>
+        <w:ind w:left="567" w:hanging="425"/>
         <w:rPr>
           <w:lang w:val="es-419" w:eastAsia="es-CO"/>
         </w:rPr>
@@ -4431,16 +4377,15 @@
           <w:ilvl w:val="0"/>
           <w:numId w:val="8"/>
         </w:numPr>
-        <w:ind w:left="567" w:hanging="283"/>
-        <w:rPr>
-          <w:lang w:val="es-419" w:eastAsia="es-CO"/>
-        </w:rPr>
-      </w:pPr>
-      <w:r>
-        <w:rPr>
-          <w:lang w:val="es-419" w:eastAsia="es-CO"/>
-        </w:rPr>
-        <w:lastRenderedPageBreak/>
+        <w:ind w:left="567" w:hanging="425"/>
+        <w:rPr>
+          <w:lang w:val="es-419" w:eastAsia="es-CO"/>
+        </w:rPr>
+      </w:pPr>
+      <w:r>
+        <w:rPr>
+          <w:lang w:val="es-419" w:eastAsia="es-CO"/>
+        </w:rPr>
         <w:t>Se analiza el contexto.</w:t>
       </w:r>
     </w:p>
@@ -4451,7 +4396,7 @@
           <w:ilvl w:val="0"/>
           <w:numId w:val="8"/>
         </w:numPr>
-        <w:ind w:left="567" w:hanging="283"/>
+        <w:ind w:left="567" w:hanging="425"/>
         <w:rPr>
           <w:lang w:val="es-419" w:eastAsia="es-CO"/>
         </w:rPr>
@@ -4470,7 +4415,7 @@
           <w:ilvl w:val="0"/>
           <w:numId w:val="8"/>
         </w:numPr>
-        <w:ind w:left="567" w:hanging="283"/>
+        <w:ind w:left="567" w:hanging="425"/>
         <w:rPr>
           <w:lang w:val="es-419" w:eastAsia="es-CO"/>
         </w:rPr>
@@ -4489,7 +4434,7 @@
           <w:ilvl w:val="0"/>
           <w:numId w:val="8"/>
         </w:numPr>
-        <w:ind w:left="567" w:hanging="283"/>
+        <w:ind w:left="567" w:hanging="425"/>
         <w:rPr>
           <w:lang w:val="es-419" w:eastAsia="es-CO"/>
         </w:rPr>
@@ -4508,7 +4453,7 @@
           <w:ilvl w:val="0"/>
           <w:numId w:val="8"/>
         </w:numPr>
-        <w:ind w:left="567" w:hanging="283"/>
+        <w:ind w:left="567" w:hanging="425"/>
         <w:rPr>
           <w:lang w:val="es-419" w:eastAsia="es-CO"/>
         </w:rPr>
@@ -4527,7 +4472,7 @@
           <w:ilvl w:val="0"/>
           <w:numId w:val="8"/>
         </w:numPr>
-        <w:ind w:left="567" w:hanging="283"/>
+        <w:ind w:left="567" w:hanging="425"/>
         <w:rPr>
           <w:lang w:val="es-419" w:eastAsia="es-CO"/>
         </w:rPr>
@@ -4545,26 +4490,13 @@
           <w:lang w:val="es-419" w:eastAsia="es-CO"/>
         </w:rPr>
       </w:pPr>
-    </w:p>
-    <w:p>
-      <w:pPr>
-        <w:rPr>
-          <w:lang w:val="es-419" w:eastAsia="es-CO"/>
-        </w:rPr>
-      </w:pPr>
-      <w:r>
-        <w:rPr>
-          <w:lang w:val="es-419" w:eastAsia="es-CO"/>
-        </w:rPr>
+      <w:r>
+        <w:rPr>
+          <w:lang w:val="es-419" w:eastAsia="es-CO"/>
+        </w:rPr>
+        <w:lastRenderedPageBreak/>
         <w:t>Este orden no es arbitrario. Cada fase exige condiciones específicas que deben cumplirse antes de avanzar a la siguiente. Si la secuencia se altera, el proyecto puede perder dirección y afectar el cumplimiento de su propósito. A continuación, se sintetiza la función de cada fase dentro de la lógica secuencial:</w:t>
       </w:r>
-    </w:p>
-    <w:p>
-      <w:pPr>
-        <w:rPr>
-          <w:lang w:val="es-419" w:eastAsia="es-CO"/>
-        </w:rPr>
-      </w:pPr>
     </w:p>
     <w:p>
       <w:pPr>
@@ -4573,7 +4505,7 @@
           <w:ilvl w:val="0"/>
           <w:numId w:val="9"/>
         </w:numPr>
-        <w:ind w:left="567" w:hanging="283"/>
+        <w:ind w:left="567" w:hanging="425"/>
         <w:rPr>
           <w:lang w:val="es-419" w:eastAsia="es-CO"/>
         </w:rPr>
@@ -4598,7 +4530,7 @@
           <w:ilvl w:val="0"/>
           <w:numId w:val="9"/>
         </w:numPr>
-        <w:ind w:left="567" w:hanging="283"/>
+        <w:ind w:left="567" w:hanging="425"/>
         <w:rPr>
           <w:rStyle w:val="Ttulo5Car"/>
         </w:rPr>
@@ -4623,7 +4555,7 @@
           <w:ilvl w:val="0"/>
           <w:numId w:val="9"/>
         </w:numPr>
-        <w:ind w:left="567" w:hanging="283"/>
+        <w:ind w:left="567" w:hanging="425"/>
         <w:rPr>
           <w:rStyle w:val="Ttulo5Car"/>
         </w:rPr>
@@ -4648,7 +4580,7 @@
           <w:ilvl w:val="0"/>
           <w:numId w:val="9"/>
         </w:numPr>
-        <w:ind w:left="567" w:hanging="283"/>
+        <w:ind w:left="567" w:hanging="425"/>
         <w:rPr>
           <w:rStyle w:val="Ttulo5Car"/>
         </w:rPr>
@@ -4673,7 +4605,7 @@
           <w:ilvl w:val="0"/>
           <w:numId w:val="9"/>
         </w:numPr>
-        <w:ind w:left="567" w:hanging="283"/>
+        <w:ind w:left="567" w:hanging="425"/>
         <w:rPr>
           <w:lang w:val="es-419" w:eastAsia="es-CO"/>
         </w:rPr>
@@ -4698,7 +4630,7 @@
           <w:ilvl w:val="0"/>
           <w:numId w:val="9"/>
         </w:numPr>
-        <w:ind w:left="567" w:hanging="283"/>
+        <w:ind w:left="567" w:hanging="425"/>
         <w:rPr>
           <w:lang w:val="es-419" w:eastAsia="es-CO"/>
         </w:rPr>
@@ -4723,7 +4655,7 @@
           <w:ilvl w:val="0"/>
           <w:numId w:val="9"/>
         </w:numPr>
-        <w:ind w:left="567" w:hanging="283"/>
+        <w:ind w:left="567" w:hanging="425"/>
         <w:rPr>
           <w:rStyle w:val="Ttulo5Car"/>
           <w:rFonts w:asciiTheme="minorHAnsi" w:eastAsiaTheme="minorHAnsi" w:hAnsiTheme="minorHAnsi" w:cstheme="minorBidi"/>
@@ -4753,18 +4685,10 @@
           <w:lang w:val="es-419" w:eastAsia="es-CO"/>
         </w:rPr>
       </w:pPr>
-    </w:p>
-    <w:p>
-      <w:pPr>
-        <w:rPr>
-          <w:lang w:val="es-419" w:eastAsia="es-CO"/>
-        </w:rPr>
-      </w:pPr>
-      <w:r>
-        <w:rPr>
-          <w:lang w:val="es-419" w:eastAsia="es-CO"/>
-        </w:rPr>
-        <w:lastRenderedPageBreak/>
+      <w:r>
+        <w:rPr>
+          <w:lang w:val="es-419" w:eastAsia="es-CO"/>
+        </w:rPr>
         <w:t xml:space="preserve">En consecuencia, la organización secuencial actúa como un </w:t>
       </w:r>
       <w:r>
@@ -4793,7 +4717,7 @@
       <w:pPr>
         <w:pStyle w:val="Ttulo2"/>
       </w:pPr>
-      <w:bookmarkStart w:id="4" w:name="_Toc225252410"/>
+      <w:bookmarkStart w:id="4" w:name="_Toc227051293"/>
       <w:r>
         <w:t>Enfoque profesional en la estructuración del proyecto</w:t>
       </w:r>
@@ -4802,20 +4726,6 @@
     <w:p>
       <w:pPr>
         <w:rPr>
-          <w:rFonts w:ascii="Calibri" w:eastAsiaTheme="majorEastAsia" w:hAnsi="Calibri" w:cstheme="majorBidi"/>
-          <w:b/>
-          <w:color w:val="000000" w:themeColor="text1"/>
-          <w:kern w:val="0"/>
-          <w:sz w:val="32"/>
-          <w:szCs w:val="26"/>
-          <w:lang w:val="es-419" w:eastAsia="es-CO"/>
-          <w14:ligatures w14:val="none"/>
-        </w:rPr>
-      </w:pPr>
-    </w:p>
-    <w:p>
-      <w:pPr>
-        <w:rPr>
           <w:lang w:val="es-419" w:eastAsia="es-CO"/>
         </w:rPr>
       </w:pPr>
@@ -4836,7 +4746,14 @@
         <w:rPr>
           <w:lang w:val="es-419" w:eastAsia="es-CO"/>
         </w:rPr>
-        <w:t xml:space="preserve">En el ámbito profesional, estructurar un proyecto implica realizar un análisis integral que permita garantizar su viabilidad y coherencia operativa. Esto supone evaluar la pertinencia de la propuesta, reconocer los recursos disponibles, identificar limitaciones, determinar responsabilidades y establecer tiempos realistas. De esta manera, la estructuración trasciende el plano académico y se consolida como una práctica orientada a la toma de decisiones </w:t>
+        <w:t xml:space="preserve">En el ámbito profesional, estructurar un proyecto implica realizar un análisis integral que permita garantizar su viabilidad y coherencia operativa. Esto supone </w:t>
+      </w:r>
+      <w:r>
+        <w:rPr>
+          <w:lang w:val="es-419" w:eastAsia="es-CO"/>
+        </w:rPr>
+        <w:lastRenderedPageBreak/>
+        <w:t xml:space="preserve">evaluar la pertinencia de la propuesta, reconocer los recursos disponibles, identificar limitaciones, determinar responsabilidades y establecer tiempos realistas. De esta manera, la estructuración trasciende el plano académico y se consolida como una práctica orientada a la toma de decisiones </w:t>
       </w:r>
       <w:r>
         <w:rPr>
@@ -4852,13 +4769,6 @@
         </w:rPr>
         <w:t>. Antes de sistematizar los componentes del enfoque profesional, se sintetizan sus elementos esenciales:</w:t>
       </w:r>
-    </w:p>
-    <w:p>
-      <w:pPr>
-        <w:rPr>
-          <w:lang w:val="es-419" w:eastAsia="es-CO"/>
-        </w:rPr>
-      </w:pPr>
     </w:p>
     <w:p>
       <w:pPr>
@@ -4867,7 +4777,7 @@
           <w:ilvl w:val="0"/>
           <w:numId w:val="10"/>
         </w:numPr>
-        <w:ind w:left="567" w:hanging="283"/>
+        <w:ind w:left="567" w:hanging="425"/>
         <w:rPr>
           <w:lang w:val="es-419" w:eastAsia="es-CO"/>
         </w:rPr>
@@ -4892,7 +4802,7 @@
           <w:ilvl w:val="0"/>
           <w:numId w:val="10"/>
         </w:numPr>
-        <w:ind w:left="567" w:hanging="283"/>
+        <w:ind w:left="567" w:hanging="425"/>
         <w:rPr>
           <w:lang w:val="es-419" w:eastAsia="es-CO"/>
         </w:rPr>
@@ -4901,7 +4811,6 @@
         <w:rPr>
           <w:rStyle w:val="Ttulo5Car"/>
         </w:rPr>
-        <w:lastRenderedPageBreak/>
         <w:t xml:space="preserve">Recursos disponibles. </w:t>
       </w:r>
       <w:r>
@@ -4918,7 +4827,7 @@
           <w:ilvl w:val="0"/>
           <w:numId w:val="10"/>
         </w:numPr>
-        <w:ind w:left="567" w:hanging="283"/>
+        <w:ind w:left="567" w:hanging="425"/>
         <w:rPr>
           <w:rStyle w:val="Ttulo5Car"/>
         </w:rPr>
@@ -4943,7 +4852,7 @@
           <w:ilvl w:val="0"/>
           <w:numId w:val="10"/>
         </w:numPr>
-        <w:ind w:left="567" w:hanging="283"/>
+        <w:ind w:left="567" w:hanging="425"/>
         <w:rPr>
           <w:rStyle w:val="Ttulo5Car"/>
         </w:rPr>
@@ -4968,7 +4877,7 @@
           <w:ilvl w:val="0"/>
           <w:numId w:val="10"/>
         </w:numPr>
-        <w:ind w:left="567" w:hanging="283"/>
+        <w:ind w:left="567" w:hanging="425"/>
         <w:rPr>
           <w:rStyle w:val="Ttulo5Car"/>
           <w:rFonts w:asciiTheme="minorHAnsi" w:eastAsiaTheme="minorHAnsi" w:hAnsiTheme="minorHAnsi" w:cstheme="minorBidi"/>
@@ -4998,13 +4907,6 @@
           <w:lang w:val="es-419" w:eastAsia="es-CO"/>
         </w:rPr>
       </w:pPr>
-    </w:p>
-    <w:p>
-      <w:pPr>
-        <w:rPr>
-          <w:lang w:val="es-419" w:eastAsia="es-CO"/>
-        </w:rPr>
-      </w:pPr>
       <w:r>
         <w:rPr>
           <w:lang w:val="es-419" w:eastAsia="es-CO"/>
@@ -5037,18 +4939,12 @@
       <w:pPr>
         <w:pStyle w:val="Ttulo2"/>
       </w:pPr>
-      <w:bookmarkStart w:id="5" w:name="_Toc225252411"/>
-      <w:r>
+      <w:bookmarkStart w:id="5" w:name="_Toc227051294"/>
+      <w:r>
+        <w:lastRenderedPageBreak/>
         <w:t>Coherencia estructural como garantía del propósito</w:t>
       </w:r>
       <w:bookmarkEnd w:id="5"/>
-    </w:p>
-    <w:p>
-      <w:pPr>
-        <w:rPr>
-          <w:lang w:val="es-419" w:eastAsia="es-CO"/>
-        </w:rPr>
-      </w:pPr>
     </w:p>
     <w:p>
       <w:pPr>
@@ -5074,22 +4970,8 @@
         <w:rPr>
           <w:lang w:val="es-419" w:eastAsia="es-CO"/>
         </w:rPr>
-        <w:t xml:space="preserve"> asegura que cada componente del proyecto mantenga una relación lógica con los demás y contribuya de manera directa al resultado esperado. Esta coherencia se manifiesta cuando existe alineación entre los elementos </w:t>
-      </w:r>
-      <w:r>
-        <w:rPr>
-          <w:lang w:val="es-419" w:eastAsia="es-CO"/>
-        </w:rPr>
-        <w:lastRenderedPageBreak/>
-        <w:t>fundamentales del proyecto. A continuación, se sintetizan las condiciones que la garantizan:</w:t>
-      </w:r>
-    </w:p>
-    <w:p>
-      <w:pPr>
-        <w:rPr>
-          <w:lang w:val="es-419" w:eastAsia="es-CO"/>
-        </w:rPr>
-      </w:pPr>
+        <w:t xml:space="preserve"> asegura que cada componente del proyecto mantenga una relación lógica con los demás y contribuya de manera directa al resultado esperado. Esta coherencia se manifiesta cuando existe alineación entre los elementos fundamentales del proyecto. A continuación, se sintetizan las condiciones que la garantizan:</w:t>
+      </w:r>
     </w:p>
     <w:p>
       <w:pPr>
@@ -5098,7 +4980,7 @@
           <w:ilvl w:val="0"/>
           <w:numId w:val="11"/>
         </w:numPr>
-        <w:ind w:left="567"/>
+        <w:ind w:left="567" w:hanging="425"/>
         <w:rPr>
           <w:lang w:val="es-419" w:eastAsia="es-CO"/>
         </w:rPr>
@@ -5123,7 +5005,7 @@
           <w:ilvl w:val="0"/>
           <w:numId w:val="11"/>
         </w:numPr>
-        <w:ind w:left="567"/>
+        <w:ind w:left="567" w:hanging="425"/>
         <w:rPr>
           <w:lang w:val="es-419" w:eastAsia="es-CO"/>
         </w:rPr>
@@ -5148,7 +5030,7 @@
           <w:ilvl w:val="0"/>
           <w:numId w:val="11"/>
         </w:numPr>
-        <w:ind w:left="567"/>
+        <w:ind w:left="567" w:hanging="425"/>
         <w:rPr>
           <w:lang w:val="es-419" w:eastAsia="es-CO"/>
         </w:rPr>
@@ -5173,7 +5055,7 @@
           <w:ilvl w:val="0"/>
           <w:numId w:val="11"/>
         </w:numPr>
-        <w:ind w:left="567"/>
+        <w:ind w:left="567" w:hanging="425"/>
         <w:rPr>
           <w:lang w:val="es-419" w:eastAsia="es-CO"/>
         </w:rPr>
@@ -5198,7 +5080,7 @@
           <w:ilvl w:val="0"/>
           <w:numId w:val="11"/>
         </w:numPr>
-        <w:ind w:left="567"/>
+        <w:ind w:left="567" w:hanging="425"/>
         <w:rPr>
           <w:lang w:val="es-419" w:eastAsia="es-CO"/>
         </w:rPr>
@@ -5218,14 +5100,6 @@
     </w:p>
     <w:p>
       <w:pPr>
-        <w:ind w:left="207" w:firstLine="0"/>
-        <w:rPr>
-          <w:lang w:val="es-419" w:eastAsia="es-CO"/>
-        </w:rPr>
-      </w:pPr>
-    </w:p>
-    <w:p>
-      <w:pPr>
         <w:rPr>
           <w:lang w:val="es-419" w:eastAsia="es-CO"/>
         </w:rPr>
@@ -5239,30 +5113,9 @@
     </w:p>
     <w:p>
       <w:pPr>
-        <w:rPr>
-          <w:lang w:val="es-419" w:eastAsia="es-CO"/>
-        </w:rPr>
-      </w:pPr>
-    </w:p>
-    <w:p>
-      <w:pPr>
-        <w:rPr>
-          <w:lang w:val="es-419" w:eastAsia="es-CO"/>
-        </w:rPr>
-      </w:pPr>
-    </w:p>
-    <w:p>
-      <w:pPr>
-        <w:rPr>
-          <w:lang w:val="es-419" w:eastAsia="es-CO"/>
-        </w:rPr>
-      </w:pPr>
-    </w:p>
-    <w:p>
-      <w:pPr>
         <w:pStyle w:val="Ttulo2"/>
       </w:pPr>
-      <w:bookmarkStart w:id="6" w:name="_Toc225252412"/>
+      <w:bookmarkStart w:id="6" w:name="_Toc227051295"/>
       <w:r>
         <w:lastRenderedPageBreak/>
         <w:t>Estructuración y logro del resultado</w:t>
@@ -5275,13 +5128,6 @@
           <w:lang w:val="es-419" w:eastAsia="es-CO"/>
         </w:rPr>
       </w:pPr>
-    </w:p>
-    <w:p>
-      <w:pPr>
-        <w:rPr>
-          <w:lang w:val="es-419" w:eastAsia="es-CO"/>
-        </w:rPr>
-      </w:pPr>
       <w:r>
         <w:rPr>
           <w:lang w:val="es-419" w:eastAsia="es-CO"/>
@@ -5315,13 +5161,6 @@
         </w:rPr>
         <w:t>La identificación de los requerimientos en cada fase permite anticipar necesidades, evitar inconsistencias y asegurar que el proyecto cuente con las condiciones necesarias para avanzar de manera progresiva. De esta forma, la estructuración se convierte en un mecanismo que respalda el cumplimiento del propósito planteado desde la formulación inicial. Antes de sintetizar la relación entre estructuración y resultado, se presentan los aportes fundamentales de este proceso:</w:t>
       </w:r>
-    </w:p>
-    <w:p>
-      <w:pPr>
-        <w:rPr>
-          <w:lang w:val="es-419" w:eastAsia="es-CO"/>
-        </w:rPr>
-      </w:pPr>
     </w:p>
     <w:p>
       <w:pPr>
@@ -5330,7 +5169,7 @@
           <w:ilvl w:val="0"/>
           <w:numId w:val="12"/>
         </w:numPr>
-        <w:ind w:left="567" w:hanging="283"/>
+        <w:ind w:left="567" w:hanging="425"/>
         <w:rPr>
           <w:lang w:val="es-419" w:eastAsia="es-CO"/>
         </w:rPr>
@@ -5355,7 +5194,7 @@
           <w:ilvl w:val="0"/>
           <w:numId w:val="12"/>
         </w:numPr>
-        <w:ind w:left="567" w:hanging="283"/>
+        <w:ind w:left="567" w:hanging="425"/>
         <w:rPr>
           <w:rStyle w:val="Ttulo5Car"/>
         </w:rPr>
@@ -5380,7 +5219,7 @@
           <w:ilvl w:val="0"/>
           <w:numId w:val="12"/>
         </w:numPr>
-        <w:ind w:left="567" w:hanging="283"/>
+        <w:ind w:left="567" w:hanging="425"/>
         <w:rPr>
           <w:lang w:val="es-419" w:eastAsia="es-CO"/>
         </w:rPr>
@@ -5405,7 +5244,7 @@
           <w:ilvl w:val="0"/>
           <w:numId w:val="12"/>
         </w:numPr>
-        <w:ind w:left="567" w:hanging="283"/>
+        <w:ind w:left="567" w:hanging="425"/>
         <w:rPr>
           <w:rStyle w:val="Ttulo5Car"/>
         </w:rPr>
@@ -5430,7 +5269,7 @@
           <w:ilvl w:val="0"/>
           <w:numId w:val="12"/>
         </w:numPr>
-        <w:ind w:left="567" w:hanging="283"/>
+        <w:ind w:left="567" w:hanging="425"/>
         <w:rPr>
           <w:rStyle w:val="Ttulo5Car"/>
           <w:rFonts w:asciiTheme="minorHAnsi" w:eastAsiaTheme="minorHAnsi" w:hAnsiTheme="minorHAnsi" w:cstheme="minorBidi"/>
@@ -5460,13 +5299,6 @@
           <w:lang w:val="es-419" w:eastAsia="es-CO"/>
         </w:rPr>
       </w:pPr>
-    </w:p>
-    <w:p>
-      <w:pPr>
-        <w:rPr>
-          <w:lang w:val="es-419" w:eastAsia="es-CO"/>
-        </w:rPr>
-      </w:pPr>
       <w:r>
         <w:rPr>
           <w:lang w:val="es-419" w:eastAsia="es-CO"/>
@@ -5476,9 +5308,30 @@
     </w:p>
     <w:p>
       <w:pPr>
+        <w:rPr>
+          <w:lang w:val="es-419" w:eastAsia="es-CO"/>
+        </w:rPr>
+      </w:pPr>
+    </w:p>
+    <w:p>
+      <w:pPr>
+        <w:rPr>
+          <w:lang w:val="es-419" w:eastAsia="es-CO"/>
+        </w:rPr>
+      </w:pPr>
+    </w:p>
+    <w:p>
+      <w:pPr>
+        <w:rPr>
+          <w:lang w:val="es-419" w:eastAsia="es-CO"/>
+        </w:rPr>
+      </w:pPr>
+    </w:p>
+    <w:p>
+      <w:pPr>
         <w:pStyle w:val="Ttulo1"/>
       </w:pPr>
-      <w:bookmarkStart w:id="7" w:name="_Toc225252413"/>
+      <w:bookmarkStart w:id="7" w:name="_Toc227051296"/>
       <w:r>
         <w:lastRenderedPageBreak/>
         <w:t>Ciclo de vida del proyecto</w:t>
@@ -5491,13 +5344,6 @@
           <w:lang w:val="es-419" w:eastAsia="es-CO"/>
         </w:rPr>
       </w:pPr>
-    </w:p>
-    <w:p>
-      <w:pPr>
-        <w:rPr>
-          <w:lang w:val="es-419" w:eastAsia="es-CO"/>
-        </w:rPr>
-      </w:pPr>
       <w:r>
         <w:rPr>
           <w:lang w:val="es-419" w:eastAsia="es-CO"/>
@@ -5540,42 +5386,13 @@
     </w:p>
     <w:p>
       <w:pPr>
-        <w:rPr>
-          <w:lang w:val="es-419" w:eastAsia="es-CO"/>
-        </w:rPr>
-      </w:pPr>
-    </w:p>
-    <w:p>
-      <w:pPr>
-        <w:rPr>
-          <w:lang w:val="es-419" w:eastAsia="es-CO"/>
-        </w:rPr>
-      </w:pPr>
-    </w:p>
-    <w:p>
-      <w:pPr>
-        <w:rPr>
-          <w:lang w:val="es-419" w:eastAsia="es-CO"/>
-        </w:rPr>
-      </w:pPr>
-    </w:p>
-    <w:p>
-      <w:pPr>
         <w:pStyle w:val="Ttulo2"/>
       </w:pPr>
-      <w:bookmarkStart w:id="8" w:name="_Toc225252414"/>
-      <w:r>
-        <w:lastRenderedPageBreak/>
+      <w:bookmarkStart w:id="8" w:name="_Toc227051297"/>
+      <w:r>
         <w:t>Concepto de ciclo de vida</w:t>
       </w:r>
       <w:bookmarkEnd w:id="8"/>
-    </w:p>
-    <w:p>
-      <w:pPr>
-        <w:rPr>
-          <w:lang w:val="es-419" w:eastAsia="es-CO"/>
-        </w:rPr>
-      </w:pPr>
     </w:p>
     <w:p>
       <w:pPr>
@@ -5624,6 +5441,7 @@
                 <w:b/>
                 <w:bCs/>
               </w:rPr>
+              <w:lastRenderedPageBreak/>
               <w:t xml:space="preserve">Transcripción pódcast. </w:t>
             </w:r>
             <w:r>
@@ -5723,7 +5541,6 @@
                 <w:b/>
                 <w:bCs/>
               </w:rPr>
-              <w:lastRenderedPageBreak/>
               <w:t>Mujer</w:t>
             </w:r>
           </w:p>
@@ -5764,6 +5581,7 @@
                 <w:b/>
                 <w:bCs/>
               </w:rPr>
+              <w:lastRenderedPageBreak/>
               <w:t>Hombre</w:t>
             </w:r>
           </w:p>
@@ -5849,7 +5667,6 @@
           </w:p>
           <w:p>
             <w:r>
-              <w:lastRenderedPageBreak/>
               <w:t>Así el proyecto avanza paso a paso y se va consolidando.</w:t>
             </w:r>
           </w:p>
@@ -5895,12 +5712,19 @@
                 <w:b/>
                 <w:bCs/>
               </w:rPr>
+              <w:lastRenderedPageBreak/>
               <w:t>Mujer</w:t>
             </w:r>
           </w:p>
           <w:p>
             <w:r>
-              <w:t>Por eso es tan importante tener claridad en cada etapa, para que el proyecto puede avanzar con orden.</w:t>
+              <w:t>Por eso es tan importante tener claridad en cada etapa, para que el proyecto pued</w:t>
+            </w:r>
+            <w:r>
+              <w:t>a</w:t>
+            </w:r>
+            <w:r>
+              <w:t xml:space="preserve"> avanzar con orden.</w:t>
             </w:r>
           </w:p>
           <w:p>
@@ -5968,7 +5792,6 @@
               <w:t>Así el proceso avanza paso a paso.</w:t>
             </w:r>
           </w:p>
-          <w:p/>
           <w:p>
             <w:pPr>
               <w:rPr>
@@ -5981,7 +5804,6 @@
                 <w:b/>
                 <w:bCs/>
               </w:rPr>
-              <w:lastRenderedPageBreak/>
               <w:t>Mujer</w:t>
             </w:r>
           </w:p>
@@ -6022,6 +5844,7 @@
           </w:p>
           <w:p>
             <w:r>
+              <w:lastRenderedPageBreak/>
               <w:t>(Pausa)</w:t>
             </w:r>
           </w:p>
@@ -6064,7 +5887,7 @@
       <w:pPr>
         <w:pStyle w:val="Ttulo2"/>
       </w:pPr>
-      <w:bookmarkStart w:id="9" w:name="_Toc225252415"/>
+      <w:bookmarkStart w:id="9" w:name="_Toc227051298"/>
       <w:r>
         <w:t>Función del ciclo de vida en la estructuración</w:t>
       </w:r>
@@ -6076,33 +5899,12 @@
           <w:lang w:val="es-419" w:eastAsia="es-CO"/>
         </w:rPr>
       </w:pPr>
-    </w:p>
-    <w:p>
-      <w:pPr>
-        <w:rPr>
-          <w:lang w:val="es-419" w:eastAsia="es-CO"/>
-        </w:rPr>
-      </w:pPr>
-      <w:r>
-        <w:rPr>
-          <w:lang w:val="es-419" w:eastAsia="es-CO"/>
-        </w:rPr>
-        <w:t xml:space="preserve">El ciclo de vida cumple una función organizadora dentro del proyecto, ya que permite dividirlo en etapas manejables. Esta segmentación favorece el análisis y la planificación, debido a que cada fase puede abordarse con mayor claridad conceptual y operativa. En consecuencia, el proyecto deja de concebirse como una secuencia aislada de acciones y se comprende como un proceso articulado que exige coherencia y </w:t>
-      </w:r>
-      <w:r>
-        <w:rPr>
-          <w:lang w:val="es-419" w:eastAsia="es-CO"/>
-        </w:rPr>
-        <w:lastRenderedPageBreak/>
-        <w:t>previsión. Cuando la estructuración se fundamenta en el ciclo de vida, se generan beneficios concretos en la organización del trabajo:</w:t>
-      </w:r>
-    </w:p>
-    <w:p>
-      <w:pPr>
-        <w:rPr>
-          <w:lang w:val="es-419" w:eastAsia="es-CO"/>
-        </w:rPr>
-      </w:pPr>
+      <w:r>
+        <w:rPr>
+          <w:lang w:val="es-419" w:eastAsia="es-CO"/>
+        </w:rPr>
+        <w:t>El ciclo de vida cumple una función organizadora dentro del proyecto, ya que permite dividirlo en etapas manejables. Esta segmentación favorece el análisis y la planificación, debido a que cada fase puede abordarse con mayor claridad conceptual y operativa. En consecuencia, el proyecto deja de concebirse como una secuencia aislada de acciones y se comprende como un proceso articulado que exige coherencia y previsión. Cuando la estructuración se fundamenta en el ciclo de vida, se generan beneficios concretos en la organización del trabajo:</w:t>
+      </w:r>
     </w:p>
     <w:p>
       <w:pPr>
@@ -6111,7 +5913,7 @@
           <w:ilvl w:val="0"/>
           <w:numId w:val="13"/>
         </w:numPr>
-        <w:ind w:left="567" w:hanging="283"/>
+        <w:ind w:left="567" w:hanging="425"/>
         <w:rPr>
           <w:lang w:val="es-419" w:eastAsia="es-CO"/>
         </w:rPr>
@@ -6130,7 +5932,7 @@
           <w:ilvl w:val="0"/>
           <w:numId w:val="13"/>
         </w:numPr>
-        <w:ind w:left="567" w:hanging="283"/>
+        <w:ind w:left="567" w:hanging="425"/>
         <w:rPr>
           <w:lang w:val="es-419" w:eastAsia="es-CO"/>
         </w:rPr>
@@ -6149,7 +5951,7 @@
           <w:ilvl w:val="0"/>
           <w:numId w:val="13"/>
         </w:numPr>
-        <w:ind w:left="567" w:hanging="283"/>
+        <w:ind w:left="567" w:hanging="425"/>
         <w:rPr>
           <w:lang w:val="es-419" w:eastAsia="es-CO"/>
         </w:rPr>
@@ -6168,7 +5970,7 @@
           <w:ilvl w:val="0"/>
           <w:numId w:val="13"/>
         </w:numPr>
-        <w:ind w:left="567" w:hanging="283"/>
+        <w:ind w:left="567" w:hanging="425"/>
         <w:rPr>
           <w:lang w:val="es-419" w:eastAsia="es-CO"/>
         </w:rPr>
@@ -6203,32 +6005,17 @@
     </w:p>
     <w:p>
       <w:pPr>
-        <w:rPr>
-          <w:lang w:val="es-419" w:eastAsia="es-CO"/>
-        </w:rPr>
-      </w:pPr>
-    </w:p>
-    <w:p>
-      <w:pPr>
         <w:pStyle w:val="Ttulo2"/>
       </w:pPr>
-      <w:bookmarkStart w:id="10" w:name="_Toc225252416"/>
-      <w:r>
+      <w:bookmarkStart w:id="10" w:name="_Toc227051299"/>
+      <w:r>
+        <w:lastRenderedPageBreak/>
         <w:t>Relación entre el ciclo de vida y la identificación de requerimientos</w:t>
       </w:r>
       <w:bookmarkEnd w:id="10"/>
     </w:p>
     <w:p>
       <w:pPr>
-        <w:pStyle w:val="Ttulo2"/>
-        <w:numPr>
-          <w:ilvl w:val="0"/>
-          <w:numId w:val="0"/>
-        </w:numPr>
-      </w:pPr>
-    </w:p>
-    <w:p>
-      <w:pPr>
         <w:rPr>
           <w:lang w:val="es-419" w:eastAsia="es-CO"/>
         </w:rPr>
@@ -6239,14 +6026,6 @@
         </w:rPr>
         <w:t>La relación entre el ciclo de vida y los requerimientos es directa y estructural. Cada fase demanda condiciones específicas que deben preverse con anticipación para garantizar el desarrollo adecuado del proyecto. Por ello, la identificación oportuna de los requerimientos no constituye una actividad aislada, sino un componente integrado a la dinámica de cada etapa. A continuación, se sintetiza la correspondencia entre fase y tipo de requerimiento:</w:t>
       </w:r>
-    </w:p>
-    <w:p>
-      <w:pPr>
-        <w:ind w:left="567" w:hanging="283"/>
-        <w:rPr>
-          <w:lang w:val="es-419" w:eastAsia="es-CO"/>
-        </w:rPr>
-      </w:pPr>
     </w:p>
     <w:p>
       <w:pPr>
@@ -6255,7 +6034,7 @@
           <w:ilvl w:val="0"/>
           <w:numId w:val="14"/>
         </w:numPr>
-        <w:ind w:left="567" w:hanging="283"/>
+        <w:ind w:left="567" w:hanging="425"/>
         <w:rPr>
           <w:lang w:val="es-419" w:eastAsia="es-CO"/>
         </w:rPr>
@@ -6280,7 +6059,7 @@
           <w:ilvl w:val="0"/>
           <w:numId w:val="14"/>
         </w:numPr>
-        <w:ind w:left="567" w:hanging="283"/>
+        <w:ind w:left="567" w:hanging="425"/>
         <w:rPr>
           <w:rStyle w:val="Ttulo5Car"/>
         </w:rPr>
@@ -6305,7 +6084,7 @@
           <w:ilvl w:val="0"/>
           <w:numId w:val="14"/>
         </w:numPr>
-        <w:ind w:left="567" w:hanging="283"/>
+        <w:ind w:left="567" w:hanging="425"/>
         <w:rPr>
           <w:lang w:val="es-419" w:eastAsia="es-CO"/>
         </w:rPr>
@@ -6314,7 +6093,6 @@
         <w:rPr>
           <w:rStyle w:val="Ttulo5Car"/>
         </w:rPr>
-        <w:lastRenderedPageBreak/>
         <w:t>Ejecución.</w:t>
       </w:r>
       <w:r>
@@ -6331,7 +6109,7 @@
           <w:ilvl w:val="0"/>
           <w:numId w:val="14"/>
         </w:numPr>
-        <w:ind w:left="567" w:hanging="283"/>
+        <w:ind w:left="567" w:hanging="425"/>
         <w:rPr>
           <w:rStyle w:val="Ttulo5Car"/>
         </w:rPr>
@@ -6356,7 +6134,7 @@
           <w:ilvl w:val="0"/>
           <w:numId w:val="14"/>
         </w:numPr>
-        <w:ind w:left="567" w:hanging="283"/>
+        <w:ind w:left="567" w:hanging="425"/>
         <w:rPr>
           <w:rStyle w:val="Ttulo5Car"/>
           <w:rFonts w:asciiTheme="minorHAnsi" w:eastAsiaTheme="minorHAnsi" w:hAnsiTheme="minorHAnsi" w:cstheme="minorBidi"/>
@@ -6383,13 +6161,6 @@
     <w:p>
       <w:pPr>
         <w:rPr>
-          <w:rStyle w:val="Ttulo5Car"/>
-        </w:rPr>
-      </w:pPr>
-    </w:p>
-    <w:p>
-      <w:pPr>
-        <w:rPr>
           <w:lang w:val="es-419" w:eastAsia="es-CO"/>
         </w:rPr>
       </w:pPr>
@@ -6411,7 +6182,7 @@
       <w:pPr>
         <w:pStyle w:val="Ttulo2"/>
       </w:pPr>
-      <w:bookmarkStart w:id="11" w:name="_Toc225252417"/>
+      <w:bookmarkStart w:id="11" w:name="_Toc227051300"/>
       <w:r>
         <w:t>Importancia del ciclo de vida en el contexto profesional</w:t>
       </w:r>
@@ -6423,13 +6194,6 @@
           <w:lang w:val="es-419" w:eastAsia="es-CO"/>
         </w:rPr>
       </w:pPr>
-    </w:p>
-    <w:p>
-      <w:pPr>
-        <w:rPr>
-          <w:lang w:val="es-419" w:eastAsia="es-CO"/>
-        </w:rPr>
-      </w:pPr>
       <w:r>
         <w:rPr>
           <w:lang w:val="es-419" w:eastAsia="es-CO"/>
@@ -6447,6 +6211,7 @@
         <w:rPr>
           <w:lang w:val="es-419" w:eastAsia="es-CO"/>
         </w:rPr>
+        <w:lastRenderedPageBreak/>
         <w:t>Además, el ciclo de vida favorece la claridad en la comunicación, ya que permite explicar el proyecto en términos de etapas definidas. Esta claridad contribuye a fortalecer la comprensión de los procesos y a garantizar que cada integrante del equipo conozca su papel dentro del desarrollo del proyecto.</w:t>
       </w:r>
     </w:p>
@@ -6465,11 +6230,17 @@
     </w:p>
     <w:p>
       <w:pPr>
+        <w:rPr>
+          <w:lang w:val="es-419" w:eastAsia="es-CO"/>
+        </w:rPr>
+      </w:pPr>
+    </w:p>
+    <w:p>
+      <w:pPr>
         <w:pStyle w:val="Ttulo2"/>
       </w:pPr>
-      <w:bookmarkStart w:id="12" w:name="_Toc225252418"/>
-      <w:r>
-        <w:lastRenderedPageBreak/>
+      <w:bookmarkStart w:id="12" w:name="_Toc227051301"/>
+      <w:r>
         <w:t>Ciclo de vida y logro del propósito del proyecto</w:t>
       </w:r>
       <w:bookmarkEnd w:id="12"/>
@@ -6480,13 +6251,6 @@
           <w:lang w:val="es-419" w:eastAsia="es-CO"/>
         </w:rPr>
       </w:pPr>
-    </w:p>
-    <w:p>
-      <w:pPr>
-        <w:rPr>
-          <w:lang w:val="es-419" w:eastAsia="es-CO"/>
-        </w:rPr>
-      </w:pPr>
       <w:r>
         <w:rPr>
           <w:lang w:val="es-419" w:eastAsia="es-CO"/>
@@ -6517,13 +6281,7 @@
     </w:p>
     <w:p>
       <w:pPr>
-        <w:rPr>
-          <w:lang w:val="es-419" w:eastAsia="es-CO"/>
-        </w:rPr>
-      </w:pPr>
-    </w:p>
-    <w:p>
-      <w:pPr>
+        <w:ind w:firstLine="0"/>
         <w:rPr>
           <w:lang w:val="es-419" w:eastAsia="es-CO"/>
         </w:rPr>
@@ -6534,10 +6292,16 @@
           <w:lang w:val="es-419" w:eastAsia="es-CO"/>
         </w:rPr>
         <w:drawing>
-          <wp:inline distT="0" distB="0" distL="0" distR="0" wp14:anchorId="0C2BAC2B" wp14:editId="3D736A40">
+          <wp:inline distT="0" distB="0" distL="0" distR="0" wp14:anchorId="0C2BAC2B" wp14:editId="2687A1E2">
             <wp:extent cx="6332220" cy="942975"/>
             <wp:effectExtent l="0" t="0" r="0" b="9525"/>
-            <wp:docPr id="2" name="Gráfico 2"/>
+            <wp:docPr id="2" name="Gráfico 2" descr="Presenta una secuencia lineal de cinco etapas representadas por círculos de colores conectados por flechas. Las fases son Inicio, Planificación, Ejecución, Control y Cierre. Cada etapa incluye un ícono alusivo: una bombilla para inicio, una lista para planificación, engranajes para ejecución, una gráfica con lupa para control y una lista con verificación para cierre. La figura ilustra el proceso general de desarrollo de un proyecto desde su inicio hasta su finalización.">
+              <a:extLst xmlns:a="http://schemas.openxmlformats.org/drawingml/2006/main">
+                <a:ext uri="{C183D7F6-B498-43B3-948B-1728B52AA6E4}">
+                  <adec:decorative xmlns:adec="http://schemas.microsoft.com/office/drawing/2017/decorative" val="0"/>
+                </a:ext>
+              </a:extLst>
+            </wp:docPr>
             <wp:cNvGraphicFramePr>
               <a:graphicFrameLocks xmlns:a="http://schemas.openxmlformats.org/drawingml/2006/main" noChangeAspect="1"/>
             </wp:cNvGraphicFramePr>
@@ -6545,7 +6309,13 @@
               <a:graphicData uri="http://schemas.openxmlformats.org/drawingml/2006/picture">
                 <pic:pic xmlns:pic="http://schemas.openxmlformats.org/drawingml/2006/picture">
                   <pic:nvPicPr>
-                    <pic:cNvPr id="2" name="Gráfico 2"/>
+                    <pic:cNvPr id="2" name="Gráfico 2" descr="Presenta una secuencia lineal de cinco etapas representadas por círculos de colores conectados por flechas. Las fases son Inicio, Planificación, Ejecución, Control y Cierre. Cada etapa incluye un ícono alusivo: una bombilla para inicio, una lista para planificación, engranajes para ejecución, una gráfica con lupa para control y una lista con verificación para cierre. La figura ilustra el proceso general de desarrollo de un proyecto desde su inicio hasta su finalización.">
+                      <a:extLst>
+                        <a:ext uri="{C183D7F6-B498-43B3-948B-1728B52AA6E4}">
+                          <adec:decorative xmlns:adec="http://schemas.microsoft.com/office/drawing/2017/decorative" val="0"/>
+                        </a:ext>
+                      </a:extLst>
+                    </pic:cNvPr>
                     <pic:cNvPicPr/>
                   </pic:nvPicPr>
                   <pic:blipFill>
@@ -6588,19 +6358,12 @@
     </w:p>
     <w:p>
       <w:pPr>
-        <w:rPr>
-          <w:lang w:val="es-419" w:eastAsia="es-CO"/>
-        </w:rPr>
-      </w:pPr>
-    </w:p>
-    <w:p>
-      <w:pPr>
         <w:pStyle w:val="Prrafodelista"/>
         <w:numPr>
           <w:ilvl w:val="0"/>
           <w:numId w:val="15"/>
         </w:numPr>
-        <w:ind w:left="567" w:hanging="283"/>
+        <w:ind w:left="567" w:hanging="425"/>
         <w:rPr>
           <w:lang w:val="es-419" w:eastAsia="es-CO"/>
         </w:rPr>
@@ -6609,6 +6372,7 @@
         <w:rPr>
           <w:rStyle w:val="Ttulo5Car"/>
         </w:rPr>
+        <w:lastRenderedPageBreak/>
         <w:t>Inicio.</w:t>
       </w:r>
       <w:r>
@@ -6625,7 +6389,7 @@
           <w:ilvl w:val="0"/>
           <w:numId w:val="15"/>
         </w:numPr>
-        <w:ind w:left="567" w:hanging="283"/>
+        <w:ind w:left="567" w:hanging="425"/>
         <w:rPr>
           <w:lang w:val="es-419" w:eastAsia="es-CO"/>
         </w:rPr>
@@ -6634,7 +6398,6 @@
         <w:rPr>
           <w:rStyle w:val="Ttulo5Car"/>
         </w:rPr>
-        <w:lastRenderedPageBreak/>
         <w:t>Planeación.</w:t>
       </w:r>
       <w:r>
@@ -6651,7 +6414,7 @@
           <w:ilvl w:val="0"/>
           <w:numId w:val="15"/>
         </w:numPr>
-        <w:ind w:left="567" w:hanging="283"/>
+        <w:ind w:left="567" w:hanging="425"/>
         <w:rPr>
           <w:lang w:val="es-419" w:eastAsia="es-CO"/>
         </w:rPr>
@@ -6676,7 +6439,7 @@
           <w:ilvl w:val="0"/>
           <w:numId w:val="15"/>
         </w:numPr>
-        <w:ind w:left="567" w:hanging="283"/>
+        <w:ind w:left="567" w:hanging="425"/>
         <w:rPr>
           <w:lang w:val="es-419" w:eastAsia="es-CO"/>
         </w:rPr>
@@ -6701,7 +6464,7 @@
           <w:ilvl w:val="0"/>
           <w:numId w:val="15"/>
         </w:numPr>
-        <w:ind w:left="567" w:hanging="283"/>
+        <w:ind w:left="567" w:hanging="425"/>
         <w:rPr>
           <w:lang w:val="es-419" w:eastAsia="es-CO"/>
         </w:rPr>
@@ -6736,6 +6499,7 @@
         <w:rPr>
           <w:lang w:val="es-419" w:eastAsia="es-CO"/>
         </w:rPr>
+        <w:lastRenderedPageBreak/>
         <w:t>Cada fase incorpora un elemento indispensable dentro del proceso global. En conjunto, estas etapas permiten que el propósito del proyecto trascienda la intención inicial y se materialice mediante una secuencia organizada, controlada y coherente de acciones.</w:t>
       </w:r>
     </w:p>
@@ -6748,9 +6512,107 @@
     </w:p>
     <w:p>
       <w:pPr>
+        <w:rPr>
+          <w:lang w:val="es-419" w:eastAsia="es-CO"/>
+        </w:rPr>
+      </w:pPr>
+    </w:p>
+    <w:p>
+      <w:pPr>
+        <w:rPr>
+          <w:lang w:val="es-419" w:eastAsia="es-CO"/>
+        </w:rPr>
+      </w:pPr>
+    </w:p>
+    <w:p>
+      <w:pPr>
+        <w:rPr>
+          <w:lang w:val="es-419" w:eastAsia="es-CO"/>
+        </w:rPr>
+      </w:pPr>
+    </w:p>
+    <w:p>
+      <w:pPr>
+        <w:rPr>
+          <w:lang w:val="es-419" w:eastAsia="es-CO"/>
+        </w:rPr>
+      </w:pPr>
+    </w:p>
+    <w:p>
+      <w:pPr>
+        <w:rPr>
+          <w:lang w:val="es-419" w:eastAsia="es-CO"/>
+        </w:rPr>
+      </w:pPr>
+    </w:p>
+    <w:p>
+      <w:pPr>
+        <w:rPr>
+          <w:lang w:val="es-419" w:eastAsia="es-CO"/>
+        </w:rPr>
+      </w:pPr>
+    </w:p>
+    <w:p>
+      <w:pPr>
+        <w:rPr>
+          <w:lang w:val="es-419" w:eastAsia="es-CO"/>
+        </w:rPr>
+      </w:pPr>
+    </w:p>
+    <w:p>
+      <w:pPr>
+        <w:rPr>
+          <w:lang w:val="es-419" w:eastAsia="es-CO"/>
+        </w:rPr>
+      </w:pPr>
+    </w:p>
+    <w:p>
+      <w:pPr>
+        <w:rPr>
+          <w:lang w:val="es-419" w:eastAsia="es-CO"/>
+        </w:rPr>
+      </w:pPr>
+    </w:p>
+    <w:p>
+      <w:pPr>
+        <w:rPr>
+          <w:lang w:val="es-419" w:eastAsia="es-CO"/>
+        </w:rPr>
+      </w:pPr>
+    </w:p>
+    <w:p>
+      <w:pPr>
+        <w:rPr>
+          <w:lang w:val="es-419" w:eastAsia="es-CO"/>
+        </w:rPr>
+      </w:pPr>
+    </w:p>
+    <w:p>
+      <w:pPr>
+        <w:rPr>
+          <w:lang w:val="es-419" w:eastAsia="es-CO"/>
+        </w:rPr>
+      </w:pPr>
+    </w:p>
+    <w:p>
+      <w:pPr>
+        <w:rPr>
+          <w:lang w:val="es-419" w:eastAsia="es-CO"/>
+        </w:rPr>
+      </w:pPr>
+    </w:p>
+    <w:p>
+      <w:pPr>
+        <w:rPr>
+          <w:lang w:val="es-419" w:eastAsia="es-CO"/>
+        </w:rPr>
+      </w:pPr>
+    </w:p>
+    <w:p>
+      <w:pPr>
         <w:pStyle w:val="Ttulo1"/>
       </w:pPr>
-      <w:bookmarkStart w:id="13" w:name="_Toc225252419"/>
+      <w:bookmarkStart w:id="13" w:name="_Toc227051302"/>
       <w:r>
         <w:lastRenderedPageBreak/>
         <w:t>Fases del ciclo de vida del proyecto</w:t>
@@ -6763,13 +6625,6 @@
           <w:lang w:val="es-419" w:eastAsia="es-CO"/>
         </w:rPr>
       </w:pPr>
-    </w:p>
-    <w:p>
-      <w:pPr>
-        <w:rPr>
-          <w:lang w:val="es-419" w:eastAsia="es-CO"/>
-        </w:rPr>
-      </w:pPr>
       <w:r>
         <w:rPr>
           <w:lang w:val="es-419" w:eastAsia="es-CO"/>
@@ -6814,7 +6669,7 @@
       <w:pPr>
         <w:pStyle w:val="Ttulo2"/>
       </w:pPr>
-      <w:bookmarkStart w:id="14" w:name="_Toc225252420"/>
+      <w:bookmarkStart w:id="14" w:name="_Toc227051303"/>
       <w:r>
         <w:t>Fase de inicio</w:t>
       </w:r>
@@ -6826,13 +6681,6 @@
           <w:lang w:val="es-419" w:eastAsia="es-CO"/>
         </w:rPr>
       </w:pPr>
-    </w:p>
-    <w:p>
-      <w:pPr>
-        <w:rPr>
-          <w:lang w:val="es-419" w:eastAsia="es-CO"/>
-        </w:rPr>
-      </w:pPr>
       <w:r>
         <w:rPr>
           <w:lang w:val="es-419" w:eastAsia="es-CO"/>
@@ -6850,8 +6698,14 @@
         <w:rPr>
           <w:lang w:val="es-419" w:eastAsia="es-CO"/>
         </w:rPr>
+        <w:t xml:space="preserve">La calidad de la estructuración en esta fase influye directamente en las etapas posteriores. Cuando la necesidad no se identifica con claridad o el propósito carece de precisión, el proyecto puede avanzar sin dirección definida, lo que compromete su </w:t>
+      </w:r>
+      <w:r>
+        <w:rPr>
+          <w:lang w:val="es-419" w:eastAsia="es-CO"/>
+        </w:rPr>
         <w:lastRenderedPageBreak/>
-        <w:t>La calidad de la estructuración en esta fase influye directamente en las etapas posteriores. Cuando la necesidad no se identifica con claridad o el propósito carece de precisión, el proyecto puede avanzar sin dirección definida, lo que compromete su coherencia interna. La fase de inicio consolida las bases conceptuales y contextuales que orientan el desarrollo coherente y estructurado del proyecto:</w:t>
+        <w:t>coherencia interna. La fase de inicio consolida las bases conceptuales y contextuales que orientan el desarrollo coherente y estructurado del proyecto:</w:t>
       </w:r>
     </w:p>
     <w:p>
@@ -6880,6 +6734,20 @@
           <w:lang w:val="es-419" w:eastAsia="es-CO"/>
         </w:rPr>
         <w:t>La identificación de la necesidad constituye el punto de partida del proyecto. Toda iniciativa surge como respuesta a una problemática, una oportunidad de mejora o una situación que requiere intervención. Reconocerla implica realizar un análisis preliminar del entorno para determinar qué situación demanda atención. La necesidad debe describirse de manera objetiva, evitando interpretaciones subjetivas o suposiciones sin sustento.</w:t>
+      </w:r>
+    </w:p>
+    <w:p>
+      <w:pPr>
+        <w:ind w:firstLine="0"/>
+        <w:rPr>
+          <w:lang w:val="es-419" w:eastAsia="es-CO"/>
+        </w:rPr>
+      </w:pPr>
+      <w:r>
+        <w:rPr>
+          <w:lang w:val="es-419" w:eastAsia="es-CO"/>
+        </w:rPr>
+        <w:t>Para ello, pueden considerarse los siguientes elementos:</w:t>
       </w:r>
     </w:p>
     <w:p>
@@ -6889,16 +6757,16 @@
           <w:ilvl w:val="0"/>
           <w:numId w:val="16"/>
         </w:numPr>
-        <w:ind w:left="567" w:hanging="283"/>
-        <w:rPr>
-          <w:lang w:val="es-419" w:eastAsia="es-CO"/>
-        </w:rPr>
-      </w:pPr>
-      <w:r>
-        <w:rPr>
-          <w:lang w:val="es-419" w:eastAsia="es-CO"/>
-        </w:rPr>
-        <w:t>Para ello, pueden considerarse los siguientes elementos:</w:t>
+        <w:ind w:left="567" w:hanging="425"/>
+        <w:rPr>
+          <w:lang w:val="es-419" w:eastAsia="es-CO"/>
+        </w:rPr>
+      </w:pPr>
+      <w:r>
+        <w:rPr>
+          <w:lang w:val="es-419" w:eastAsia="es-CO"/>
+        </w:rPr>
+        <w:t>Situaciones problemáticas recurrentes.</w:t>
       </w:r>
     </w:p>
     <w:p>
@@ -6908,16 +6776,16 @@
           <w:ilvl w:val="0"/>
           <w:numId w:val="16"/>
         </w:numPr>
-        <w:ind w:left="567" w:hanging="283"/>
-        <w:rPr>
-          <w:lang w:val="es-419" w:eastAsia="es-CO"/>
-        </w:rPr>
-      </w:pPr>
-      <w:r>
-        <w:rPr>
-          <w:lang w:val="es-419" w:eastAsia="es-CO"/>
-        </w:rPr>
-        <w:t>Situaciones problemáticas recurrentes.</w:t>
+        <w:ind w:left="567" w:hanging="425"/>
+        <w:rPr>
+          <w:lang w:val="es-419" w:eastAsia="es-CO"/>
+        </w:rPr>
+      </w:pPr>
+      <w:r>
+        <w:rPr>
+          <w:lang w:val="es-419" w:eastAsia="es-CO"/>
+        </w:rPr>
+        <w:t>Resultados insatisfactorios en un proceso.</w:t>
       </w:r>
     </w:p>
     <w:p>
@@ -6927,16 +6795,16 @@
           <w:ilvl w:val="0"/>
           <w:numId w:val="16"/>
         </w:numPr>
-        <w:ind w:left="567" w:hanging="283"/>
-        <w:rPr>
-          <w:lang w:val="es-419" w:eastAsia="es-CO"/>
-        </w:rPr>
-      </w:pPr>
-      <w:r>
-        <w:rPr>
-          <w:lang w:val="es-419" w:eastAsia="es-CO"/>
-        </w:rPr>
-        <w:t>Resultados insatisfactorios en un proceso.</w:t>
+        <w:ind w:left="567" w:hanging="425"/>
+        <w:rPr>
+          <w:lang w:val="es-419" w:eastAsia="es-CO"/>
+        </w:rPr>
+      </w:pPr>
+      <w:r>
+        <w:rPr>
+          <w:lang w:val="es-419" w:eastAsia="es-CO"/>
+        </w:rPr>
+        <w:t>Demandas no atendidas en el entorno laboral.</w:t>
       </w:r>
     </w:p>
     <w:p>
@@ -6946,26 +6814,7 @@
           <w:ilvl w:val="0"/>
           <w:numId w:val="16"/>
         </w:numPr>
-        <w:ind w:left="567" w:hanging="283"/>
-        <w:rPr>
-          <w:lang w:val="es-419" w:eastAsia="es-CO"/>
-        </w:rPr>
-      </w:pPr>
-      <w:r>
-        <w:rPr>
-          <w:lang w:val="es-419" w:eastAsia="es-CO"/>
-        </w:rPr>
-        <w:t>Demandas no atendidas en el entorno laboral.</w:t>
-      </w:r>
-    </w:p>
-    <w:p>
-      <w:pPr>
-        <w:pStyle w:val="Prrafodelista"/>
-        <w:numPr>
-          <w:ilvl w:val="0"/>
-          <w:numId w:val="16"/>
-        </w:numPr>
-        <w:ind w:left="567" w:hanging="283"/>
+        <w:ind w:left="567" w:hanging="425"/>
         <w:rPr>
           <w:lang w:val="es-419" w:eastAsia="es-CO"/>
         </w:rPr>
@@ -6999,31 +6848,30 @@
     </w:p>
     <w:p>
       <w:pPr>
-        <w:rPr>
-          <w:lang w:val="es-419" w:eastAsia="es-CO"/>
-        </w:rPr>
-      </w:pPr>
-    </w:p>
-    <w:p>
-      <w:pPr>
         <w:pStyle w:val="Ttulo5"/>
       </w:pPr>
       <w:r>
+        <w:t>Análisis del contexto</w:t>
+      </w:r>
+    </w:p>
+    <w:p>
+      <w:pPr>
+        <w:rPr>
+          <w:lang w:val="es-419" w:eastAsia="es-CO"/>
+        </w:rPr>
+      </w:pPr>
+      <w:r>
+        <w:rPr>
+          <w:lang w:val="es-419" w:eastAsia="es-CO"/>
+        </w:rPr>
+        <w:t xml:space="preserve">El análisis del contexto permite comprender las condiciones del entorno en el cual se desarrollará el proyecto. Este análisis abarca factores organizacionales, sociales, técnicos y económicos que pueden incidir en la ejecución. El contexto determina tanto </w:t>
+      </w:r>
+      <w:r>
+        <w:rPr>
+          <w:lang w:val="es-419" w:eastAsia="es-CO"/>
+        </w:rPr>
         <w:lastRenderedPageBreak/>
-        <w:t>Análisis del contexto</w:t>
-      </w:r>
-    </w:p>
-    <w:p>
-      <w:pPr>
-        <w:rPr>
-          <w:lang w:val="es-419" w:eastAsia="es-CO"/>
-        </w:rPr>
-      </w:pPr>
-      <w:r>
-        <w:rPr>
-          <w:lang w:val="es-419" w:eastAsia="es-CO"/>
-        </w:rPr>
-        <w:t>El análisis del contexto permite comprender las condiciones del entorno en el cual se desarrollará el proyecto. Este análisis abarca factores organizacionales, sociales, técnicos y económicos que pueden incidir en la ejecución. El contexto determina tanto las posibilidades como las limitaciones del proyecto. Aspectos como la disponibilidad de recursos, la normativa vigente o las características de la población beneficiaria influyen en la estructuración de las fases posteriores.</w:t>
+        <w:t>las posibilidades como las limitaciones del proyecto. Aspectos como la disponibilidad de recursos, la normativa vigente o las características de la población beneficiaria influyen en la estructuración de las fases posteriores.</w:t>
       </w:r>
     </w:p>
     <w:p>
@@ -7079,13 +6927,6 @@
         </w:rPr>
         <w:t>Una delimitación clara evita la expansión descontrolada del proyecto y mantiene el enfoque en la situación prioritaria. Además, facilita la formulación de objetivos coherentes con la problemática identificada. Para fortalecer esta delimitación, es pertinente responder preguntas orientadoras como:</w:t>
       </w:r>
-    </w:p>
-    <w:p>
-      <w:pPr>
-        <w:rPr>
-          <w:lang w:val="es-419" w:eastAsia="es-CO"/>
-        </w:rPr>
-      </w:pPr>
     </w:p>
     <w:p>
       <w:pPr>
@@ -7094,7 +6935,7 @@
           <w:ilvl w:val="0"/>
           <w:numId w:val="17"/>
         </w:numPr>
-        <w:ind w:left="567" w:hanging="283"/>
+        <w:ind w:left="567" w:hanging="425"/>
         <w:rPr>
           <w:lang w:val="es-419" w:eastAsia="es-CO"/>
         </w:rPr>
@@ -7113,7 +6954,7 @@
           <w:ilvl w:val="0"/>
           <w:numId w:val="17"/>
         </w:numPr>
-        <w:ind w:left="567" w:hanging="283"/>
+        <w:ind w:left="567" w:hanging="425"/>
         <w:rPr>
           <w:lang w:val="es-419" w:eastAsia="es-CO"/>
         </w:rPr>
@@ -7132,7 +6973,7 @@
           <w:ilvl w:val="0"/>
           <w:numId w:val="17"/>
         </w:numPr>
-        <w:ind w:left="567" w:hanging="283"/>
+        <w:ind w:left="567" w:hanging="425"/>
         <w:rPr>
           <w:lang w:val="es-419" w:eastAsia="es-CO"/>
         </w:rPr>
@@ -7151,46 +6992,52 @@
           <w:ilvl w:val="0"/>
           <w:numId w:val="17"/>
         </w:numPr>
-        <w:ind w:left="567" w:hanging="283"/>
-        <w:rPr>
-          <w:lang w:val="es-419" w:eastAsia="es-CO"/>
-        </w:rPr>
-      </w:pPr>
+        <w:ind w:left="567" w:hanging="425"/>
+        <w:rPr>
+          <w:lang w:val="es-419" w:eastAsia="es-CO"/>
+        </w:rPr>
+      </w:pPr>
+      <w:r>
+        <w:rPr>
+          <w:lang w:val="es-419" w:eastAsia="es-CO"/>
+        </w:rPr>
+        <w:t>¿Qué consecuencias genera?</w:t>
+      </w:r>
+    </w:p>
+    <w:p>
+      <w:pPr>
+        <w:ind w:firstLine="0"/>
+        <w:rPr>
+          <w:lang w:val="es-419" w:eastAsia="es-CO"/>
+        </w:rPr>
+      </w:pPr>
+    </w:p>
+    <w:p>
+      <w:pPr>
+        <w:pStyle w:val="Ttulo5"/>
+      </w:pPr>
+      <w:r>
+        <w:t>Definición del propósito</w:t>
+      </w:r>
+    </w:p>
+    <w:p>
+      <w:pPr>
+        <w:rPr>
+          <w:lang w:val="es-419" w:eastAsia="es-CO"/>
+        </w:rPr>
+      </w:pPr>
+      <w:r>
+        <w:rPr>
+          <w:lang w:val="es-419" w:eastAsia="es-CO"/>
+        </w:rPr>
+        <w:t xml:space="preserve">El propósito representa la meta general que el proyecto busca alcanzar. Surge como respuesta directa a la necesidad identificada y orienta todas las fases posteriores. </w:t>
+      </w:r>
       <w:r>
         <w:rPr>
           <w:lang w:val="es-419" w:eastAsia="es-CO"/>
         </w:rPr>
         <w:lastRenderedPageBreak/>
-        <w:t>¿Qué consecuencias genera?</w:t>
-      </w:r>
-    </w:p>
-    <w:p>
-      <w:pPr>
-        <w:ind w:firstLine="0"/>
-        <w:rPr>
-          <w:lang w:val="es-419" w:eastAsia="es-CO"/>
-        </w:rPr>
-      </w:pPr>
-    </w:p>
-    <w:p>
-      <w:pPr>
-        <w:pStyle w:val="Ttulo5"/>
-      </w:pPr>
-      <w:r>
-        <w:t>Definición del propósito</w:t>
-      </w:r>
-    </w:p>
-    <w:p>
-      <w:pPr>
-        <w:rPr>
-          <w:lang w:val="es-419" w:eastAsia="es-CO"/>
-        </w:rPr>
-      </w:pPr>
-      <w:r>
-        <w:rPr>
-          <w:lang w:val="es-419" w:eastAsia="es-CO"/>
-        </w:rPr>
-        <w:t>El propósito representa la meta general que el proyecto busca alcanzar. Surge como respuesta directa a la necesidad identificada y orienta todas las fases posteriores. Definirlo implica establecer con claridad qué se espera lograr al finalizar el proyecto. Este debe ser coherente con la problemática delimitada y viable dentro del contexto analizado.</w:t>
+        <w:t>Definirlo implica establecer con claridad qué se espera lograr al finalizar el proyecto. Este debe ser coherente con la problemática delimitada y viable dentro del contexto analizado.</w:t>
       </w:r>
     </w:p>
     <w:p>
@@ -7248,7 +7095,7 @@
           <w:ilvl w:val="0"/>
           <w:numId w:val="18"/>
         </w:numPr>
-        <w:ind w:left="567" w:hanging="283"/>
+        <w:ind w:left="567" w:hanging="425"/>
         <w:rPr>
           <w:lang w:val="es-419" w:eastAsia="es-CO"/>
         </w:rPr>
@@ -7267,7 +7114,7 @@
           <w:ilvl w:val="0"/>
           <w:numId w:val="18"/>
         </w:numPr>
-        <w:ind w:left="567" w:hanging="283"/>
+        <w:ind w:left="567" w:hanging="425"/>
         <w:rPr>
           <w:lang w:val="es-419" w:eastAsia="es-CO"/>
         </w:rPr>
@@ -7286,7 +7133,7 @@
           <w:ilvl w:val="0"/>
           <w:numId w:val="18"/>
         </w:numPr>
-        <w:ind w:left="567" w:hanging="283"/>
+        <w:ind w:left="567" w:hanging="425"/>
         <w:rPr>
           <w:lang w:val="es-419" w:eastAsia="es-CO"/>
         </w:rPr>
@@ -7305,7 +7152,7 @@
           <w:ilvl w:val="0"/>
           <w:numId w:val="18"/>
         </w:numPr>
-        <w:ind w:left="567" w:hanging="283"/>
+        <w:ind w:left="567" w:hanging="425"/>
         <w:rPr>
           <w:lang w:val="es-419" w:eastAsia="es-CO"/>
         </w:rPr>
@@ -7327,23 +7174,30 @@
         <w:rPr>
           <w:lang w:val="es-419" w:eastAsia="es-CO"/>
         </w:rPr>
+        <w:t>El cumplimiento de estos requerimientos consolida la base estructural del proyecto y permite avanzar con mayor solidez hacia las siguientes fases del ciclo de vida.</w:t>
+      </w:r>
+    </w:p>
+    <w:p>
+      <w:pPr>
+        <w:rPr>
+          <w:lang w:val="es-419" w:eastAsia="es-CO"/>
+        </w:rPr>
+      </w:pPr>
+    </w:p>
+    <w:p>
+      <w:pPr>
+        <w:rPr>
+          <w:lang w:val="es-419" w:eastAsia="es-CO"/>
+        </w:rPr>
+      </w:pPr>
+    </w:p>
+    <w:p>
+      <w:pPr>
+        <w:pStyle w:val="Ttulo2"/>
+      </w:pPr>
+      <w:bookmarkStart w:id="15" w:name="_Toc227051304"/>
+      <w:r>
         <w:lastRenderedPageBreak/>
-        <w:t>El cumplimiento de estos requerimientos consolida la base estructural del proyecto y permite avanzar con mayor solidez hacia las siguientes fases del ciclo de vida.</w:t>
-      </w:r>
-    </w:p>
-    <w:p>
-      <w:pPr>
-        <w:rPr>
-          <w:lang w:val="es-419" w:eastAsia="es-CO"/>
-        </w:rPr>
-      </w:pPr>
-    </w:p>
-    <w:p>
-      <w:pPr>
-        <w:pStyle w:val="Ttulo2"/>
-      </w:pPr>
-      <w:bookmarkStart w:id="15" w:name="_Toc225252421"/>
-      <w:r>
         <w:t>Fase de planificación</w:t>
       </w:r>
       <w:bookmarkEnd w:id="15"/>
@@ -7354,13 +7208,6 @@
           <w:lang w:val="es-419" w:eastAsia="es-CO"/>
         </w:rPr>
       </w:pPr>
-    </w:p>
-    <w:p>
-      <w:pPr>
-        <w:rPr>
-          <w:lang w:val="es-419" w:eastAsia="es-CO"/>
-        </w:rPr>
-      </w:pPr>
       <w:r>
         <w:rPr>
           <w:lang w:val="es-419" w:eastAsia="es-CO"/>
@@ -7404,22 +7251,15 @@
         <w:rPr>
           <w:lang w:val="es-419" w:eastAsia="es-CO"/>
         </w:rPr>
+        <w:t>En esta fase se consolidan decisiones clave que orientarán las etapas posteriores, tales como la definición de actividades, la estimación de recursos, la asignación de responsabilidades y la determinación de tiempos. De esta manera, la planificación se convierte en el puente entre la formulación conceptual del proyecto y su ejecución concreta. La fase de planificación organiza de manera estructurada los elementos que orientan el desarrollo coherente del proyecto:</w:t>
+      </w:r>
+    </w:p>
+    <w:p>
+      <w:pPr>
+        <w:pStyle w:val="Ttulo5"/>
+      </w:pPr>
+      <w:r>
         <w:lastRenderedPageBreak/>
-        <w:t>En esta fase se consolidan decisiones clave que orientarán las etapas posteriores, tales como la definición de actividades, la estimación de recursos, la asignación de responsabilidades y la determinación de tiempos. De esta manera, la planificación se convierte en el puente entre la formulación conceptual del proyecto y su ejecución concreta. La fase de planificación organiza de manera estructurada los elementos que orientan el desarrollo coherente del proyecto:</w:t>
-      </w:r>
-    </w:p>
-    <w:p>
-      <w:pPr>
-        <w:rPr>
-          <w:lang w:val="es-419" w:eastAsia="es-CO"/>
-        </w:rPr>
-      </w:pPr>
-    </w:p>
-    <w:p>
-      <w:pPr>
-        <w:pStyle w:val="Ttulo5"/>
-      </w:pPr>
-      <w:r>
         <w:t>Definición de objetivos</w:t>
       </w:r>
     </w:p>
@@ -7435,13 +7275,6 @@
         </w:rPr>
         <w:t>La definición de objetivos representa uno de los elementos centrales de la planificación. Los objetivos orientan el desarrollo del proyecto y establecen los resultados concretos que se espera alcanzar. En esta etapa se formulan objetivos específicos que permiten cumplir el propósito general definido en la fase de inicio. Estos deben ser claros, precisos y coherentes con la problemática delimitada. Cada objetivo específico debe responder directamente a una necesidad identificada y contribuir al logro del propósito general. La adecuada formulación de objetivos permite:</w:t>
       </w:r>
-    </w:p>
-    <w:p>
-      <w:pPr>
-        <w:rPr>
-          <w:lang w:val="es-419" w:eastAsia="es-CO"/>
-        </w:rPr>
-      </w:pPr>
     </w:p>
     <w:p>
       <w:pPr>
@@ -7450,7 +7283,7 @@
           <w:ilvl w:val="0"/>
           <w:numId w:val="19"/>
         </w:numPr>
-        <w:ind w:left="567" w:hanging="283"/>
+        <w:ind w:left="567" w:hanging="425"/>
         <w:rPr>
           <w:lang w:val="es-419" w:eastAsia="es-CO"/>
         </w:rPr>
@@ -7469,7 +7302,7 @@
           <w:ilvl w:val="0"/>
           <w:numId w:val="19"/>
         </w:numPr>
-        <w:ind w:left="567" w:hanging="283"/>
+        <w:ind w:left="567" w:hanging="425"/>
         <w:rPr>
           <w:lang w:val="es-419" w:eastAsia="es-CO"/>
         </w:rPr>
@@ -7488,7 +7321,7 @@
           <w:ilvl w:val="0"/>
           <w:numId w:val="19"/>
         </w:numPr>
-        <w:ind w:left="567" w:hanging="283"/>
+        <w:ind w:left="567" w:hanging="425"/>
         <w:rPr>
           <w:lang w:val="es-419" w:eastAsia="es-CO"/>
         </w:rPr>
@@ -7507,7 +7340,7 @@
           <w:ilvl w:val="0"/>
           <w:numId w:val="19"/>
         </w:numPr>
-        <w:ind w:left="567" w:hanging="283"/>
+        <w:ind w:left="567" w:hanging="425"/>
         <w:rPr>
           <w:lang w:val="es-419" w:eastAsia="es-CO"/>
         </w:rPr>
@@ -7537,7 +7370,6 @@
         <w:pStyle w:val="Ttulo5"/>
       </w:pPr>
       <w:r>
-        <w:lastRenderedPageBreak/>
         <w:t>Determinación del alcance</w:t>
       </w:r>
     </w:p>
@@ -7561,7 +7393,7 @@
           <w:ilvl w:val="0"/>
           <w:numId w:val="20"/>
         </w:numPr>
-        <w:ind w:left="567" w:hanging="283"/>
+        <w:ind w:left="567" w:hanging="425"/>
         <w:rPr>
           <w:lang w:val="es-419" w:eastAsia="es-CO"/>
         </w:rPr>
@@ -7580,7 +7412,7 @@
           <w:ilvl w:val="0"/>
           <w:numId w:val="20"/>
         </w:numPr>
-        <w:ind w:left="567" w:hanging="283"/>
+        <w:ind w:left="567" w:hanging="425"/>
         <w:rPr>
           <w:lang w:val="es-419" w:eastAsia="es-CO"/>
         </w:rPr>
@@ -7599,7 +7431,7 @@
           <w:ilvl w:val="0"/>
           <w:numId w:val="20"/>
         </w:numPr>
-        <w:ind w:left="567" w:hanging="283"/>
+        <w:ind w:left="567" w:hanging="425"/>
         <w:rPr>
           <w:lang w:val="es-419" w:eastAsia="es-CO"/>
         </w:rPr>
@@ -7618,15 +7450,16 @@
           <w:ilvl w:val="0"/>
           <w:numId w:val="20"/>
         </w:numPr>
-        <w:ind w:left="567" w:hanging="283"/>
-        <w:rPr>
-          <w:lang w:val="es-419" w:eastAsia="es-CO"/>
-        </w:rPr>
-      </w:pPr>
-      <w:r>
-        <w:rPr>
-          <w:lang w:val="es-419" w:eastAsia="es-CO"/>
-        </w:rPr>
+        <w:ind w:left="567" w:hanging="425"/>
+        <w:rPr>
+          <w:lang w:val="es-419" w:eastAsia="es-CO"/>
+        </w:rPr>
+      </w:pPr>
+      <w:r>
+        <w:rPr>
+          <w:lang w:val="es-419" w:eastAsia="es-CO"/>
+        </w:rPr>
+        <w:lastRenderedPageBreak/>
         <w:t>Qué recursos estarán disponibles.</w:t>
       </w:r>
     </w:p>
@@ -7683,13 +7516,6 @@
         </w:rPr>
         <w:t>Además, la organización secuencial de actividades permite construir un cronograma que facilite el seguimiento posterior del proyecto. La claridad en la identificación de actividades contribuye a:</w:t>
       </w:r>
-    </w:p>
-    <w:p>
-      <w:pPr>
-        <w:rPr>
-          <w:lang w:val="es-419" w:eastAsia="es-CO"/>
-        </w:rPr>
-      </w:pPr>
     </w:p>
     <w:p>
       <w:pPr>
@@ -7698,16 +7524,15 @@
           <w:ilvl w:val="0"/>
           <w:numId w:val="21"/>
         </w:numPr>
-        <w:ind w:left="567" w:hanging="283"/>
-        <w:rPr>
-          <w:lang w:val="es-419" w:eastAsia="es-CO"/>
-        </w:rPr>
-      </w:pPr>
-      <w:r>
-        <w:rPr>
-          <w:lang w:val="es-419" w:eastAsia="es-CO"/>
-        </w:rPr>
-        <w:lastRenderedPageBreak/>
+        <w:ind w:left="567" w:hanging="425"/>
+        <w:rPr>
+          <w:lang w:val="es-419" w:eastAsia="es-CO"/>
+        </w:rPr>
+      </w:pPr>
+      <w:r>
+        <w:rPr>
+          <w:lang w:val="es-419" w:eastAsia="es-CO"/>
+        </w:rPr>
         <w:t>Asignar responsabilidades.</w:t>
       </w:r>
     </w:p>
@@ -7718,7 +7543,7 @@
           <w:ilvl w:val="0"/>
           <w:numId w:val="21"/>
         </w:numPr>
-        <w:ind w:left="567" w:hanging="283"/>
+        <w:ind w:left="567" w:hanging="425"/>
         <w:rPr>
           <w:lang w:val="es-419" w:eastAsia="es-CO"/>
         </w:rPr>
@@ -7737,7 +7562,7 @@
           <w:ilvl w:val="0"/>
           <w:numId w:val="21"/>
         </w:numPr>
-        <w:ind w:left="567" w:hanging="283"/>
+        <w:ind w:left="567" w:hanging="425"/>
         <w:rPr>
           <w:lang w:val="es-419" w:eastAsia="es-CO"/>
         </w:rPr>
@@ -7756,7 +7581,7 @@
           <w:ilvl w:val="0"/>
           <w:numId w:val="21"/>
         </w:numPr>
-        <w:ind w:left="567" w:hanging="283"/>
+        <w:ind w:left="567" w:hanging="425"/>
         <w:rPr>
           <w:lang w:val="es-419" w:eastAsia="es-CO"/>
         </w:rPr>
@@ -7804,15 +7629,16 @@
           <w:ilvl w:val="0"/>
           <w:numId w:val="22"/>
         </w:numPr>
-        <w:ind w:left="567" w:hanging="283"/>
-        <w:rPr>
-          <w:lang w:val="es-419" w:eastAsia="es-CO"/>
-        </w:rPr>
-      </w:pPr>
-      <w:r>
-        <w:rPr>
-          <w:lang w:val="es-419" w:eastAsia="es-CO"/>
-        </w:rPr>
+        <w:ind w:left="567" w:hanging="425"/>
+        <w:rPr>
+          <w:lang w:val="es-419" w:eastAsia="es-CO"/>
+        </w:rPr>
+      </w:pPr>
+      <w:r>
+        <w:rPr>
+          <w:lang w:val="es-419" w:eastAsia="es-CO"/>
+        </w:rPr>
+        <w:lastRenderedPageBreak/>
         <w:t>Recursos humanos.</w:t>
       </w:r>
     </w:p>
@@ -7823,7 +7649,7 @@
           <w:ilvl w:val="0"/>
           <w:numId w:val="22"/>
         </w:numPr>
-        <w:ind w:left="567" w:hanging="283"/>
+        <w:ind w:left="567" w:hanging="425"/>
         <w:rPr>
           <w:lang w:val="es-419" w:eastAsia="es-CO"/>
         </w:rPr>
@@ -7842,7 +7668,7 @@
           <w:ilvl w:val="0"/>
           <w:numId w:val="22"/>
         </w:numPr>
-        <w:ind w:left="567" w:hanging="283"/>
+        <w:ind w:left="567" w:hanging="425"/>
         <w:rPr>
           <w:lang w:val="es-419" w:eastAsia="es-CO"/>
         </w:rPr>
@@ -7861,7 +7687,7 @@
           <w:ilvl w:val="0"/>
           <w:numId w:val="22"/>
         </w:numPr>
-        <w:ind w:left="567" w:hanging="283"/>
+        <w:ind w:left="567" w:hanging="425"/>
         <w:rPr>
           <w:lang w:val="es-419" w:eastAsia="es-CO"/>
         </w:rPr>
@@ -7880,7 +7706,7 @@
           <w:ilvl w:val="0"/>
           <w:numId w:val="22"/>
         </w:numPr>
-        <w:ind w:left="567" w:hanging="283"/>
+        <w:ind w:left="567" w:hanging="425"/>
         <w:rPr>
           <w:lang w:val="es-419" w:eastAsia="es-CO"/>
         </w:rPr>
@@ -7930,22 +7756,8 @@
         <w:rPr>
           <w:lang w:val="es-419" w:eastAsia="es-CO"/>
         </w:rPr>
-        <w:t xml:space="preserve">Todo proyecto está expuesto a situaciones que pueden afectar su desarrollo. La identificación de riesgos en la fase de planificación permite anticipar posibles </w:t>
-      </w:r>
-      <w:r>
-        <w:rPr>
-          <w:lang w:val="es-419" w:eastAsia="es-CO"/>
-        </w:rPr>
-        <w:lastRenderedPageBreak/>
-        <w:t>dificultades y establecer estrategias preventivas. Los riesgos pueden estar relacionados con:</w:t>
-      </w:r>
-    </w:p>
-    <w:p>
-      <w:pPr>
-        <w:rPr>
-          <w:lang w:val="es-419" w:eastAsia="es-CO"/>
-        </w:rPr>
-      </w:pPr>
+        <w:t>Todo proyecto está expuesto a situaciones que pueden afectar su desarrollo. La identificación de riesgos en la fase de planificación permite anticipar posibles dificultades y establecer estrategias preventivas. Los riesgos pueden estar relacionados con:</w:t>
+      </w:r>
     </w:p>
     <w:p>
       <w:pPr>
@@ -7954,7 +7766,7 @@
           <w:ilvl w:val="0"/>
           <w:numId w:val="23"/>
         </w:numPr>
-        <w:ind w:left="567" w:hanging="283"/>
+        <w:ind w:left="567" w:hanging="425"/>
         <w:rPr>
           <w:lang w:val="es-419" w:eastAsia="es-CO"/>
         </w:rPr>
@@ -7973,7 +7785,7 @@
           <w:ilvl w:val="0"/>
           <w:numId w:val="23"/>
         </w:numPr>
-        <w:ind w:left="567" w:hanging="283"/>
+        <w:ind w:left="567" w:hanging="425"/>
         <w:rPr>
           <w:lang w:val="es-419" w:eastAsia="es-CO"/>
         </w:rPr>
@@ -7992,7 +7804,7 @@
           <w:ilvl w:val="0"/>
           <w:numId w:val="23"/>
         </w:numPr>
-        <w:ind w:left="567" w:hanging="283"/>
+        <w:ind w:left="567" w:hanging="425"/>
         <w:rPr>
           <w:lang w:val="es-419" w:eastAsia="es-CO"/>
         </w:rPr>
@@ -8011,7 +7823,7 @@
           <w:ilvl w:val="0"/>
           <w:numId w:val="23"/>
         </w:numPr>
-        <w:ind w:left="567" w:hanging="283"/>
+        <w:ind w:left="567" w:hanging="425"/>
         <w:rPr>
           <w:lang w:val="es-419" w:eastAsia="es-CO"/>
         </w:rPr>
@@ -8038,16 +7850,10 @@
     </w:p>
     <w:p>
       <w:pPr>
-        <w:rPr>
-          <w:lang w:val="es-419" w:eastAsia="es-CO"/>
-        </w:rPr>
-      </w:pPr>
-    </w:p>
-    <w:p>
-      <w:pPr>
         <w:pStyle w:val="Ttulo5"/>
       </w:pPr>
       <w:r>
+        <w:lastRenderedPageBreak/>
         <w:t>Requerimientos indispensables en la fase de planificación</w:t>
       </w:r>
     </w:p>
@@ -8063,13 +7869,6 @@
         </w:rPr>
         <w:t>Para que la planificación sea coherente y funcional, es necesario contar con ciertos requerimientos básicos:</w:t>
       </w:r>
-    </w:p>
-    <w:p>
-      <w:pPr>
-        <w:rPr>
-          <w:lang w:val="es-419" w:eastAsia="es-CO"/>
-        </w:rPr>
-      </w:pPr>
     </w:p>
     <w:p>
       <w:pPr>
@@ -8078,7 +7877,7 @@
           <w:ilvl w:val="0"/>
           <w:numId w:val="24"/>
         </w:numPr>
-        <w:ind w:left="567" w:hanging="283"/>
+        <w:ind w:left="567" w:hanging="425"/>
         <w:rPr>
           <w:lang w:val="es-419" w:eastAsia="es-CO"/>
         </w:rPr>
@@ -8097,7 +7896,7 @@
           <w:ilvl w:val="0"/>
           <w:numId w:val="24"/>
         </w:numPr>
-        <w:ind w:left="567" w:hanging="283"/>
+        <w:ind w:left="567" w:hanging="425"/>
         <w:rPr>
           <w:lang w:val="es-419" w:eastAsia="es-CO"/>
         </w:rPr>
@@ -8116,7 +7915,7 @@
           <w:ilvl w:val="0"/>
           <w:numId w:val="24"/>
         </w:numPr>
-        <w:ind w:left="567" w:hanging="283"/>
+        <w:ind w:left="567" w:hanging="425"/>
         <w:rPr>
           <w:lang w:val="es-419" w:eastAsia="es-CO"/>
         </w:rPr>
@@ -8135,7 +7934,7 @@
           <w:ilvl w:val="0"/>
           <w:numId w:val="24"/>
         </w:numPr>
-        <w:ind w:left="567" w:hanging="283"/>
+        <w:ind w:left="567" w:hanging="425"/>
         <w:rPr>
           <w:lang w:val="es-419" w:eastAsia="es-CO"/>
         </w:rPr>
@@ -8154,7 +7953,7 @@
           <w:ilvl w:val="0"/>
           <w:numId w:val="24"/>
         </w:numPr>
-        <w:ind w:left="567" w:hanging="283"/>
+        <w:ind w:left="567" w:hanging="425"/>
         <w:rPr>
           <w:lang w:val="es-419" w:eastAsia="es-CO"/>
         </w:rPr>
@@ -8173,7 +7972,7 @@
           <w:ilvl w:val="0"/>
           <w:numId w:val="24"/>
         </w:numPr>
-        <w:ind w:left="567" w:hanging="283"/>
+        <w:ind w:left="567" w:hanging="425"/>
         <w:rPr>
           <w:lang w:val="es-419" w:eastAsia="es-CO"/>
         </w:rPr>
@@ -8192,7 +7991,7 @@
           <w:ilvl w:val="0"/>
           <w:numId w:val="24"/>
         </w:numPr>
-        <w:ind w:left="567" w:hanging="283"/>
+        <w:ind w:left="567" w:hanging="425"/>
         <w:rPr>
           <w:lang w:val="es-419" w:eastAsia="es-CO"/>
         </w:rPr>
@@ -8214,58 +8013,57 @@
         <w:rPr>
           <w:lang w:val="es-419" w:eastAsia="es-CO"/>
         </w:rPr>
+        <w:t>Estos requerimientos permiten que la fase de ejecución se desarrolle con orden y coherencia. La ausencia de alguno de estos elementos puede generar improvisación y afectar el cumplimiento del propósito general.</w:t>
+      </w:r>
+    </w:p>
+    <w:p>
+      <w:pPr>
+        <w:rPr>
+          <w:lang w:val="es-419" w:eastAsia="es-CO"/>
+        </w:rPr>
+      </w:pPr>
+    </w:p>
+    <w:p>
+      <w:pPr>
+        <w:pStyle w:val="Ttulo2"/>
+      </w:pPr>
+      <w:bookmarkStart w:id="16" w:name="_Toc227051305"/>
+      <w:r>
+        <w:t>Fase de ejecución</w:t>
+      </w:r>
+      <w:bookmarkEnd w:id="16"/>
+    </w:p>
+    <w:p>
+      <w:pPr>
+        <w:rPr>
+          <w:lang w:val="es-419" w:eastAsia="es-CO"/>
+        </w:rPr>
+      </w:pPr>
+      <w:r>
+        <w:rPr>
+          <w:lang w:val="es-419" w:eastAsia="es-CO"/>
+        </w:rPr>
+        <w:t>La fase de ejecución corresponde al momento en el que el proyecto transita de la planificación a la acción concreta. En esta etapa se desarrollan las actividades previamente organizadas, se emplean los recursos identificados y se materializan las decisiones adoptadas en fases anteriores. La ejecución representa la puesta en marcha del proyecto y la concreción operativa de su estructura.</w:t>
+      </w:r>
+    </w:p>
+    <w:p>
+      <w:pPr>
+        <w:rPr>
+          <w:lang w:val="es-419" w:eastAsia="es-CO"/>
+        </w:rPr>
+      </w:pPr>
+      <w:r>
+        <w:rPr>
+          <w:lang w:val="es-419" w:eastAsia="es-CO"/>
+        </w:rPr>
+        <w:t xml:space="preserve">Desde la perspectiva de la estructuración, la ejecución no constituye un proceso improvisado, sino el resultado directo de una formulación clara y de una planificación </w:t>
+      </w:r>
+      <w:r>
+        <w:rPr>
+          <w:lang w:val="es-419" w:eastAsia="es-CO"/>
+        </w:rPr>
         <w:lastRenderedPageBreak/>
-        <w:t>Estos requerimientos permiten que la fase de ejecución se desarrolle con orden y coherencia. La ausencia de alguno de estos elementos puede generar improvisación y afectar el cumplimiento del propósito general.</w:t>
-      </w:r>
-    </w:p>
-    <w:p>
-      <w:pPr>
-        <w:rPr>
-          <w:lang w:val="es-419" w:eastAsia="es-CO"/>
-        </w:rPr>
-      </w:pPr>
-    </w:p>
-    <w:p>
-      <w:pPr>
-        <w:pStyle w:val="Ttulo2"/>
-      </w:pPr>
-      <w:bookmarkStart w:id="16" w:name="_Toc225252422"/>
-      <w:r>
-        <w:t>Fase de ejecución</w:t>
-      </w:r>
-      <w:bookmarkEnd w:id="16"/>
-    </w:p>
-    <w:p>
-      <w:pPr>
-        <w:rPr>
-          <w:lang w:val="es-419" w:eastAsia="es-CO"/>
-        </w:rPr>
-      </w:pPr>
-    </w:p>
-    <w:p>
-      <w:pPr>
-        <w:rPr>
-          <w:lang w:val="es-419" w:eastAsia="es-CO"/>
-        </w:rPr>
-      </w:pPr>
-      <w:r>
-        <w:rPr>
-          <w:lang w:val="es-419" w:eastAsia="es-CO"/>
-        </w:rPr>
-        <w:t>La fase de ejecución corresponde al momento en el que el proyecto transita de la planificación a la acción concreta. En esta etapa se desarrollan las actividades previamente organizadas, se emplean los recursos identificados y se materializan las decisiones adoptadas en fases anteriores. La ejecución representa la puesta en marcha del proyecto y la concreción operativa de su estructura.</w:t>
-      </w:r>
-    </w:p>
-    <w:p>
-      <w:pPr>
-        <w:rPr>
-          <w:lang w:val="es-419" w:eastAsia="es-CO"/>
-        </w:rPr>
-      </w:pPr>
-      <w:r>
-        <w:rPr>
-          <w:lang w:val="es-419" w:eastAsia="es-CO"/>
-        </w:rPr>
-        <w:t>Desde la perspectiva de la estructuración, la ejecución no constituye un proceso improvisado, sino el resultado directo de una formulación clara y de una planificación detallada. La calidad de esta fase depende de la solidez alcanzada en el inicio y de la precisión lograda durante la planificación. Cuando las fases previas han sido estructuradas adecuadamente, la ejecución se desarrolla con mayor coherencia y menor nivel de incertidumbre.</w:t>
+        <w:t>detallada. La calidad de esta fase depende de la solidez alcanzada en el inicio y de la precisión lograda durante la planificación. Cuando las fases previas han sido estructuradas adecuadamente, la ejecución se desarrolla con mayor coherencia y menor nivel de incertidumbre.</w:t>
       </w:r>
     </w:p>
     <w:p>
@@ -8293,7 +8091,6 @@
         <w:pStyle w:val="Ttulo5"/>
       </w:pPr>
       <w:r>
-        <w:lastRenderedPageBreak/>
         <w:t>Implementación de actividades</w:t>
       </w:r>
     </w:p>
@@ -8317,7 +8114,7 @@
           <w:ilvl w:val="0"/>
           <w:numId w:val="25"/>
         </w:numPr>
-        <w:ind w:left="567" w:hanging="283"/>
+        <w:ind w:left="567" w:hanging="425"/>
         <w:rPr>
           <w:lang w:val="es-419" w:eastAsia="es-CO"/>
         </w:rPr>
@@ -8336,7 +8133,7 @@
           <w:ilvl w:val="0"/>
           <w:numId w:val="25"/>
         </w:numPr>
-        <w:ind w:left="567" w:hanging="283"/>
+        <w:ind w:left="567" w:hanging="425"/>
         <w:rPr>
           <w:lang w:val="es-419" w:eastAsia="es-CO"/>
         </w:rPr>
@@ -8355,7 +8152,7 @@
           <w:ilvl w:val="0"/>
           <w:numId w:val="25"/>
         </w:numPr>
-        <w:ind w:left="567" w:hanging="283"/>
+        <w:ind w:left="567" w:hanging="425"/>
         <w:rPr>
           <w:lang w:val="es-419" w:eastAsia="es-CO"/>
         </w:rPr>
@@ -8374,7 +8171,7 @@
           <w:ilvl w:val="0"/>
           <w:numId w:val="25"/>
         </w:numPr>
-        <w:ind w:left="567" w:hanging="283"/>
+        <w:ind w:left="567" w:hanging="425"/>
         <w:rPr>
           <w:lang w:val="es-419" w:eastAsia="es-CO"/>
         </w:rPr>
@@ -8393,7 +8190,7 @@
           <w:ilvl w:val="0"/>
           <w:numId w:val="25"/>
         </w:numPr>
-        <w:ind w:left="567" w:hanging="283"/>
+        <w:ind w:left="567" w:hanging="425"/>
         <w:rPr>
           <w:lang w:val="es-419" w:eastAsia="es-CO"/>
         </w:rPr>
@@ -8432,13 +8229,6 @@
         </w:rPr>
         <w:t>En la fase de ejecución se emplean los recursos previamente identificados. Estos pueden ser humanos, técnicos, materiales o financieros. El uso adecuado de los recursos garantiza la organización del proyecto y evita desperdicios o desarticulaciones. La administración responsable de recursos implica:</w:t>
       </w:r>
-    </w:p>
-    <w:p>
-      <w:pPr>
-        <w:rPr>
-          <w:lang w:val="es-419" w:eastAsia="es-CO"/>
-        </w:rPr>
-      </w:pPr>
     </w:p>
     <w:p>
       <w:pPr>
@@ -8447,7 +8237,7 @@
           <w:ilvl w:val="0"/>
           <w:numId w:val="26"/>
         </w:numPr>
-        <w:ind w:left="567" w:hanging="283"/>
+        <w:ind w:left="567" w:hanging="425"/>
         <w:rPr>
           <w:lang w:val="es-419" w:eastAsia="es-CO"/>
         </w:rPr>
@@ -8466,7 +8256,7 @@
           <w:ilvl w:val="0"/>
           <w:numId w:val="26"/>
         </w:numPr>
-        <w:ind w:left="567" w:hanging="283"/>
+        <w:ind w:left="567" w:hanging="425"/>
         <w:rPr>
           <w:lang w:val="es-419" w:eastAsia="es-CO"/>
         </w:rPr>
@@ -8485,16 +8275,15 @@
           <w:ilvl w:val="0"/>
           <w:numId w:val="26"/>
         </w:numPr>
-        <w:ind w:left="567" w:hanging="283"/>
-        <w:rPr>
-          <w:lang w:val="es-419" w:eastAsia="es-CO"/>
-        </w:rPr>
-      </w:pPr>
-      <w:r>
-        <w:rPr>
-          <w:lang w:val="es-419" w:eastAsia="es-CO"/>
-        </w:rPr>
-        <w:lastRenderedPageBreak/>
+        <w:ind w:left="567" w:hanging="425"/>
+        <w:rPr>
+          <w:lang w:val="es-419" w:eastAsia="es-CO"/>
+        </w:rPr>
+      </w:pPr>
+      <w:r>
+        <w:rPr>
+          <w:lang w:val="es-419" w:eastAsia="es-CO"/>
+        </w:rPr>
         <w:t>Controlar el uso del presupuesto.</w:t>
       </w:r>
     </w:p>
@@ -8505,7 +8294,7 @@
           <w:ilvl w:val="0"/>
           <w:numId w:val="26"/>
         </w:numPr>
-        <w:ind w:left="567" w:hanging="283"/>
+        <w:ind w:left="567" w:hanging="425"/>
         <w:rPr>
           <w:lang w:val="es-419" w:eastAsia="es-CO"/>
         </w:rPr>
@@ -8565,7 +8354,7 @@
           <w:ilvl w:val="0"/>
           <w:numId w:val="27"/>
         </w:numPr>
-        <w:ind w:left="567" w:hanging="283"/>
+        <w:ind w:left="567" w:hanging="425"/>
         <w:rPr>
           <w:lang w:val="es-419" w:eastAsia="es-CO"/>
         </w:rPr>
@@ -8584,7 +8373,7 @@
           <w:ilvl w:val="0"/>
           <w:numId w:val="27"/>
         </w:numPr>
-        <w:ind w:left="567" w:hanging="283"/>
+        <w:ind w:left="567" w:hanging="425"/>
         <w:rPr>
           <w:lang w:val="es-419" w:eastAsia="es-CO"/>
         </w:rPr>
@@ -8603,7 +8392,7 @@
           <w:ilvl w:val="0"/>
           <w:numId w:val="27"/>
         </w:numPr>
-        <w:ind w:left="567" w:hanging="283"/>
+        <w:ind w:left="567" w:hanging="425"/>
         <w:rPr>
           <w:lang w:val="es-419" w:eastAsia="es-CO"/>
         </w:rPr>
@@ -8625,6 +8414,7 @@
         <w:rPr>
           <w:lang w:val="es-419" w:eastAsia="es-CO"/>
         </w:rPr>
+        <w:lastRenderedPageBreak/>
         <w:t>La ejecución requiere liderazgo organizacional que permita integrar las acciones individuales en un proceso colectivo orientado al propósito general.</w:t>
       </w:r>
     </w:p>
@@ -8670,7 +8460,7 @@
           <w:ilvl w:val="0"/>
           <w:numId w:val="28"/>
         </w:numPr>
-        <w:ind w:left="567" w:hanging="283"/>
+        <w:ind w:left="567" w:hanging="425"/>
         <w:rPr>
           <w:lang w:val="es-419" w:eastAsia="es-CO"/>
         </w:rPr>
@@ -8689,7 +8479,7 @@
           <w:ilvl w:val="0"/>
           <w:numId w:val="28"/>
         </w:numPr>
-        <w:ind w:left="567" w:hanging="283"/>
+        <w:ind w:left="567" w:hanging="425"/>
         <w:rPr>
           <w:lang w:val="es-419" w:eastAsia="es-CO"/>
         </w:rPr>
@@ -8708,7 +8498,7 @@
           <w:ilvl w:val="0"/>
           <w:numId w:val="28"/>
         </w:numPr>
-        <w:ind w:left="567" w:hanging="283"/>
+        <w:ind w:left="567" w:hanging="425"/>
         <w:rPr>
           <w:lang w:val="es-419" w:eastAsia="es-CO"/>
         </w:rPr>
@@ -8727,7 +8517,7 @@
           <w:ilvl w:val="0"/>
           <w:numId w:val="28"/>
         </w:numPr>
-        <w:ind w:left="567" w:hanging="283"/>
+        <w:ind w:left="567" w:hanging="425"/>
         <w:rPr>
           <w:lang w:val="es-419" w:eastAsia="es-CO"/>
         </w:rPr>
@@ -8787,15 +8577,16 @@
           <w:ilvl w:val="0"/>
           <w:numId w:val="29"/>
         </w:numPr>
-        <w:ind w:left="567" w:hanging="283"/>
-        <w:rPr>
-          <w:lang w:val="es-419" w:eastAsia="es-CO"/>
-        </w:rPr>
-      </w:pPr>
-      <w:r>
-        <w:rPr>
-          <w:lang w:val="es-419" w:eastAsia="es-CO"/>
-        </w:rPr>
+        <w:ind w:left="567" w:hanging="425"/>
+        <w:rPr>
+          <w:lang w:val="es-419" w:eastAsia="es-CO"/>
+        </w:rPr>
+      </w:pPr>
+      <w:r>
+        <w:rPr>
+          <w:lang w:val="es-419" w:eastAsia="es-CO"/>
+        </w:rPr>
+        <w:lastRenderedPageBreak/>
         <w:t>Disponibilidad real de los recursos identificados.</w:t>
       </w:r>
     </w:p>
@@ -8806,7 +8597,7 @@
           <w:ilvl w:val="0"/>
           <w:numId w:val="29"/>
         </w:numPr>
-        <w:ind w:left="567" w:hanging="283"/>
+        <w:ind w:left="567" w:hanging="425"/>
         <w:rPr>
           <w:lang w:val="es-419" w:eastAsia="es-CO"/>
         </w:rPr>
@@ -8825,7 +8616,7 @@
           <w:ilvl w:val="0"/>
           <w:numId w:val="29"/>
         </w:numPr>
-        <w:ind w:left="567" w:hanging="283"/>
+        <w:ind w:left="567" w:hanging="425"/>
         <w:rPr>
           <w:lang w:val="es-419" w:eastAsia="es-CO"/>
         </w:rPr>
@@ -8844,7 +8635,7 @@
           <w:ilvl w:val="0"/>
           <w:numId w:val="29"/>
         </w:numPr>
-        <w:ind w:left="567" w:hanging="283"/>
+        <w:ind w:left="567" w:hanging="425"/>
         <w:rPr>
           <w:lang w:val="es-419" w:eastAsia="es-CO"/>
         </w:rPr>
@@ -8863,7 +8654,7 @@
           <w:ilvl w:val="0"/>
           <w:numId w:val="29"/>
         </w:numPr>
-        <w:ind w:left="567" w:hanging="283"/>
+        <w:ind w:left="567" w:hanging="425"/>
         <w:rPr>
           <w:lang w:val="es-419" w:eastAsia="es-CO"/>
         </w:rPr>
@@ -8882,7 +8673,7 @@
           <w:ilvl w:val="0"/>
           <w:numId w:val="29"/>
         </w:numPr>
-        <w:ind w:left="567" w:hanging="283"/>
+        <w:ind w:left="567" w:hanging="425"/>
         <w:rPr>
           <w:lang w:val="es-419" w:eastAsia="es-CO"/>
         </w:rPr>
@@ -8918,58 +8709,56 @@
       <w:pPr>
         <w:pStyle w:val="Ttulo2"/>
       </w:pPr>
-      <w:bookmarkStart w:id="17" w:name="_Toc225252423"/>
-      <w:r>
+      <w:bookmarkStart w:id="17" w:name="_Toc227051306"/>
+      <w:r>
+        <w:t>Fase de control</w:t>
+      </w:r>
+      <w:bookmarkEnd w:id="17"/>
+    </w:p>
+    <w:p>
+      <w:pPr>
+        <w:rPr>
+          <w:lang w:val="es-419" w:eastAsia="es-CO"/>
+        </w:rPr>
+      </w:pPr>
+      <w:r>
+        <w:rPr>
+          <w:lang w:val="es-419" w:eastAsia="es-CO"/>
+        </w:rPr>
+        <w:t>La fase de control constituye el proceso mediante el cual se supervisa y verifica el desarrollo del proyecto. Aunque en la representación del ciclo de vida se ubica después de la ejecución, no debe entenderse como una etapa aislada o posterior, sino como un proceso transversal que acompaña de manera paralela la implementación de las actividades.</w:t>
+      </w:r>
+    </w:p>
+    <w:p>
+      <w:pPr>
+        <w:rPr>
+          <w:lang w:val="es-419" w:eastAsia="es-CO"/>
+        </w:rPr>
+      </w:pPr>
+      <w:r>
+        <w:rPr>
+          <w:lang w:val="es-419" w:eastAsia="es-CO"/>
+        </w:rPr>
+        <w:t>Controlar un proyecto implica comparar lo planificado con lo ejecutado, identificar desviaciones y aplicar ajustes cuando sea necesario. Esta dinámica garantiza que el proyecto avance conforme a los objetivos establecidos y que los recursos se utilicen de manera eficiente y responsable.</w:t>
+      </w:r>
+    </w:p>
+    <w:p>
+      <w:pPr>
+        <w:rPr>
+          <w:lang w:val="es-419" w:eastAsia="es-CO"/>
+        </w:rPr>
+      </w:pPr>
+      <w:r>
+        <w:rPr>
+          <w:lang w:val="es-419" w:eastAsia="es-CO"/>
+        </w:rPr>
+        <w:t xml:space="preserve">Desde la perspectiva de la estructuración, la fase de control refuerza la importancia de haber definido previamente objetivos claros, actividades organizadas y criterios de medición precisos. Sin estos elementos, el seguimiento carecería de fundamento técnico y perdería coherencia metodológica. El control cumple, por tanto, </w:t>
+      </w:r>
+      <w:r>
+        <w:rPr>
+          <w:lang w:val="es-419" w:eastAsia="es-CO"/>
+        </w:rPr>
         <w:lastRenderedPageBreak/>
-        <w:t>Fase de control</w:t>
-      </w:r>
-      <w:bookmarkEnd w:id="17"/>
-    </w:p>
-    <w:p>
-      <w:pPr>
-        <w:ind w:firstLine="0"/>
-        <w:rPr>
-          <w:lang w:val="es-419" w:eastAsia="es-CO"/>
-        </w:rPr>
-      </w:pPr>
-    </w:p>
-    <w:p>
-      <w:pPr>
-        <w:rPr>
-          <w:lang w:val="es-419" w:eastAsia="es-CO"/>
-        </w:rPr>
-      </w:pPr>
-      <w:r>
-        <w:rPr>
-          <w:lang w:val="es-419" w:eastAsia="es-CO"/>
-        </w:rPr>
-        <w:t>La fase de control constituye el proceso mediante el cual se supervisa y verifica el desarrollo del proyecto. Aunque en la representación del ciclo de vida se ubica después de la ejecución, no debe entenderse como una etapa aislada o posterior, sino como un proceso transversal que acompaña de manera paralela la implementación de las actividades.</w:t>
-      </w:r>
-    </w:p>
-    <w:p>
-      <w:pPr>
-        <w:rPr>
-          <w:lang w:val="es-419" w:eastAsia="es-CO"/>
-        </w:rPr>
-      </w:pPr>
-      <w:r>
-        <w:rPr>
-          <w:lang w:val="es-419" w:eastAsia="es-CO"/>
-        </w:rPr>
-        <w:t>Controlar un proyecto implica comparar lo planificado con lo ejecutado, identificar desviaciones y aplicar ajustes cuando sea necesario. Esta dinámica garantiza que el proyecto avance conforme a los objetivos establecidos y que los recursos se utilicen de manera eficiente y responsable.</w:t>
-      </w:r>
-    </w:p>
-    <w:p>
-      <w:pPr>
-        <w:rPr>
-          <w:lang w:val="es-419" w:eastAsia="es-CO"/>
-        </w:rPr>
-      </w:pPr>
-      <w:r>
-        <w:rPr>
-          <w:lang w:val="es-419" w:eastAsia="es-CO"/>
-        </w:rPr>
-        <w:t>Desde la perspectiva de la estructuración, la fase de control refuerza la importancia de haber definido previamente objetivos claros, actividades organizadas y criterios de medición precisos. Sin estos elementos, el seguimiento carecería de fundamento técnico y perdería coherencia metodológica. El control cumple, por tanto, una función reguladora dentro del ciclo de vida, ya que permite mantener la alineación entre propósito, planificación y ejecución.</w:t>
+        <w:t>una función reguladora dentro del ciclo de vida, ya que permite mantener la alineación entre propósito, planificación y ejecución.</w:t>
       </w:r>
     </w:p>
     <w:p>
@@ -8999,13 +8788,6 @@
         </w:rPr>
         <w:t>El seguimiento consiste en monitorear de manera constante el avance de las actividades. Este proceso permite verificar si las tareas se desarrollan según el cronograma establecido y si los resultados parciales corresponden a lo esperado. El seguimiento puede incluir:</w:t>
       </w:r>
-    </w:p>
-    <w:p>
-      <w:pPr>
-        <w:rPr>
-          <w:lang w:val="es-419" w:eastAsia="es-CO"/>
-        </w:rPr>
-      </w:pPr>
     </w:p>
     <w:p>
       <w:pPr>
@@ -9014,7 +8796,7 @@
           <w:ilvl w:val="0"/>
           <w:numId w:val="30"/>
         </w:numPr>
-        <w:ind w:left="567" w:hanging="283"/>
+        <w:ind w:left="567" w:hanging="425"/>
         <w:rPr>
           <w:lang w:val="es-419" w:eastAsia="es-CO"/>
         </w:rPr>
@@ -9033,7 +8815,7 @@
           <w:ilvl w:val="0"/>
           <w:numId w:val="30"/>
         </w:numPr>
-        <w:ind w:left="567" w:hanging="283"/>
+        <w:ind w:left="567" w:hanging="425"/>
         <w:rPr>
           <w:lang w:val="es-419" w:eastAsia="es-CO"/>
         </w:rPr>
@@ -9052,7 +8834,7 @@
           <w:ilvl w:val="0"/>
           <w:numId w:val="30"/>
         </w:numPr>
-        <w:ind w:left="567" w:hanging="283"/>
+        <w:ind w:left="567" w:hanging="425"/>
         <w:rPr>
           <w:lang w:val="es-419" w:eastAsia="es-CO"/>
         </w:rPr>
@@ -9071,7 +8853,7 @@
           <w:ilvl w:val="0"/>
           <w:numId w:val="30"/>
         </w:numPr>
-        <w:ind w:left="567" w:hanging="283"/>
+        <w:ind w:left="567" w:hanging="425"/>
         <w:rPr>
           <w:lang w:val="es-419" w:eastAsia="es-CO"/>
         </w:rPr>
@@ -9095,13 +8877,6 @@
         </w:rPr>
         <w:t>La continuidad en el seguimiento permite detectar dificultades en etapas tempranas y aplicar soluciones oportunas. Un seguimiento adecuado fortalece la coherencia estructural del proyecto, ya que permite mantener alineación entre las fases y el propósito general.</w:t>
       </w:r>
-    </w:p>
-    <w:p>
-      <w:pPr>
-        <w:rPr>
-          <w:lang w:val="es-419" w:eastAsia="es-CO"/>
-        </w:rPr>
-      </w:pPr>
     </w:p>
     <w:p>
       <w:pPr>
@@ -9138,15 +8913,16 @@
           <w:ilvl w:val="0"/>
           <w:numId w:val="31"/>
         </w:numPr>
-        <w:ind w:left="567" w:hanging="283"/>
-        <w:rPr>
-          <w:lang w:val="es-419" w:eastAsia="es-CO"/>
-        </w:rPr>
-      </w:pPr>
-      <w:r>
-        <w:rPr>
-          <w:lang w:val="es-419" w:eastAsia="es-CO"/>
-        </w:rPr>
+        <w:ind w:left="567" w:hanging="425"/>
+        <w:rPr>
+          <w:lang w:val="es-419" w:eastAsia="es-CO"/>
+        </w:rPr>
+      </w:pPr>
+      <w:r>
+        <w:rPr>
+          <w:lang w:val="es-419" w:eastAsia="es-CO"/>
+        </w:rPr>
+        <w:lastRenderedPageBreak/>
         <w:t>Cumplimiento de tiempos.</w:t>
       </w:r>
     </w:p>
@@ -9157,7 +8933,7 @@
           <w:ilvl w:val="0"/>
           <w:numId w:val="31"/>
         </w:numPr>
-        <w:ind w:left="567" w:hanging="283"/>
+        <w:ind w:left="567" w:hanging="425"/>
         <w:rPr>
           <w:lang w:val="es-419" w:eastAsia="es-CO"/>
         </w:rPr>
@@ -9176,7 +8952,7 @@
           <w:ilvl w:val="0"/>
           <w:numId w:val="31"/>
         </w:numPr>
-        <w:ind w:left="567" w:hanging="283"/>
+        <w:ind w:left="567" w:hanging="425"/>
         <w:rPr>
           <w:lang w:val="es-419" w:eastAsia="es-CO"/>
         </w:rPr>
@@ -9195,7 +8971,7 @@
           <w:ilvl w:val="0"/>
           <w:numId w:val="31"/>
         </w:numPr>
-        <w:ind w:left="567" w:hanging="283"/>
+        <w:ind w:left="567" w:hanging="425"/>
         <w:rPr>
           <w:lang w:val="es-419" w:eastAsia="es-CO"/>
         </w:rPr>
@@ -9255,7 +9031,7 @@
           <w:ilvl w:val="0"/>
           <w:numId w:val="32"/>
         </w:numPr>
-        <w:ind w:left="567" w:hanging="283"/>
+        <w:ind w:left="567" w:hanging="425"/>
         <w:rPr>
           <w:lang w:val="es-419" w:eastAsia="es-CO"/>
         </w:rPr>
@@ -9274,7 +9050,7 @@
           <w:ilvl w:val="0"/>
           <w:numId w:val="32"/>
         </w:numPr>
-        <w:ind w:left="567" w:hanging="283"/>
+        <w:ind w:left="567" w:hanging="425"/>
         <w:rPr>
           <w:lang w:val="es-419" w:eastAsia="es-CO"/>
         </w:rPr>
@@ -9293,7 +9069,7 @@
           <w:ilvl w:val="0"/>
           <w:numId w:val="32"/>
         </w:numPr>
-        <w:ind w:left="567" w:hanging="283"/>
+        <w:ind w:left="567" w:hanging="425"/>
         <w:rPr>
           <w:lang w:val="es-419" w:eastAsia="es-CO"/>
         </w:rPr>
@@ -9312,7 +9088,7 @@
           <w:ilvl w:val="0"/>
           <w:numId w:val="32"/>
         </w:numPr>
-        <w:ind w:left="567" w:hanging="283"/>
+        <w:ind w:left="567" w:hanging="425"/>
         <w:rPr>
           <w:lang w:val="es-419" w:eastAsia="es-CO"/>
         </w:rPr>
@@ -9349,6 +9125,7 @@
         <w:pStyle w:val="Ttulo4"/>
       </w:pPr>
       <w:r>
+        <w:lastRenderedPageBreak/>
         <w:t>Ajustes y correcciones</w:t>
       </w:r>
     </w:p>
@@ -9364,13 +9141,6 @@
         </w:rPr>
         <w:t>Cuando el seguimiento evidencia desviaciones respecto a lo planificado, es necesario aplicar ajustes y correcciones. Estas acciones permiten reorientar el proyecto hacia el cumplimiento del propósito general. Los ajustes pueden incluir:</w:t>
       </w:r>
-    </w:p>
-    <w:p>
-      <w:pPr>
-        <w:rPr>
-          <w:lang w:val="es-419" w:eastAsia="es-CO"/>
-        </w:rPr>
-      </w:pPr>
     </w:p>
     <w:p>
       <w:pPr>
@@ -9458,7 +9228,6 @@
         <w:rPr>
           <w:lang w:val="es-419" w:eastAsia="es-CO"/>
         </w:rPr>
-        <w:lastRenderedPageBreak/>
         <w:t>La aplicación oportuna de ajustes fortalece la capacidad de adaptación del proyecto y evita que pequeñas desviaciones se conviertan en dificultades mayores.</w:t>
       </w:r>
     </w:p>
@@ -9497,7 +9266,7 @@
           <w:ilvl w:val="0"/>
           <w:numId w:val="34"/>
         </w:numPr>
-        <w:ind w:left="567" w:hanging="283"/>
+        <w:ind w:left="567" w:hanging="425"/>
         <w:rPr>
           <w:lang w:val="es-419" w:eastAsia="es-CO"/>
         </w:rPr>
@@ -9516,7 +9285,7 @@
           <w:ilvl w:val="0"/>
           <w:numId w:val="34"/>
         </w:numPr>
-        <w:ind w:left="567" w:hanging="283"/>
+        <w:ind w:left="567" w:hanging="425"/>
         <w:rPr>
           <w:lang w:val="es-419" w:eastAsia="es-CO"/>
         </w:rPr>
@@ -9535,7 +9304,7 @@
           <w:ilvl w:val="0"/>
           <w:numId w:val="34"/>
         </w:numPr>
-        <w:ind w:left="567" w:hanging="283"/>
+        <w:ind w:left="567" w:hanging="425"/>
         <w:rPr>
           <w:lang w:val="es-419" w:eastAsia="es-CO"/>
         </w:rPr>
@@ -9554,7 +9323,7 @@
           <w:ilvl w:val="0"/>
           <w:numId w:val="34"/>
         </w:numPr>
-        <w:ind w:left="567" w:hanging="283"/>
+        <w:ind w:left="567" w:hanging="425"/>
         <w:rPr>
           <w:lang w:val="es-419" w:eastAsia="es-CO"/>
         </w:rPr>
@@ -9573,7 +9342,7 @@
           <w:ilvl w:val="0"/>
           <w:numId w:val="34"/>
         </w:numPr>
-        <w:ind w:left="567" w:hanging="283"/>
+        <w:ind w:left="567" w:hanging="425"/>
         <w:rPr>
           <w:lang w:val="es-419" w:eastAsia="es-CO"/>
         </w:rPr>
@@ -9592,7 +9361,7 @@
           <w:ilvl w:val="0"/>
           <w:numId w:val="34"/>
         </w:numPr>
-        <w:ind w:left="567" w:hanging="283"/>
+        <w:ind w:left="567" w:hanging="425"/>
         <w:rPr>
           <w:lang w:val="es-419" w:eastAsia="es-CO"/>
         </w:rPr>
@@ -9628,8 +9397,9 @@
       <w:pPr>
         <w:pStyle w:val="Ttulo2"/>
       </w:pPr>
-      <w:bookmarkStart w:id="18" w:name="_Toc225252424"/>
-      <w:r>
+      <w:bookmarkStart w:id="18" w:name="_Toc227051307"/>
+      <w:r>
+        <w:lastRenderedPageBreak/>
         <w:t>Fase de cierre</w:t>
       </w:r>
       <w:bookmarkEnd w:id="18"/>
@@ -9640,13 +9410,6 @@
           <w:lang w:val="es-419" w:eastAsia="es-CO"/>
         </w:rPr>
       </w:pPr>
-    </w:p>
-    <w:p>
-      <w:pPr>
-        <w:rPr>
-          <w:lang w:val="es-419" w:eastAsia="es-CO"/>
-        </w:rPr>
-      </w:pPr>
       <w:r>
         <w:rPr>
           <w:lang w:val="es-419" w:eastAsia="es-CO"/>
@@ -9660,18 +9423,10 @@
           <w:lang w:val="es-419" w:eastAsia="es-CO"/>
         </w:rPr>
       </w:pPr>
-    </w:p>
-    <w:p>
-      <w:pPr>
-        <w:rPr>
-          <w:lang w:val="es-419" w:eastAsia="es-CO"/>
-        </w:rPr>
-      </w:pPr>
-      <w:r>
-        <w:rPr>
-          <w:lang w:val="es-419" w:eastAsia="es-CO"/>
-        </w:rPr>
-        <w:lastRenderedPageBreak/>
+      <w:r>
+        <w:rPr>
+          <w:lang w:val="es-419" w:eastAsia="es-CO"/>
+        </w:rPr>
         <w:t>Esta fase consolida el trabajo realizado en las etapas anteriores y permite determinar si el proyecto respondió de manera efectiva a la necesidad identificada. Asimismo, garantiza que el proceso finalice de forma organizada, evitando actividades inconclusas o responsabilidades sin definir.</w:t>
       </w:r>
     </w:p>
@@ -9723,7 +9478,7 @@
           <w:ilvl w:val="0"/>
           <w:numId w:val="35"/>
         </w:numPr>
-        <w:ind w:left="567" w:hanging="283"/>
+        <w:ind w:left="567" w:hanging="425"/>
         <w:rPr>
           <w:lang w:val="es-419" w:eastAsia="es-CO"/>
         </w:rPr>
@@ -9742,7 +9497,7 @@
           <w:ilvl w:val="0"/>
           <w:numId w:val="35"/>
         </w:numPr>
-        <w:ind w:left="567" w:hanging="283"/>
+        <w:ind w:left="567" w:hanging="425"/>
         <w:rPr>
           <w:lang w:val="es-419" w:eastAsia="es-CO"/>
         </w:rPr>
@@ -9761,7 +9516,7 @@
           <w:ilvl w:val="0"/>
           <w:numId w:val="35"/>
         </w:numPr>
-        <w:ind w:left="567" w:hanging="283"/>
+        <w:ind w:left="567" w:hanging="425"/>
         <w:rPr>
           <w:lang w:val="es-419" w:eastAsia="es-CO"/>
         </w:rPr>
@@ -9780,15 +9535,16 @@
           <w:ilvl w:val="0"/>
           <w:numId w:val="35"/>
         </w:numPr>
-        <w:ind w:left="567" w:hanging="283"/>
-        <w:rPr>
-          <w:lang w:val="es-419" w:eastAsia="es-CO"/>
-        </w:rPr>
-      </w:pPr>
-      <w:r>
-        <w:rPr>
-          <w:lang w:val="es-419" w:eastAsia="es-CO"/>
-        </w:rPr>
+        <w:ind w:left="567" w:hanging="425"/>
+        <w:rPr>
+          <w:lang w:val="es-419" w:eastAsia="es-CO"/>
+        </w:rPr>
+      </w:pPr>
+      <w:r>
+        <w:rPr>
+          <w:lang w:val="es-419" w:eastAsia="es-CO"/>
+        </w:rPr>
+        <w:lastRenderedPageBreak/>
         <w:t>Confirmación de satisfacción de los actores involucrados.</w:t>
       </w:r>
     </w:p>
@@ -9817,7 +9573,6 @@
         <w:pStyle w:val="Ttulo5"/>
       </w:pPr>
       <w:r>
-        <w:lastRenderedPageBreak/>
         <w:t>Evaluación del cumplimiento del propósito</w:t>
       </w:r>
     </w:p>
@@ -9841,7 +9596,7 @@
           <w:ilvl w:val="0"/>
           <w:numId w:val="36"/>
         </w:numPr>
-        <w:ind w:left="567" w:hanging="283"/>
+        <w:ind w:left="567" w:hanging="425"/>
         <w:rPr>
           <w:lang w:val="es-419" w:eastAsia="es-CO"/>
         </w:rPr>
@@ -9860,7 +9615,7 @@
           <w:ilvl w:val="0"/>
           <w:numId w:val="36"/>
         </w:numPr>
-        <w:ind w:left="567" w:hanging="283"/>
+        <w:ind w:left="567" w:hanging="425"/>
         <w:rPr>
           <w:lang w:val="es-419" w:eastAsia="es-CO"/>
         </w:rPr>
@@ -9879,7 +9634,7 @@
           <w:ilvl w:val="0"/>
           <w:numId w:val="36"/>
         </w:numPr>
-        <w:ind w:left="567" w:hanging="283"/>
+        <w:ind w:left="567" w:hanging="425"/>
         <w:rPr>
           <w:lang w:val="es-419" w:eastAsia="es-CO"/>
         </w:rPr>
@@ -9939,7 +9694,7 @@
           <w:ilvl w:val="0"/>
           <w:numId w:val="37"/>
         </w:numPr>
-        <w:ind w:left="567" w:hanging="283"/>
+        <w:ind w:left="567" w:hanging="425"/>
         <w:rPr>
           <w:lang w:val="es-419" w:eastAsia="es-CO"/>
         </w:rPr>
@@ -9958,7 +9713,7 @@
           <w:ilvl w:val="0"/>
           <w:numId w:val="37"/>
         </w:numPr>
-        <w:ind w:left="567" w:hanging="283"/>
+        <w:ind w:left="567" w:hanging="425"/>
         <w:rPr>
           <w:lang w:val="es-419" w:eastAsia="es-CO"/>
         </w:rPr>
@@ -9977,7 +9732,7 @@
           <w:ilvl w:val="0"/>
           <w:numId w:val="37"/>
         </w:numPr>
-        <w:ind w:left="567" w:hanging="283"/>
+        <w:ind w:left="567" w:hanging="425"/>
         <w:rPr>
           <w:lang w:val="es-419" w:eastAsia="es-CO"/>
         </w:rPr>
@@ -9996,7 +9751,7 @@
           <w:ilvl w:val="0"/>
           <w:numId w:val="37"/>
         </w:numPr>
-        <w:ind w:left="567" w:hanging="283"/>
+        <w:ind w:left="567" w:hanging="425"/>
         <w:rPr>
           <w:lang w:val="es-419" w:eastAsia="es-CO"/>
         </w:rPr>
@@ -10018,6 +9773,7 @@
         <w:rPr>
           <w:lang w:val="es-419" w:eastAsia="es-CO"/>
         </w:rPr>
+        <w:lastRenderedPageBreak/>
         <w:t>La sistematización de aprendizajes contribuye a la mejora continua y favorece la transferencia de conocimiento dentro del contexto profesional.</w:t>
       </w:r>
     </w:p>
@@ -10033,7 +9789,6 @@
         <w:pStyle w:val="Ttulo5"/>
       </w:pPr>
       <w:r>
-        <w:lastRenderedPageBreak/>
         <w:t>Requerimientos indispensables en la fase de cierre</w:t>
       </w:r>
     </w:p>
@@ -10057,7 +9812,7 @@
           <w:ilvl w:val="0"/>
           <w:numId w:val="38"/>
         </w:numPr>
-        <w:ind w:left="567" w:hanging="283"/>
+        <w:ind w:left="567" w:hanging="425"/>
         <w:rPr>
           <w:lang w:val="es-419" w:eastAsia="es-CO"/>
         </w:rPr>
@@ -10076,7 +9831,7 @@
           <w:ilvl w:val="0"/>
           <w:numId w:val="38"/>
         </w:numPr>
-        <w:ind w:left="567" w:hanging="283"/>
+        <w:ind w:left="567" w:hanging="425"/>
         <w:rPr>
           <w:lang w:val="es-419" w:eastAsia="es-CO"/>
         </w:rPr>
@@ -10095,7 +9850,7 @@
           <w:ilvl w:val="0"/>
           <w:numId w:val="38"/>
         </w:numPr>
-        <w:ind w:left="567" w:hanging="283"/>
+        <w:ind w:left="567" w:hanging="425"/>
         <w:rPr>
           <w:lang w:val="es-419" w:eastAsia="es-CO"/>
         </w:rPr>
@@ -10114,7 +9869,7 @@
           <w:ilvl w:val="0"/>
           <w:numId w:val="38"/>
         </w:numPr>
-        <w:ind w:left="567" w:hanging="283"/>
+        <w:ind w:left="567" w:hanging="425"/>
         <w:rPr>
           <w:lang w:val="es-419" w:eastAsia="es-CO"/>
         </w:rPr>
@@ -10133,7 +9888,7 @@
           <w:ilvl w:val="0"/>
           <w:numId w:val="38"/>
         </w:numPr>
-        <w:ind w:left="567" w:hanging="283"/>
+        <w:ind w:left="567" w:hanging="425"/>
         <w:rPr>
           <w:lang w:val="es-419" w:eastAsia="es-CO"/>
         </w:rPr>
@@ -10152,7 +9907,7 @@
           <w:ilvl w:val="0"/>
           <w:numId w:val="38"/>
         </w:numPr>
-        <w:ind w:left="567" w:hanging="283"/>
+        <w:ind w:left="567" w:hanging="425"/>
         <w:rPr>
           <w:lang w:val="es-419" w:eastAsia="es-CO"/>
         </w:rPr>
@@ -10228,30 +9983,9 @@
     </w:p>
     <w:p>
       <w:pPr>
-        <w:rPr>
-          <w:lang w:val="es-419" w:eastAsia="es-CO"/>
-        </w:rPr>
-      </w:pPr>
-    </w:p>
-    <w:p>
-      <w:pPr>
-        <w:rPr>
-          <w:lang w:val="es-419" w:eastAsia="es-CO"/>
-        </w:rPr>
-      </w:pPr>
-    </w:p>
-    <w:p>
-      <w:pPr>
-        <w:rPr>
-          <w:lang w:val="es-419" w:eastAsia="es-CO"/>
-        </w:rPr>
-      </w:pPr>
-    </w:p>
-    <w:p>
-      <w:pPr>
         <w:pStyle w:val="Ttulo1"/>
       </w:pPr>
-      <w:bookmarkStart w:id="19" w:name="_Toc225252425"/>
+      <w:bookmarkStart w:id="19" w:name="_Toc227051308"/>
       <w:r>
         <w:lastRenderedPageBreak/>
         <w:t>Requerimientos del proyecto</w:t>
@@ -10264,13 +9998,6 @@
           <w:lang w:val="es-419" w:eastAsia="es-CO"/>
         </w:rPr>
       </w:pPr>
-    </w:p>
-    <w:p>
-      <w:pPr>
-        <w:rPr>
-          <w:lang w:val="es-419" w:eastAsia="es-CO"/>
-        </w:rPr>
-      </w:pPr>
       <w:r>
         <w:rPr>
           <w:lang w:val="es-419" w:eastAsia="es-CO"/>
@@ -10315,7 +10042,7 @@
       <w:pPr>
         <w:pStyle w:val="Ttulo2"/>
       </w:pPr>
-      <w:bookmarkStart w:id="20" w:name="_Toc225252426"/>
+      <w:bookmarkStart w:id="20" w:name="_Toc227051309"/>
       <w:r>
         <w:t>Concepto de requerimiento</w:t>
       </w:r>
@@ -10327,25 +10054,11 @@
           <w:lang w:val="es-419" w:eastAsia="es-CO"/>
         </w:rPr>
       </w:pPr>
-    </w:p>
-    <w:p>
-      <w:pPr>
-        <w:rPr>
-          <w:lang w:val="es-419" w:eastAsia="es-CO"/>
-        </w:rPr>
-      </w:pPr>
-      <w:r>
-        <w:rPr>
-          <w:lang w:val="es-419" w:eastAsia="es-CO"/>
-        </w:rPr>
-        <w:t xml:space="preserve">Un requerimiento puede definirse como una condición indispensable que debe cumplirse para que una fase del proyecto se desarrolle adecuadamente. Puede estar relacionado con recursos, información, autorizaciones, especificaciones técnicas o criterios de evaluación. En el contexto de la estructuración del proyecto, los </w:t>
-      </w:r>
-      <w:r>
-        <w:rPr>
-          <w:lang w:val="es-419" w:eastAsia="es-CO"/>
-        </w:rPr>
-        <w:lastRenderedPageBreak/>
-        <w:t>requerimientos cumplen una función organizadora fundamental. A continuación, se sintetizan sus principales aportes:</w:t>
+      <w:r>
+        <w:rPr>
+          <w:lang w:val="es-419" w:eastAsia="es-CO"/>
+        </w:rPr>
+        <w:t>Un requerimiento puede definirse como una condición indispensable que debe cumplirse para que una fase del proyecto se desarrolle adecuadamente. Puede estar relacionado con recursos, información, autorizaciones, especificaciones técnicas o criterios de evaluación. En el contexto de la estructuración del proyecto, los requerimientos cumplen una función organizadora fundamental. A continuación, se sintetizan sus principales aportes:</w:t>
       </w:r>
     </w:p>
     <w:p>
@@ -10362,7 +10075,7 @@
           <w:ilvl w:val="0"/>
           <w:numId w:val="39"/>
         </w:numPr>
-        <w:ind w:left="567" w:hanging="283"/>
+        <w:ind w:left="567" w:hanging="425"/>
         <w:rPr>
           <w:lang w:val="es-419" w:eastAsia="es-CO"/>
         </w:rPr>
@@ -10371,6 +10084,7 @@
         <w:rPr>
           <w:rStyle w:val="Ttulo5Car"/>
         </w:rPr>
+        <w:lastRenderedPageBreak/>
         <w:t>Delimitar responsabilidades.</w:t>
       </w:r>
       <w:r>
@@ -10387,7 +10101,7 @@
           <w:ilvl w:val="0"/>
           <w:numId w:val="39"/>
         </w:numPr>
-        <w:ind w:left="567" w:hanging="283"/>
+        <w:ind w:left="567" w:hanging="425"/>
         <w:rPr>
           <w:rStyle w:val="Ttulo5Car"/>
         </w:rPr>
@@ -10412,7 +10126,7 @@
           <w:ilvl w:val="0"/>
           <w:numId w:val="39"/>
         </w:numPr>
-        <w:ind w:left="567" w:hanging="283"/>
+        <w:ind w:left="567" w:hanging="425"/>
         <w:rPr>
           <w:lang w:val="es-419" w:eastAsia="es-CO"/>
         </w:rPr>
@@ -10437,7 +10151,7 @@
           <w:ilvl w:val="0"/>
           <w:numId w:val="39"/>
         </w:numPr>
-        <w:ind w:left="567" w:hanging="283"/>
+        <w:ind w:left="567" w:hanging="425"/>
         <w:rPr>
           <w:rStyle w:val="Ttulo5Car"/>
           <w:rFonts w:asciiTheme="minorHAnsi" w:eastAsiaTheme="minorHAnsi" w:hAnsiTheme="minorHAnsi" w:cstheme="minorBidi"/>
@@ -10485,7 +10199,7 @@
       <w:pPr>
         <w:pStyle w:val="Ttulo2"/>
       </w:pPr>
-      <w:bookmarkStart w:id="21" w:name="_Toc225252427"/>
+      <w:bookmarkStart w:id="21" w:name="_Toc227051310"/>
       <w:r>
         <w:t>Características de un requerimiento</w:t>
       </w:r>
@@ -10497,26 +10211,12 @@
           <w:lang w:val="es-419" w:eastAsia="es-CO"/>
         </w:rPr>
       </w:pPr>
-    </w:p>
-    <w:p>
-      <w:pPr>
-        <w:rPr>
-          <w:lang w:val="es-419" w:eastAsia="es-CO"/>
-        </w:rPr>
-      </w:pPr>
       <w:r>
         <w:rPr>
           <w:lang w:val="es-419" w:eastAsia="es-CO"/>
         </w:rPr>
         <w:t>Para que un requerimiento contribuya efectivamente a la estructuración del proyecto, debe cumplir determinadas características que garanticen su aplicabilidad y relevancia. A continuación, se presentan las características fundamentales:</w:t>
       </w:r>
-    </w:p>
-    <w:p>
-      <w:pPr>
-        <w:rPr>
-          <w:lang w:val="es-419" w:eastAsia="es-CO"/>
-        </w:rPr>
-      </w:pPr>
     </w:p>
     <w:p>
       <w:pPr>
@@ -10525,7 +10225,7 @@
           <w:ilvl w:val="0"/>
           <w:numId w:val="40"/>
         </w:numPr>
-        <w:ind w:left="567" w:hanging="283"/>
+        <w:ind w:left="567" w:hanging="425"/>
         <w:rPr>
           <w:rStyle w:val="Ttulo5Car"/>
         </w:rPr>
@@ -10550,7 +10250,7 @@
           <w:ilvl w:val="0"/>
           <w:numId w:val="40"/>
         </w:numPr>
-        <w:ind w:left="567" w:hanging="283"/>
+        <w:ind w:left="567" w:hanging="425"/>
         <w:rPr>
           <w:lang w:val="es-419" w:eastAsia="es-CO"/>
         </w:rPr>
@@ -10575,7 +10275,7 @@
           <w:ilvl w:val="0"/>
           <w:numId w:val="40"/>
         </w:numPr>
-        <w:ind w:left="567" w:hanging="283"/>
+        <w:ind w:left="567" w:hanging="425"/>
         <w:rPr>
           <w:lang w:val="es-419" w:eastAsia="es-CO"/>
         </w:rPr>
@@ -10584,7 +10284,6 @@
         <w:rPr>
           <w:rStyle w:val="Ttulo5Car"/>
         </w:rPr>
-        <w:lastRenderedPageBreak/>
         <w:t>Viabilidad.</w:t>
       </w:r>
       <w:r>
@@ -10601,7 +10300,7 @@
           <w:ilvl w:val="0"/>
           <w:numId w:val="40"/>
         </w:numPr>
-        <w:ind w:left="567" w:hanging="283"/>
+        <w:ind w:left="567" w:hanging="425"/>
         <w:rPr>
           <w:lang w:val="es-419" w:eastAsia="es-CO"/>
         </w:rPr>
@@ -10626,7 +10325,7 @@
           <w:ilvl w:val="0"/>
           <w:numId w:val="40"/>
         </w:numPr>
-        <w:ind w:left="567" w:hanging="283"/>
+        <w:ind w:left="567" w:hanging="425"/>
         <w:rPr>
           <w:lang w:val="es-419" w:eastAsia="es-CO"/>
         </w:rPr>
@@ -10662,6 +10361,7 @@
         <w:rPr>
           <w:lang w:val="es-419" w:eastAsia="es-CO"/>
         </w:rPr>
+        <w:lastRenderedPageBreak/>
         <w:t>Estas características impiden que los requerimientos se conviertan en declaraciones generales sin impacto real. Por el contrario, permiten que funcionen como criterios estructurales que orientan la organización, el seguimiento y la evaluación del proyecto.</w:t>
       </w:r>
     </w:p>
@@ -10676,7 +10376,7 @@
       <w:pPr>
         <w:pStyle w:val="Ttulo2"/>
       </w:pPr>
-      <w:bookmarkStart w:id="22" w:name="_Toc225252428"/>
+      <w:bookmarkStart w:id="22" w:name="_Toc227051311"/>
       <w:r>
         <w:t>Clasificación de los requerimientos</w:t>
       </w:r>
@@ -10688,13 +10388,6 @@
           <w:lang w:val="es-419" w:eastAsia="es-CO"/>
         </w:rPr>
       </w:pPr>
-    </w:p>
-    <w:p>
-      <w:pPr>
-        <w:rPr>
-          <w:lang w:val="es-419" w:eastAsia="es-CO"/>
-        </w:rPr>
-      </w:pPr>
       <w:r>
         <w:rPr>
           <w:lang w:val="es-419" w:eastAsia="es-CO"/>
@@ -10729,13 +10422,6 @@
         </w:rPr>
         <w:t>Son aquellos relacionados con la necesidad que da origen al proyecto. Definen el propósito general y las expectativas que se pretenden satisfacer. Ejemplos:</w:t>
       </w:r>
-    </w:p>
-    <w:p>
-      <w:pPr>
-        <w:rPr>
-          <w:lang w:val="es-419" w:eastAsia="es-CO"/>
-        </w:rPr>
-      </w:pPr>
     </w:p>
     <w:p>
       <w:pPr>
@@ -10744,16 +10430,15 @@
           <w:ilvl w:val="0"/>
           <w:numId w:val="41"/>
         </w:numPr>
-        <w:ind w:left="567" w:hanging="283"/>
-        <w:rPr>
-          <w:lang w:val="es-419" w:eastAsia="es-CO"/>
-        </w:rPr>
-      </w:pPr>
-      <w:r>
-        <w:rPr>
-          <w:lang w:val="es-419" w:eastAsia="es-CO"/>
-        </w:rPr>
-        <w:lastRenderedPageBreak/>
+        <w:ind w:left="567" w:hanging="425"/>
+        <w:rPr>
+          <w:lang w:val="es-419" w:eastAsia="es-CO"/>
+        </w:rPr>
+      </w:pPr>
+      <w:r>
+        <w:rPr>
+          <w:lang w:val="es-419" w:eastAsia="es-CO"/>
+        </w:rPr>
         <w:t>Resolver una problemática identificada.</w:t>
       </w:r>
     </w:p>
@@ -10764,7 +10449,7 @@
           <w:ilvl w:val="0"/>
           <w:numId w:val="41"/>
         </w:numPr>
-        <w:ind w:left="567" w:hanging="283"/>
+        <w:ind w:left="567" w:hanging="425"/>
         <w:rPr>
           <w:lang w:val="es-419" w:eastAsia="es-CO"/>
         </w:rPr>
@@ -10783,7 +10468,7 @@
           <w:ilvl w:val="0"/>
           <w:numId w:val="41"/>
         </w:numPr>
-        <w:ind w:left="567" w:hanging="283"/>
+        <w:ind w:left="567" w:hanging="425"/>
         <w:rPr>
           <w:lang w:val="es-419" w:eastAsia="es-CO"/>
         </w:rPr>
@@ -10833,6 +10518,7 @@
         </w:rPr>
       </w:pPr>
       <w:r>
+        <w:lastRenderedPageBreak/>
         <w:t xml:space="preserve">Requerimientos de </w:t>
       </w:r>
       <w:proofErr w:type="spellStart"/>
@@ -10893,7 +10579,7 @@
           <w:ilvl w:val="0"/>
           <w:numId w:val="42"/>
         </w:numPr>
-        <w:ind w:left="567" w:hanging="283"/>
+        <w:ind w:left="567" w:hanging="425"/>
         <w:rPr>
           <w:lang w:val="es-419" w:eastAsia="es-CO"/>
         </w:rPr>
@@ -10912,7 +10598,7 @@
           <w:ilvl w:val="0"/>
           <w:numId w:val="42"/>
         </w:numPr>
-        <w:ind w:left="567" w:hanging="283"/>
+        <w:ind w:left="567" w:hanging="425"/>
         <w:rPr>
           <w:lang w:val="es-419" w:eastAsia="es-CO"/>
         </w:rPr>
@@ -10931,7 +10617,7 @@
           <w:ilvl w:val="0"/>
           <w:numId w:val="42"/>
         </w:numPr>
-        <w:ind w:left="567" w:hanging="283"/>
+        <w:ind w:left="567" w:hanging="425"/>
         <w:rPr>
           <w:lang w:val="es-419" w:eastAsia="es-CO"/>
         </w:rPr>
@@ -10968,7 +10654,6 @@
         <w:pStyle w:val="Ttulo5"/>
       </w:pPr>
       <w:r>
-        <w:lastRenderedPageBreak/>
         <w:t>Requerimientos no funcionales</w:t>
       </w:r>
     </w:p>
@@ -10992,7 +10677,7 @@
           <w:ilvl w:val="0"/>
           <w:numId w:val="43"/>
         </w:numPr>
-        <w:ind w:left="567" w:hanging="283"/>
+        <w:ind w:left="567" w:hanging="425"/>
         <w:rPr>
           <w:lang w:val="es-419" w:eastAsia="es-CO"/>
         </w:rPr>
@@ -11011,7 +10696,7 @@
           <w:ilvl w:val="0"/>
           <w:numId w:val="43"/>
         </w:numPr>
-        <w:ind w:left="567" w:hanging="283"/>
+        <w:ind w:left="567" w:hanging="425"/>
         <w:rPr>
           <w:lang w:val="es-419" w:eastAsia="es-CO"/>
         </w:rPr>
@@ -11030,7 +10715,7 @@
           <w:ilvl w:val="0"/>
           <w:numId w:val="43"/>
         </w:numPr>
-        <w:ind w:left="567" w:hanging="283"/>
+        <w:ind w:left="567" w:hanging="425"/>
         <w:rPr>
           <w:lang w:val="es-419" w:eastAsia="es-CO"/>
         </w:rPr>
@@ -11052,15 +10737,9 @@
         <w:rPr>
           <w:lang w:val="es-419" w:eastAsia="es-CO"/>
         </w:rPr>
+        <w:lastRenderedPageBreak/>
         <w:t>Estos requerimientos fortalecen la coherencia estructural y garantizan condiciones adecuadas de desarrollo.</w:t>
       </w:r>
-    </w:p>
-    <w:p>
-      <w:pPr>
-        <w:rPr>
-          <w:lang w:val="es-419" w:eastAsia="es-CO"/>
-        </w:rPr>
-      </w:pPr>
     </w:p>
     <w:p>
       <w:pPr>
@@ -11097,7 +10776,7 @@
           <w:ilvl w:val="0"/>
           <w:numId w:val="44"/>
         </w:numPr>
-        <w:ind w:left="567" w:hanging="283"/>
+        <w:ind w:left="567" w:hanging="425"/>
         <w:rPr>
           <w:lang w:val="es-419" w:eastAsia="es-CO"/>
         </w:rPr>
@@ -11116,7 +10795,7 @@
           <w:ilvl w:val="0"/>
           <w:numId w:val="44"/>
         </w:numPr>
-        <w:ind w:left="567" w:hanging="283"/>
+        <w:ind w:left="567" w:hanging="425"/>
         <w:rPr>
           <w:lang w:val="es-419" w:eastAsia="es-CO"/>
         </w:rPr>
@@ -11135,7 +10814,7 @@
           <w:ilvl w:val="0"/>
           <w:numId w:val="44"/>
         </w:numPr>
-        <w:ind w:left="567" w:hanging="283"/>
+        <w:ind w:left="567" w:hanging="425"/>
         <w:rPr>
           <w:lang w:val="es-419" w:eastAsia="es-CO"/>
         </w:rPr>
@@ -11169,17 +10848,9 @@
     </w:p>
     <w:p>
       <w:pPr>
-        <w:rPr>
-          <w:lang w:val="es-419" w:eastAsia="es-CO"/>
-        </w:rPr>
-      </w:pPr>
-    </w:p>
-    <w:p>
-      <w:pPr>
         <w:pStyle w:val="Ttulo5"/>
       </w:pPr>
       <w:r>
-        <w:lastRenderedPageBreak/>
         <w:t>Trazabilidad de los requerimientos</w:t>
       </w:r>
     </w:p>
@@ -11203,7 +10874,7 @@
           <w:ilvl w:val="0"/>
           <w:numId w:val="45"/>
         </w:numPr>
-        <w:ind w:left="567" w:hanging="283"/>
+        <w:ind w:left="567" w:hanging="425"/>
         <w:rPr>
           <w:lang w:val="es-419" w:eastAsia="es-CO"/>
         </w:rPr>
@@ -11222,7 +10893,7 @@
           <w:ilvl w:val="0"/>
           <w:numId w:val="45"/>
         </w:numPr>
-        <w:ind w:left="567" w:hanging="283"/>
+        <w:ind w:left="567" w:hanging="425"/>
         <w:rPr>
           <w:lang w:val="es-419" w:eastAsia="es-CO"/>
         </w:rPr>
@@ -11241,7 +10912,7 @@
           <w:ilvl w:val="0"/>
           <w:numId w:val="45"/>
         </w:numPr>
-        <w:ind w:left="567" w:hanging="283"/>
+        <w:ind w:left="567" w:hanging="425"/>
         <w:rPr>
           <w:lang w:val="es-419" w:eastAsia="es-CO"/>
         </w:rPr>
@@ -11260,7 +10931,7 @@
           <w:ilvl w:val="0"/>
           <w:numId w:val="45"/>
         </w:numPr>
-        <w:ind w:left="567" w:hanging="283"/>
+        <w:ind w:left="567" w:hanging="425"/>
         <w:rPr>
           <w:lang w:val="es-419" w:eastAsia="es-CO"/>
         </w:rPr>
@@ -11287,16 +10958,10 @@
     </w:p>
     <w:p>
       <w:pPr>
-        <w:rPr>
-          <w:lang w:val="es-419" w:eastAsia="es-CO"/>
-        </w:rPr>
-      </w:pPr>
-    </w:p>
-    <w:p>
-      <w:pPr>
         <w:pStyle w:val="Ttulo5"/>
       </w:pPr>
       <w:r>
+        <w:lastRenderedPageBreak/>
         <w:t>Relación entre requerimientos y fases del proyecto</w:t>
       </w:r>
     </w:p>
@@ -11320,7 +10985,7 @@
           <w:ilvl w:val="0"/>
           <w:numId w:val="46"/>
         </w:numPr>
-        <w:ind w:left="567" w:hanging="141"/>
+        <w:ind w:left="567" w:hanging="425"/>
         <w:rPr>
           <w:lang w:val="es-419" w:eastAsia="es-CO"/>
         </w:rPr>
@@ -11339,7 +11004,7 @@
           <w:ilvl w:val="0"/>
           <w:numId w:val="46"/>
         </w:numPr>
-        <w:ind w:left="567" w:hanging="141"/>
+        <w:ind w:left="567" w:hanging="425"/>
         <w:rPr>
           <w:lang w:val="es-419" w:eastAsia="es-CO"/>
         </w:rPr>
@@ -11358,7 +11023,7 @@
           <w:ilvl w:val="0"/>
           <w:numId w:val="46"/>
         </w:numPr>
-        <w:ind w:left="567" w:hanging="141"/>
+        <w:ind w:left="567" w:hanging="425"/>
         <w:rPr>
           <w:lang w:val="es-419" w:eastAsia="es-CO"/>
         </w:rPr>
@@ -11377,7 +11042,7 @@
           <w:ilvl w:val="0"/>
           <w:numId w:val="46"/>
         </w:numPr>
-        <w:ind w:left="567" w:hanging="141"/>
+        <w:ind w:left="567" w:hanging="425"/>
         <w:rPr>
           <w:lang w:val="es-419" w:eastAsia="es-CO"/>
         </w:rPr>
@@ -11396,7 +11061,7 @@
           <w:ilvl w:val="0"/>
           <w:numId w:val="46"/>
         </w:numPr>
-        <w:ind w:left="567" w:hanging="141"/>
+        <w:ind w:left="567" w:hanging="425"/>
         <w:rPr>
           <w:lang w:val="es-419" w:eastAsia="es-CO"/>
         </w:rPr>
@@ -11430,9 +11095,72 @@
     </w:p>
     <w:p>
       <w:pPr>
+        <w:rPr>
+          <w:lang w:val="es-419" w:eastAsia="es-CO"/>
+        </w:rPr>
+      </w:pPr>
+    </w:p>
+    <w:p>
+      <w:pPr>
+        <w:rPr>
+          <w:lang w:val="es-419" w:eastAsia="es-CO"/>
+        </w:rPr>
+      </w:pPr>
+    </w:p>
+    <w:p>
+      <w:pPr>
+        <w:rPr>
+          <w:lang w:val="es-419" w:eastAsia="es-CO"/>
+        </w:rPr>
+      </w:pPr>
+    </w:p>
+    <w:p>
+      <w:pPr>
+        <w:rPr>
+          <w:lang w:val="es-419" w:eastAsia="es-CO"/>
+        </w:rPr>
+      </w:pPr>
+    </w:p>
+    <w:p>
+      <w:pPr>
+        <w:rPr>
+          <w:lang w:val="es-419" w:eastAsia="es-CO"/>
+        </w:rPr>
+      </w:pPr>
+    </w:p>
+    <w:p>
+      <w:pPr>
+        <w:rPr>
+          <w:lang w:val="es-419" w:eastAsia="es-CO"/>
+        </w:rPr>
+      </w:pPr>
+    </w:p>
+    <w:p>
+      <w:pPr>
+        <w:rPr>
+          <w:lang w:val="es-419" w:eastAsia="es-CO"/>
+        </w:rPr>
+      </w:pPr>
+    </w:p>
+    <w:p>
+      <w:pPr>
+        <w:rPr>
+          <w:lang w:val="es-419" w:eastAsia="es-CO"/>
+        </w:rPr>
+      </w:pPr>
+    </w:p>
+    <w:p>
+      <w:pPr>
+        <w:rPr>
+          <w:lang w:val="es-419" w:eastAsia="es-CO"/>
+        </w:rPr>
+      </w:pPr>
+    </w:p>
+    <w:p>
+      <w:pPr>
         <w:pStyle w:val="Ttulo1"/>
       </w:pPr>
-      <w:bookmarkStart w:id="23" w:name="_Toc225252429"/>
+      <w:bookmarkStart w:id="23" w:name="_Toc227051312"/>
       <w:r>
         <w:lastRenderedPageBreak/>
         <w:t>Planeación de actividades como elementos de estructuración</w:t>
@@ -11442,21 +11170,6 @@
     <w:p>
       <w:pPr>
         <w:rPr>
-          <w:rFonts w:ascii="Calibri" w:eastAsia="Times New Roman" w:hAnsi="Calibri" w:cs="Times New Roman (Títulos en alf"/>
-          <w:b/>
-          <w:color w:val="000000" w:themeColor="text1"/>
-          <w:spacing w:val="-10"/>
-          <w:kern w:val="0"/>
-          <w:sz w:val="36"/>
-          <w:szCs w:val="32"/>
-          <w:lang w:val="es-419" w:eastAsia="es-CO"/>
-          <w14:ligatures w14:val="none"/>
-        </w:rPr>
-      </w:pPr>
-    </w:p>
-    <w:p>
-      <w:pPr>
-        <w:rPr>
           <w:lang w:val="es-419" w:eastAsia="es-CO"/>
         </w:rPr>
       </w:pPr>
@@ -11504,7 +11217,7 @@
       <w:pPr>
         <w:pStyle w:val="Ttulo2"/>
       </w:pPr>
-      <w:bookmarkStart w:id="24" w:name="_Toc225252430"/>
+      <w:bookmarkStart w:id="24" w:name="_Toc227051313"/>
       <w:r>
         <w:t>Organización secuencial de actividades</w:t>
       </w:r>
@@ -11513,36 +11226,14 @@
     <w:p>
       <w:pPr>
         <w:rPr>
-          <w:rFonts w:ascii="Calibri" w:eastAsia="Times New Roman" w:hAnsi="Calibri" w:cs="Times New Roman (Títulos en alf"/>
-          <w:b/>
-          <w:color w:val="000000" w:themeColor="text1"/>
-          <w:spacing w:val="-10"/>
-          <w:kern w:val="0"/>
-          <w:sz w:val="36"/>
-          <w:szCs w:val="32"/>
-          <w:lang w:val="es-419" w:eastAsia="es-CO"/>
-          <w14:ligatures w14:val="none"/>
-        </w:rPr>
-      </w:pPr>
-    </w:p>
-    <w:p>
-      <w:pPr>
-        <w:rPr>
-          <w:lang w:val="es-419" w:eastAsia="es-CO"/>
-        </w:rPr>
-      </w:pPr>
-      <w:r>
-        <w:rPr>
-          <w:lang w:val="es-419" w:eastAsia="es-CO"/>
-        </w:rPr>
-        <w:t xml:space="preserve">La organización secuencial implica establecer un orden lógico en el desarrollo de las actividades. No todas las acciones pueden ejecutarse simultáneamente; algunas dependen del resultado previo de otras. Esta relación de dependencia exige definir </w:t>
-      </w:r>
-      <w:r>
-        <w:rPr>
-          <w:lang w:val="es-419" w:eastAsia="es-CO"/>
-        </w:rPr>
-        <w:lastRenderedPageBreak/>
-        <w:t>prioridades y determinar un flujo progresivo que responda a la lógica del proyecto y a sus objetivos específicos. Los principales aportes de la organización secuencial en la estructuración del proyecto:</w:t>
+          <w:lang w:val="es-419" w:eastAsia="es-CO"/>
+        </w:rPr>
+      </w:pPr>
+      <w:r>
+        <w:rPr>
+          <w:lang w:val="es-419" w:eastAsia="es-CO"/>
+        </w:rPr>
+        <w:t>La organización secuencial implica establecer un orden lógico en el desarrollo de las actividades. No todas las acciones pueden ejecutarse simultáneamente; algunas dependen del resultado previo de otras. Esta relación de dependencia exige definir prioridades y determinar un flujo progresivo que responda a la lógica del proyecto y a sus objetivos específicos. Los principales aportes de la organización secuencial en la estructuración del proyecto:</w:t>
       </w:r>
     </w:p>
     <w:p>
@@ -11559,7 +11250,7 @@
           <w:ilvl w:val="0"/>
           <w:numId w:val="47"/>
         </w:numPr>
-        <w:ind w:left="567" w:hanging="283"/>
+        <w:ind w:left="567" w:hanging="425"/>
         <w:rPr>
           <w:lang w:val="es-419" w:eastAsia="es-CO"/>
         </w:rPr>
@@ -11584,7 +11275,7 @@
           <w:ilvl w:val="0"/>
           <w:numId w:val="47"/>
         </w:numPr>
-        <w:ind w:left="567" w:hanging="283"/>
+        <w:ind w:left="567" w:hanging="425"/>
         <w:rPr>
           <w:lang w:val="es-419" w:eastAsia="es-CO"/>
         </w:rPr>
@@ -11609,7 +11300,7 @@
           <w:ilvl w:val="0"/>
           <w:numId w:val="47"/>
         </w:numPr>
-        <w:ind w:left="567" w:hanging="283"/>
+        <w:ind w:left="567" w:hanging="425"/>
         <w:rPr>
           <w:lang w:val="es-419" w:eastAsia="es-CO"/>
         </w:rPr>
@@ -11634,7 +11325,7 @@
           <w:ilvl w:val="0"/>
           <w:numId w:val="47"/>
         </w:numPr>
-        <w:ind w:left="567" w:hanging="283"/>
+        <w:ind w:left="567" w:hanging="425"/>
         <w:rPr>
           <w:lang w:val="es-419" w:eastAsia="es-CO"/>
         </w:rPr>
@@ -11684,7 +11375,7 @@
       <w:pPr>
         <w:pStyle w:val="Ttulo2"/>
       </w:pPr>
-      <w:bookmarkStart w:id="25" w:name="_Toc225252431"/>
+      <w:bookmarkStart w:id="25" w:name="_Toc227051314"/>
       <w:r>
         <w:t>División del proyecto en bloques</w:t>
       </w:r>
@@ -11696,33 +11387,12 @@
           <w:lang w:val="es-419" w:eastAsia="es-CO"/>
         </w:rPr>
       </w:pPr>
-    </w:p>
-    <w:p>
-      <w:pPr>
-        <w:rPr>
-          <w:lang w:val="es-419" w:eastAsia="es-CO"/>
-        </w:rPr>
-      </w:pPr>
-      <w:r>
-        <w:rPr>
-          <w:lang w:val="es-419" w:eastAsia="es-CO"/>
-        </w:rPr>
-        <w:t xml:space="preserve">Dividir el proyecto en bloques o componentes facilita su comprensión y manejo operativo. Cada bloque agrupa actividades relacionadas que cumplen una función específica dentro del conjunto general, lo que permite abordar el proyecto por partes </w:t>
-      </w:r>
-      <w:r>
-        <w:rPr>
-          <w:lang w:val="es-419" w:eastAsia="es-CO"/>
-        </w:rPr>
-        <w:lastRenderedPageBreak/>
-        <w:t>sin perder la coherencia con el propósito global. A continuación, se presentan los principales aportes de la organización por bloques:</w:t>
-      </w:r>
-    </w:p>
-    <w:p>
-      <w:pPr>
-        <w:rPr>
-          <w:lang w:val="es-419" w:eastAsia="es-CO"/>
-        </w:rPr>
-      </w:pPr>
+      <w:r>
+        <w:rPr>
+          <w:lang w:val="es-419" w:eastAsia="es-CO"/>
+        </w:rPr>
+        <w:t>Dividir el proyecto en bloques o componentes facilita su comprensión y manejo operativo. Cada bloque agrupa actividades relacionadas que cumplen una función específica dentro del conjunto general, lo que permite abordar el proyecto por partes sin perder la coherencia con el propósito global. A continuación, se presentan los principales aportes de la organización por bloques:</w:t>
+      </w:r>
     </w:p>
     <w:p>
       <w:pPr>
@@ -11731,7 +11401,7 @@
           <w:ilvl w:val="0"/>
           <w:numId w:val="48"/>
         </w:numPr>
-        <w:ind w:left="567" w:hanging="283"/>
+        <w:ind w:left="567" w:hanging="425"/>
         <w:rPr>
           <w:lang w:val="es-419" w:eastAsia="es-CO"/>
         </w:rPr>
@@ -11756,7 +11426,7 @@
           <w:ilvl w:val="0"/>
           <w:numId w:val="48"/>
         </w:numPr>
-        <w:ind w:left="567" w:hanging="283"/>
+        <w:ind w:left="567" w:hanging="425"/>
         <w:rPr>
           <w:lang w:val="es-419" w:eastAsia="es-CO"/>
         </w:rPr>
@@ -11765,6 +11435,7 @@
         <w:rPr>
           <w:rStyle w:val="Ttulo5Car"/>
         </w:rPr>
+        <w:lastRenderedPageBreak/>
         <w:t>Asignación de responsabilidades claras.</w:t>
       </w:r>
       <w:r>
@@ -11781,7 +11452,7 @@
           <w:ilvl w:val="0"/>
           <w:numId w:val="48"/>
         </w:numPr>
-        <w:ind w:left="567" w:hanging="283"/>
+        <w:ind w:left="567" w:hanging="425"/>
         <w:rPr>
           <w:lang w:val="es-419" w:eastAsia="es-CO"/>
         </w:rPr>
@@ -11806,7 +11477,7 @@
           <w:ilvl w:val="0"/>
           <w:numId w:val="48"/>
         </w:numPr>
-        <w:ind w:left="567" w:hanging="283"/>
+        <w:ind w:left="567" w:hanging="425"/>
         <w:rPr>
           <w:lang w:val="es-419" w:eastAsia="es-CO"/>
         </w:rPr>
@@ -11826,14 +11497,6 @@
     </w:p>
     <w:p>
       <w:pPr>
-        <w:ind w:left="284" w:firstLine="0"/>
-        <w:rPr>
-          <w:lang w:val="es-419" w:eastAsia="es-CO"/>
-        </w:rPr>
-      </w:pPr>
-    </w:p>
-    <w:p>
-      <w:pPr>
         <w:rPr>
           <w:lang w:val="es-419" w:eastAsia="es-CO"/>
         </w:rPr>
@@ -11856,7 +11519,7 @@
       <w:pPr>
         <w:pStyle w:val="Ttulo2"/>
       </w:pPr>
-      <w:bookmarkStart w:id="26" w:name="_Toc225252432"/>
+      <w:bookmarkStart w:id="26" w:name="_Toc227051315"/>
       <w:r>
         <w:t>Asignación de recursos por actividad</w:t>
       </w:r>
@@ -11868,26 +11531,12 @@
           <w:lang w:val="es-419" w:eastAsia="es-CO"/>
         </w:rPr>
       </w:pPr>
-    </w:p>
-    <w:p>
-      <w:pPr>
-        <w:rPr>
-          <w:lang w:val="es-419" w:eastAsia="es-CO"/>
-        </w:rPr>
-      </w:pPr>
       <w:r>
         <w:rPr>
           <w:lang w:val="es-419" w:eastAsia="es-CO"/>
         </w:rPr>
         <w:t>Cada actividad requiere recursos específicos para su ejecución. La asignación adecuada de estos recursos garantiza continuidad operativa y previene interrupciones que puedan afectar el desarrollo del proyecto. Los recursos pueden clasificarse de la siguiente manera:</w:t>
       </w:r>
-    </w:p>
-    <w:p>
-      <w:pPr>
-        <w:rPr>
-          <w:lang w:val="es-419" w:eastAsia="es-CO"/>
-        </w:rPr>
-      </w:pPr>
     </w:p>
     <w:p>
       <w:pPr>
@@ -11896,7 +11545,7 @@
           <w:ilvl w:val="0"/>
           <w:numId w:val="49"/>
         </w:numPr>
-        <w:ind w:left="567" w:hanging="283"/>
+        <w:ind w:left="567" w:hanging="425"/>
         <w:rPr>
           <w:lang w:val="es-419" w:eastAsia="es-CO"/>
         </w:rPr>
@@ -11905,7 +11554,6 @@
         <w:rPr>
           <w:rStyle w:val="Ttulo5Car"/>
         </w:rPr>
-        <w:lastRenderedPageBreak/>
         <w:t>Humanos.</w:t>
       </w:r>
       <w:r>
@@ -11922,7 +11570,7 @@
           <w:ilvl w:val="0"/>
           <w:numId w:val="49"/>
         </w:numPr>
-        <w:ind w:left="567" w:hanging="283"/>
+        <w:ind w:left="567" w:hanging="425"/>
         <w:rPr>
           <w:lang w:val="es-419" w:eastAsia="es-CO"/>
         </w:rPr>
@@ -11947,7 +11595,7 @@
           <w:ilvl w:val="0"/>
           <w:numId w:val="49"/>
         </w:numPr>
-        <w:ind w:left="567" w:hanging="283"/>
+        <w:ind w:left="567" w:hanging="425"/>
         <w:rPr>
           <w:lang w:val="es-419" w:eastAsia="es-CO"/>
         </w:rPr>
@@ -11972,7 +11620,7 @@
           <w:ilvl w:val="0"/>
           <w:numId w:val="49"/>
         </w:numPr>
-        <w:ind w:left="567" w:hanging="283"/>
+        <w:ind w:left="567" w:hanging="425"/>
         <w:rPr>
           <w:rStyle w:val="Ttulo5Car"/>
         </w:rPr>
@@ -11997,7 +11645,7 @@
           <w:ilvl w:val="0"/>
           <w:numId w:val="49"/>
         </w:numPr>
-        <w:ind w:left="567" w:hanging="283"/>
+        <w:ind w:left="567" w:hanging="425"/>
         <w:rPr>
           <w:rStyle w:val="Ttulo5Car"/>
           <w:rFonts w:asciiTheme="minorHAnsi" w:eastAsiaTheme="minorHAnsi" w:hAnsiTheme="minorHAnsi" w:cstheme="minorBidi"/>
@@ -12038,6 +11686,7 @@
         <w:rPr>
           <w:lang w:val="es-419" w:eastAsia="es-CO"/>
         </w:rPr>
+        <w:lastRenderedPageBreak/>
         <w:t>Asignar recursos por actividad permite establecer responsabilidades claras, prever necesidades operativas y asegurar la viabilidad técnica y financiera del proyecto.</w:t>
       </w:r>
     </w:p>
@@ -12052,7 +11701,7 @@
       <w:pPr>
         <w:pStyle w:val="Ttulo2"/>
       </w:pPr>
-      <w:bookmarkStart w:id="27" w:name="_Toc225252433"/>
+      <w:bookmarkStart w:id="27" w:name="_Toc227051316"/>
       <w:r>
         <w:t>Relación entre planeación y cumplimiento del propósito</w:t>
       </w:r>
@@ -12064,26 +11713,12 @@
           <w:lang w:val="es-419" w:eastAsia="es-CO"/>
         </w:rPr>
       </w:pPr>
-    </w:p>
-    <w:p>
-      <w:pPr>
-        <w:rPr>
-          <w:lang w:val="es-419" w:eastAsia="es-CO"/>
-        </w:rPr>
-      </w:pPr>
       <w:r>
         <w:rPr>
           <w:lang w:val="es-419" w:eastAsia="es-CO"/>
         </w:rPr>
         <w:t>La planeación actúa como puente entre los objetivos específicos y el propósito general. Cuando las actividades están organizadas secuencialmente, agrupadas en bloques funcionales y cuentan con recursos asignados, el proyecto avanza con mayor coherencia estructural.</w:t>
       </w:r>
-    </w:p>
-    <w:p>
-      <w:pPr>
-        <w:rPr>
-          <w:lang w:val="es-419" w:eastAsia="es-CO"/>
-        </w:rPr>
-      </w:pPr>
     </w:p>
     <w:p>
       <w:pPr>
@@ -12092,7 +11727,7 @@
           <w:ilvl w:val="0"/>
           <w:numId w:val="50"/>
         </w:numPr>
-        <w:ind w:left="567" w:hanging="283"/>
+        <w:ind w:left="567" w:hanging="425"/>
         <w:rPr>
           <w:rStyle w:val="Ttulo5Car"/>
         </w:rPr>
@@ -12117,7 +11752,7 @@
           <w:ilvl w:val="0"/>
           <w:numId w:val="50"/>
         </w:numPr>
-        <w:ind w:left="567" w:hanging="283"/>
+        <w:ind w:left="567" w:hanging="425"/>
         <w:rPr>
           <w:rStyle w:val="Ttulo5Car"/>
         </w:rPr>
@@ -12142,7 +11777,7 @@
           <w:ilvl w:val="0"/>
           <w:numId w:val="50"/>
         </w:numPr>
-        <w:ind w:left="567" w:hanging="283"/>
+        <w:ind w:left="567" w:hanging="425"/>
         <w:rPr>
           <w:rStyle w:val="Ttulo5Car"/>
           <w:rFonts w:asciiTheme="minorHAnsi" w:eastAsiaTheme="minorHAnsi" w:hAnsiTheme="minorHAnsi" w:cstheme="minorBidi"/>
@@ -12172,18 +11807,10 @@
           <w:lang w:val="es-419" w:eastAsia="es-CO"/>
         </w:rPr>
       </w:pPr>
-    </w:p>
-    <w:p>
-      <w:pPr>
-        <w:rPr>
-          <w:lang w:val="es-419" w:eastAsia="es-CO"/>
-        </w:rPr>
-      </w:pPr>
-      <w:r>
-        <w:rPr>
-          <w:lang w:val="es-419" w:eastAsia="es-CO"/>
-        </w:rPr>
-        <w:lastRenderedPageBreak/>
+      <w:r>
+        <w:rPr>
+          <w:lang w:val="es-419" w:eastAsia="es-CO"/>
+        </w:rPr>
         <w:t>En ausencia de una planeación adecuada, pueden generarse desviaciones que dificulten el logro del propósito general. Por ello, estructurar cuidadosamente las actividades no es un requisito formal, sino una condición esencial para alcanzar los resultados esperados con coherencia, eficiencia y sostenibilidad.</w:t>
       </w:r>
     </w:p>
@@ -12231,79 +11858,9 @@
     </w:p>
     <w:p>
       <w:pPr>
-        <w:rPr>
-          <w:lang w:val="es-419" w:eastAsia="es-CO"/>
-        </w:rPr>
-      </w:pPr>
-    </w:p>
-    <w:p>
-      <w:pPr>
-        <w:rPr>
-          <w:lang w:val="es-419" w:eastAsia="es-CO"/>
-        </w:rPr>
-      </w:pPr>
-    </w:p>
-    <w:p>
-      <w:pPr>
-        <w:rPr>
-          <w:lang w:val="es-419" w:eastAsia="es-CO"/>
-        </w:rPr>
-      </w:pPr>
-    </w:p>
-    <w:p>
-      <w:pPr>
-        <w:rPr>
-          <w:lang w:val="es-419" w:eastAsia="es-CO"/>
-        </w:rPr>
-      </w:pPr>
-    </w:p>
-    <w:p>
-      <w:pPr>
-        <w:rPr>
-          <w:lang w:val="es-419" w:eastAsia="es-CO"/>
-        </w:rPr>
-      </w:pPr>
-    </w:p>
-    <w:p>
-      <w:pPr>
-        <w:rPr>
-          <w:lang w:val="es-419" w:eastAsia="es-CO"/>
-        </w:rPr>
-      </w:pPr>
-    </w:p>
-    <w:p>
-      <w:pPr>
-        <w:rPr>
-          <w:lang w:val="es-419" w:eastAsia="es-CO"/>
-        </w:rPr>
-      </w:pPr>
-    </w:p>
-    <w:p>
-      <w:pPr>
-        <w:rPr>
-          <w:lang w:val="es-419" w:eastAsia="es-CO"/>
-        </w:rPr>
-      </w:pPr>
-    </w:p>
-    <w:p>
-      <w:pPr>
-        <w:rPr>
-          <w:lang w:val="es-419" w:eastAsia="es-CO"/>
-        </w:rPr>
-      </w:pPr>
-    </w:p>
-    <w:p>
-      <w:pPr>
-        <w:rPr>
-          <w:lang w:val="es-419" w:eastAsia="es-CO"/>
-        </w:rPr>
-      </w:pPr>
-    </w:p>
-    <w:p>
-      <w:pPr>
         <w:pStyle w:val="Ttulo1"/>
       </w:pPr>
-      <w:bookmarkStart w:id="28" w:name="_Toc225252434"/>
+      <w:bookmarkStart w:id="28" w:name="_Toc227051317"/>
       <w:r>
         <w:lastRenderedPageBreak/>
         <w:t>Fundamentos estadísticos para la estructuración del proyecto</w:t>
@@ -12316,26 +11873,12 @@
           <w:lang w:val="es-419" w:eastAsia="es-CO"/>
         </w:rPr>
       </w:pPr>
-    </w:p>
-    <w:p>
-      <w:pPr>
-        <w:rPr>
-          <w:lang w:val="es-419" w:eastAsia="es-CO"/>
-        </w:rPr>
-      </w:pPr>
       <w:r>
         <w:rPr>
           <w:lang w:val="es-419" w:eastAsia="es-CO"/>
         </w:rPr>
         <w:t>La estructuración del proyecto requiere información confiable que permita fundamentar la identificación de necesidades y la toma de decisiones. En este sentido, los fundamentos estadísticos aportan herramientas básicas para analizar datos y sustentar la formulación de manera objetiva. Su uso conceptual no implica desarrollar análisis complejos, sino comprender elementos esenciales que respalden el diagnóstico y orienten la organización de la información. A continuación, se presenta un pódcast que explica los conceptos de población, muestra, variables y técnicas de recolección de información, fundamentales para la estructuración metodológica de un proyecto.</w:t>
       </w:r>
-    </w:p>
-    <w:p>
-      <w:pPr>
-        <w:rPr>
-          <w:lang w:val="es-419" w:eastAsia="es-CO"/>
-        </w:rPr>
-      </w:pPr>
     </w:p>
     <w:tbl>
       <w:tblPr>
@@ -12401,9 +11944,6 @@
               <w:t>Cuando se empieza a estructurar un proyecto, la forma en que se recoge la información termina influyendo en todo su desarrollo. Porque si la información no es clara, el diagnóstico pierde precisión, y las decisiones que se tomen pueden no ser las más acertadas.</w:t>
             </w:r>
           </w:p>
-          <w:p/>
-          <w:p/>
-          <w:p/>
           <w:p>
             <w:pPr>
               <w:rPr>
@@ -12416,355 +11956,12 @@
                 <w:b/>
                 <w:bCs/>
               </w:rPr>
-              <w:lastRenderedPageBreak/>
               <w:t>Mujer</w:t>
             </w:r>
           </w:p>
           <w:p>
             <w:r>
               <w:t>Por eso, antes de pasar a la acción, lo mejor es organizar cómo se va a trabajar la información. Eso permite que el proyecto tenga una buena base desde el comienzo.</w:t>
-            </w:r>
-          </w:p>
-          <w:p>
-            <w:pPr>
-              <w:rPr>
-                <w:b/>
-                <w:bCs/>
-              </w:rPr>
-            </w:pPr>
-            <w:r>
-              <w:rPr>
-                <w:b/>
-                <w:bCs/>
-              </w:rPr>
-              <w:t>Hombre</w:t>
-            </w:r>
-          </w:p>
-          <w:p>
-            <w:r>
-              <w:t>Hoy vamos a revisar cuatro elementos que ayudan a estructurar cualquier proyecto: población, muestra, variables y técnicas de recolección de información. ¡Bienvenidos!</w:t>
-            </w:r>
-          </w:p>
-          <w:p>
-            <w:pPr>
-              <w:rPr>
-                <w:b/>
-                <w:bCs/>
-              </w:rPr>
-            </w:pPr>
-            <w:r>
-              <w:rPr>
-                <w:b/>
-                <w:bCs/>
-              </w:rPr>
-              <w:t>Mujer</w:t>
-            </w:r>
-          </w:p>
-          <w:p>
-            <w:r>
-              <w:t>Arranquemos por la población. Pensemos en ella como el universo del proyecto: las personas, procesos, organizaciones o situaciones sobre las que se quiere obtener información.</w:t>
-            </w:r>
-          </w:p>
-          <w:p>
-            <w:pPr>
-              <w:rPr>
-                <w:b/>
-                <w:bCs/>
-              </w:rPr>
-            </w:pPr>
-            <w:r>
-              <w:rPr>
-                <w:b/>
-                <w:bCs/>
-              </w:rPr>
-              <w:t>Hombre</w:t>
-            </w:r>
-          </w:p>
-          <w:p>
-            <w:r>
-              <w:t>Delimitar bien esa población ayuda a entender dónde está realmente el problema que se quiere analizar y hasta dónde llega el alcance del proyecto.</w:t>
-            </w:r>
-          </w:p>
-          <w:p>
-            <w:pPr>
-              <w:rPr>
-                <w:b/>
-                <w:bCs/>
-              </w:rPr>
-            </w:pPr>
-            <w:r>
-              <w:rPr>
-                <w:b/>
-                <w:bCs/>
-              </w:rPr>
-              <w:t>Mujer</w:t>
-            </w:r>
-          </w:p>
-          <w:p>
-            <w:r>
-              <w:t>Pero en la práctica no es necesario revisar a todos los elementos de esa población.</w:t>
-            </w:r>
-          </w:p>
-          <w:p>
-            <w:pPr>
-              <w:rPr>
-                <w:b/>
-                <w:bCs/>
-              </w:rPr>
-            </w:pPr>
-            <w:r>
-              <w:rPr>
-                <w:b/>
-                <w:bCs/>
-              </w:rPr>
-              <w:t>Hombre</w:t>
-            </w:r>
-          </w:p>
-          <w:p>
-            <w:r>
-              <w:t>Por eso se trabaja con una muestra. Un grupo que sirve como referencia de la población y que permite recoger información sin tener que estudiar cada caso.</w:t>
-            </w:r>
-          </w:p>
-          <w:p>
-            <w:pPr>
-              <w:rPr>
-                <w:b/>
-                <w:bCs/>
-              </w:rPr>
-            </w:pPr>
-            <w:r>
-              <w:rPr>
-                <w:b/>
-                <w:bCs/>
-              </w:rPr>
-              <w:lastRenderedPageBreak/>
-              <w:t>Mujer</w:t>
-            </w:r>
-          </w:p>
-          <w:p>
-            <w:r>
-              <w:t>Cuando esa muestra está bien seleccionada, la información que se obtiene ayuda a comprender mejor lo que está pasando y a construir un diagnóstico más confiable.</w:t>
-            </w:r>
-          </w:p>
-          <w:p>
-            <w:pPr>
-              <w:rPr>
-                <w:b/>
-                <w:bCs/>
-              </w:rPr>
-            </w:pPr>
-            <w:r>
-              <w:rPr>
-                <w:b/>
-                <w:bCs/>
-              </w:rPr>
-              <w:t>Mujer</w:t>
-            </w:r>
-          </w:p>
-          <w:p>
-            <w:r>
-              <w:t>Una vez que se tiene claro a quién se va a observar, el siguiente paso es definir qué es exactamente lo que se quiere analizar.</w:t>
-            </w:r>
-          </w:p>
-          <w:p>
-            <w:pPr>
-              <w:rPr>
-                <w:b/>
-                <w:bCs/>
-              </w:rPr>
-            </w:pPr>
-            <w:r>
-              <w:rPr>
-                <w:b/>
-                <w:bCs/>
-              </w:rPr>
-              <w:t>Hombre</w:t>
-            </w:r>
-          </w:p>
-          <w:p>
-            <w:r>
-              <w:t>Para eso están las variables. Son los aspectos que se van a observar para comprender lo que está pasando.</w:t>
-            </w:r>
-          </w:p>
-          <w:p>
-            <w:pPr>
-              <w:rPr>
-                <w:b/>
-                <w:bCs/>
-              </w:rPr>
-            </w:pPr>
-            <w:r>
-              <w:rPr>
-                <w:b/>
-                <w:bCs/>
-              </w:rPr>
-              <w:t>Mujer</w:t>
-            </w:r>
-          </w:p>
-          <w:p>
-            <w:r>
-              <w:t>Algunas variables permiten conocer opiniones, percepciones o niveles de satisfacción. Por ejemplo, cómo evalúan las personas un servicio o qué nivel de satisfacción tienen.</w:t>
-            </w:r>
-          </w:p>
-          <w:p>
-            <w:pPr>
-              <w:rPr>
-                <w:b/>
-                <w:bCs/>
-              </w:rPr>
-            </w:pPr>
-            <w:r>
-              <w:rPr>
-                <w:b/>
-                <w:bCs/>
-              </w:rPr>
-              <w:t>Hombre</w:t>
-            </w:r>
-          </w:p>
-          <w:p>
-            <w:r>
-              <w:t>Estas son las variables cualitativas, las que ayudan a entender percepciones, opiniones o experiencias.</w:t>
-            </w:r>
-          </w:p>
-          <w:p>
-            <w:pPr>
-              <w:rPr>
-                <w:b/>
-                <w:bCs/>
-              </w:rPr>
-            </w:pPr>
-            <w:r>
-              <w:rPr>
-                <w:b/>
-                <w:bCs/>
-              </w:rPr>
-              <w:t>Mujer</w:t>
-            </w:r>
-          </w:p>
-          <w:p>
-            <w:r>
-              <w:t>Otras variables se presentan en números. Permiten medir cantidades y comparar datos para ayudar a entender mejor lo que está pasando.</w:t>
-            </w:r>
-          </w:p>
-          <w:p>
-            <w:pPr>
-              <w:rPr>
-                <w:b/>
-                <w:bCs/>
-              </w:rPr>
-            </w:pPr>
-            <w:r>
-              <w:rPr>
-                <w:b/>
-                <w:bCs/>
-              </w:rPr>
-              <w:lastRenderedPageBreak/>
-              <w:t>Mujer</w:t>
-            </w:r>
-          </w:p>
-          <w:p>
-            <w:r>
-              <w:t>Con la población, la muestra y las variables definidas, llega el momento de decidir cómo se va a recoger la información.</w:t>
-            </w:r>
-          </w:p>
-          <w:p>
-            <w:pPr>
-              <w:rPr>
-                <w:b/>
-                <w:bCs/>
-              </w:rPr>
-            </w:pPr>
-            <w:r>
-              <w:rPr>
-                <w:b/>
-                <w:bCs/>
-              </w:rPr>
-              <w:t>Hombre</w:t>
-            </w:r>
-          </w:p>
-          <w:p>
-            <w:r>
-              <w:t>Para eso existen distintas técnicas de recolección, como encuestas, entrevistas, observación o revisión de documentos.</w:t>
-            </w:r>
-          </w:p>
-          <w:p>
-            <w:pPr>
-              <w:rPr>
-                <w:b/>
-                <w:bCs/>
-              </w:rPr>
-            </w:pPr>
-            <w:r>
-              <w:rPr>
-                <w:b/>
-                <w:bCs/>
-              </w:rPr>
-              <w:t>Mujer</w:t>
-            </w:r>
-          </w:p>
-          <w:p>
-            <w:r>
-              <w:t>La elección de estas técnicas depende del tipo de información que se necesita y de la naturaleza del problema que se está analizando.</w:t>
-            </w:r>
-          </w:p>
-          <w:p>
-            <w:pPr>
-              <w:rPr>
-                <w:b/>
-                <w:bCs/>
-              </w:rPr>
-            </w:pPr>
-            <w:r>
-              <w:rPr>
-                <w:b/>
-                <w:bCs/>
-              </w:rPr>
-              <w:t>Hombre</w:t>
-            </w:r>
-          </w:p>
-          <w:p>
-            <w:r>
-              <w:t>Cuando esas técnicas se aplican de forma adecuada, la información que se obtiene resulta más confiable y útil para entender la situación.</w:t>
-            </w:r>
-          </w:p>
-          <w:p>
-            <w:pPr>
-              <w:rPr>
-                <w:b/>
-                <w:bCs/>
-              </w:rPr>
-            </w:pPr>
-            <w:r>
-              <w:rPr>
-                <w:b/>
-                <w:bCs/>
-              </w:rPr>
-              <w:t>Mujer</w:t>
-            </w:r>
-          </w:p>
-          <w:p>
-            <w:r>
-              <w:t>Y es que finalmente todos estos elementos cumplen una función muy clara dentro de cada proyecto. Ayudan a organizar la forma en que se busca, se recoge y se analiza la información.</w:t>
-            </w:r>
-          </w:p>
-          <w:p>
-            <w:pPr>
-              <w:rPr>
-                <w:b/>
-                <w:bCs/>
-              </w:rPr>
-            </w:pPr>
-            <w:r>
-              <w:rPr>
-                <w:b/>
-                <w:bCs/>
-              </w:rPr>
-              <w:t>Hombre</w:t>
-            </w:r>
-          </w:p>
-          <w:p>
-            <w:r>
-              <w:t>Y cuando ese proceso se hace con orden, el diagnóstico se construye sobre bases más sólidas.</w:t>
             </w:r>
           </w:p>
           <w:p/>
@@ -12781,6 +11978,349 @@
                 <w:bCs/>
               </w:rPr>
               <w:lastRenderedPageBreak/>
+              <w:t>Hombre</w:t>
+            </w:r>
+          </w:p>
+          <w:p>
+            <w:r>
+              <w:t>Hoy vamos a revisar cuatro elementos que ayudan a estructurar cualquier proyecto: población, muestra, variables y técnicas de recolección de información. ¡Bienvenidos!</w:t>
+            </w:r>
+          </w:p>
+          <w:p>
+            <w:pPr>
+              <w:rPr>
+                <w:b/>
+                <w:bCs/>
+              </w:rPr>
+            </w:pPr>
+            <w:r>
+              <w:rPr>
+                <w:b/>
+                <w:bCs/>
+              </w:rPr>
+              <w:t>Mujer</w:t>
+            </w:r>
+          </w:p>
+          <w:p>
+            <w:r>
+              <w:t>Arranquemos por la población. Pensemos en ella como el universo del proyecto: las personas, procesos, organizaciones o situaciones sobre las que se quiere obtener información.</w:t>
+            </w:r>
+          </w:p>
+          <w:p>
+            <w:pPr>
+              <w:rPr>
+                <w:b/>
+                <w:bCs/>
+              </w:rPr>
+            </w:pPr>
+            <w:r>
+              <w:rPr>
+                <w:b/>
+                <w:bCs/>
+              </w:rPr>
+              <w:t>Hombre</w:t>
+            </w:r>
+          </w:p>
+          <w:p>
+            <w:r>
+              <w:t>Delimitar bien esa población ayuda a entender dónde está realmente el problema que se quiere analizar y hasta dónde llega el alcance del proyecto.</w:t>
+            </w:r>
+          </w:p>
+          <w:p>
+            <w:pPr>
+              <w:rPr>
+                <w:b/>
+                <w:bCs/>
+              </w:rPr>
+            </w:pPr>
+            <w:r>
+              <w:rPr>
+                <w:b/>
+                <w:bCs/>
+              </w:rPr>
+              <w:t>Mujer</w:t>
+            </w:r>
+          </w:p>
+          <w:p>
+            <w:r>
+              <w:t>Pero en la práctica no es necesario revisar a todos los elementos de esa población.</w:t>
+            </w:r>
+          </w:p>
+          <w:p>
+            <w:pPr>
+              <w:rPr>
+                <w:b/>
+                <w:bCs/>
+              </w:rPr>
+            </w:pPr>
+            <w:r>
+              <w:rPr>
+                <w:b/>
+                <w:bCs/>
+              </w:rPr>
+              <w:t>Hombre</w:t>
+            </w:r>
+          </w:p>
+          <w:p>
+            <w:r>
+              <w:t>Por eso se trabaja con una muestra. Un grupo que sirve como referencia de la población y que permite recoger información sin tener que estudiar cada caso.</w:t>
+            </w:r>
+          </w:p>
+          <w:p>
+            <w:pPr>
+              <w:rPr>
+                <w:b/>
+                <w:bCs/>
+              </w:rPr>
+            </w:pPr>
+            <w:r>
+              <w:rPr>
+                <w:b/>
+                <w:bCs/>
+              </w:rPr>
+              <w:t>Mujer</w:t>
+            </w:r>
+          </w:p>
+          <w:p>
+            <w:r>
+              <w:t>Cuando esa muestra está bien seleccionada, la información que se obtiene ayuda a comprender mejor lo que está pasando y a construir un diagnóstico más confiable.</w:t>
+            </w:r>
+          </w:p>
+          <w:p>
+            <w:pPr>
+              <w:rPr>
+                <w:b/>
+                <w:bCs/>
+              </w:rPr>
+            </w:pPr>
+            <w:r>
+              <w:rPr>
+                <w:b/>
+                <w:bCs/>
+              </w:rPr>
+              <w:lastRenderedPageBreak/>
+              <w:t>Mujer</w:t>
+            </w:r>
+          </w:p>
+          <w:p>
+            <w:r>
+              <w:t>Una vez que se tiene claro a quién se va a observar, el siguiente paso es definir qué es exactamente lo que se quiere analizar.</w:t>
+            </w:r>
+          </w:p>
+          <w:p>
+            <w:pPr>
+              <w:rPr>
+                <w:b/>
+                <w:bCs/>
+              </w:rPr>
+            </w:pPr>
+            <w:r>
+              <w:rPr>
+                <w:b/>
+                <w:bCs/>
+              </w:rPr>
+              <w:t>Hombre</w:t>
+            </w:r>
+          </w:p>
+          <w:p>
+            <w:r>
+              <w:t>Para eso están las variables. Son los aspectos que se van a observar para comprender lo que está pasando.</w:t>
+            </w:r>
+          </w:p>
+          <w:p>
+            <w:pPr>
+              <w:rPr>
+                <w:b/>
+                <w:bCs/>
+              </w:rPr>
+            </w:pPr>
+            <w:r>
+              <w:rPr>
+                <w:b/>
+                <w:bCs/>
+              </w:rPr>
+              <w:t>Mujer</w:t>
+            </w:r>
+          </w:p>
+          <w:p>
+            <w:r>
+              <w:t>Algunas variables permiten conocer opiniones, percepciones o niveles de satisfacción. Por ejemplo, cómo evalúan las personas un servicio o qué nivel de satisfacción tienen.</w:t>
+            </w:r>
+          </w:p>
+          <w:p>
+            <w:pPr>
+              <w:rPr>
+                <w:b/>
+                <w:bCs/>
+              </w:rPr>
+            </w:pPr>
+            <w:r>
+              <w:rPr>
+                <w:b/>
+                <w:bCs/>
+              </w:rPr>
+              <w:t>Hombre</w:t>
+            </w:r>
+          </w:p>
+          <w:p>
+            <w:r>
+              <w:t>Estas son las variables cualitativas, las que ayudan a entender percepciones, opiniones o experiencias.</w:t>
+            </w:r>
+          </w:p>
+          <w:p>
+            <w:pPr>
+              <w:rPr>
+                <w:b/>
+                <w:bCs/>
+              </w:rPr>
+            </w:pPr>
+            <w:r>
+              <w:rPr>
+                <w:b/>
+                <w:bCs/>
+              </w:rPr>
+              <w:t>Mujer</w:t>
+            </w:r>
+          </w:p>
+          <w:p>
+            <w:r>
+              <w:t>Otras variables se presentan en números. Permiten medir cantidades y comparar datos para ayudar a entender mejor lo que está pasando.</w:t>
+            </w:r>
+          </w:p>
+          <w:p>
+            <w:pPr>
+              <w:rPr>
+                <w:b/>
+                <w:bCs/>
+              </w:rPr>
+            </w:pPr>
+            <w:r>
+              <w:rPr>
+                <w:b/>
+                <w:bCs/>
+              </w:rPr>
+              <w:t>Mujer</w:t>
+            </w:r>
+          </w:p>
+          <w:p>
+            <w:r>
+              <w:t>Con la población, la muestra y las variables definidas, llega el momento de decidir cómo se va a recoger la información.</w:t>
+            </w:r>
+          </w:p>
+          <w:p/>
+          <w:p>
+            <w:pPr>
+              <w:rPr>
+                <w:b/>
+                <w:bCs/>
+              </w:rPr>
+            </w:pPr>
+            <w:r>
+              <w:rPr>
+                <w:b/>
+                <w:bCs/>
+              </w:rPr>
+              <w:lastRenderedPageBreak/>
+              <w:t>Hombre</w:t>
+            </w:r>
+          </w:p>
+          <w:p>
+            <w:r>
+              <w:t>Para eso existen distintas técnicas de recolección, como encuestas, entrevistas, observación o revisión de documentos.</w:t>
+            </w:r>
+          </w:p>
+          <w:p>
+            <w:pPr>
+              <w:rPr>
+                <w:b/>
+                <w:bCs/>
+              </w:rPr>
+            </w:pPr>
+            <w:r>
+              <w:rPr>
+                <w:b/>
+                <w:bCs/>
+              </w:rPr>
+              <w:t>Mujer</w:t>
+            </w:r>
+          </w:p>
+          <w:p>
+            <w:r>
+              <w:t>La elección de estas técnicas depende del tipo de información que se necesita y de la naturaleza del problema que se está analizando.</w:t>
+            </w:r>
+          </w:p>
+          <w:p>
+            <w:pPr>
+              <w:rPr>
+                <w:b/>
+                <w:bCs/>
+              </w:rPr>
+            </w:pPr>
+            <w:r>
+              <w:rPr>
+                <w:b/>
+                <w:bCs/>
+              </w:rPr>
+              <w:t>Hombre</w:t>
+            </w:r>
+          </w:p>
+          <w:p>
+            <w:r>
+              <w:t>Cuando esas técnicas se aplican de forma adecuada, la información que se obtiene resulta más confiable y útil para entender la situación.</w:t>
+            </w:r>
+          </w:p>
+          <w:p>
+            <w:pPr>
+              <w:rPr>
+                <w:b/>
+                <w:bCs/>
+              </w:rPr>
+            </w:pPr>
+            <w:r>
+              <w:rPr>
+                <w:b/>
+                <w:bCs/>
+              </w:rPr>
+              <w:t>Mujer</w:t>
+            </w:r>
+          </w:p>
+          <w:p>
+            <w:r>
+              <w:t>Y es que finalmente todos estos elementos cumplen una función muy clara dentro de cada proyecto. Ayudan a organizar la forma en que se busca, se recoge y se analiza la información.</w:t>
+            </w:r>
+          </w:p>
+          <w:p>
+            <w:pPr>
+              <w:rPr>
+                <w:b/>
+                <w:bCs/>
+              </w:rPr>
+            </w:pPr>
+            <w:r>
+              <w:rPr>
+                <w:b/>
+                <w:bCs/>
+              </w:rPr>
+              <w:t>Hombre</w:t>
+            </w:r>
+          </w:p>
+          <w:p>
+            <w:r>
+              <w:t>Y cuando ese proceso se hace con orden, el diagnóstico se construye sobre bases más sólidas.</w:t>
+            </w:r>
+          </w:p>
+          <w:p>
+            <w:pPr>
+              <w:rPr>
+                <w:b/>
+                <w:bCs/>
+              </w:rPr>
+            </w:pPr>
+            <w:r>
+              <w:rPr>
+                <w:b/>
+                <w:bCs/>
+              </w:rPr>
               <w:t>Mujer</w:t>
             </w:r>
           </w:p>
@@ -12829,13 +12369,6 @@
         </w:rPr>
         <w:t>En la fase inicial, no basta con recolectar información; es necesario interpretarla, proyectarla y organizarla de manera coherente. A continuación, se integran los elementos que fortalecen este proceso:</w:t>
       </w:r>
-    </w:p>
-    <w:p>
-      <w:pPr>
-        <w:rPr>
-          <w:lang w:eastAsia="es-CO"/>
-        </w:rPr>
-      </w:pPr>
     </w:p>
     <w:p>
       <w:pPr>
@@ -12844,7 +12377,7 @@
           <w:ilvl w:val="0"/>
           <w:numId w:val="51"/>
         </w:numPr>
-        <w:ind w:left="567" w:hanging="283"/>
+        <w:ind w:left="567" w:hanging="425"/>
         <w:rPr>
           <w:lang w:eastAsia="es-CO"/>
         </w:rPr>
@@ -12869,7 +12402,7 @@
           <w:ilvl w:val="0"/>
           <w:numId w:val="51"/>
         </w:numPr>
-        <w:ind w:left="567" w:hanging="283"/>
+        <w:ind w:left="567" w:hanging="425"/>
         <w:rPr>
           <w:lang w:eastAsia="es-CO"/>
         </w:rPr>
@@ -12894,7 +12427,7 @@
           <w:ilvl w:val="0"/>
           <w:numId w:val="51"/>
         </w:numPr>
-        <w:ind w:left="567" w:hanging="283"/>
+        <w:ind w:left="567" w:hanging="425"/>
         <w:rPr>
           <w:lang w:eastAsia="es-CO"/>
         </w:rPr>
@@ -12922,7 +12455,6 @@
         <w:rPr>
           <w:lang w:eastAsia="es-CO"/>
         </w:rPr>
-        <w:lastRenderedPageBreak/>
         <w:t>La incorporación de estos elementos fortalece la argumentación técnica y contribuye a una estructuración más clara, organizada y sustentada en evidencia.</w:t>
       </w:r>
     </w:p>
@@ -12949,107 +12481,9 @@
     </w:p>
     <w:p>
       <w:pPr>
-        <w:rPr>
-          <w:lang w:eastAsia="es-CO"/>
-        </w:rPr>
-      </w:pPr>
-    </w:p>
-    <w:p>
-      <w:pPr>
-        <w:rPr>
-          <w:lang w:eastAsia="es-CO"/>
-        </w:rPr>
-      </w:pPr>
-    </w:p>
-    <w:p>
-      <w:pPr>
-        <w:rPr>
-          <w:lang w:eastAsia="es-CO"/>
-        </w:rPr>
-      </w:pPr>
-    </w:p>
-    <w:p>
-      <w:pPr>
-        <w:rPr>
-          <w:lang w:eastAsia="es-CO"/>
-        </w:rPr>
-      </w:pPr>
-    </w:p>
-    <w:p>
-      <w:pPr>
-        <w:rPr>
-          <w:lang w:eastAsia="es-CO"/>
-        </w:rPr>
-      </w:pPr>
-    </w:p>
-    <w:p>
-      <w:pPr>
-        <w:rPr>
-          <w:lang w:eastAsia="es-CO"/>
-        </w:rPr>
-      </w:pPr>
-    </w:p>
-    <w:p>
-      <w:pPr>
-        <w:rPr>
-          <w:lang w:eastAsia="es-CO"/>
-        </w:rPr>
-      </w:pPr>
-    </w:p>
-    <w:p>
-      <w:pPr>
-        <w:rPr>
-          <w:lang w:eastAsia="es-CO"/>
-        </w:rPr>
-      </w:pPr>
-    </w:p>
-    <w:p>
-      <w:pPr>
-        <w:rPr>
-          <w:lang w:eastAsia="es-CO"/>
-        </w:rPr>
-      </w:pPr>
-    </w:p>
-    <w:p>
-      <w:pPr>
-        <w:rPr>
-          <w:lang w:eastAsia="es-CO"/>
-        </w:rPr>
-      </w:pPr>
-    </w:p>
-    <w:p>
-      <w:pPr>
-        <w:rPr>
-          <w:lang w:eastAsia="es-CO"/>
-        </w:rPr>
-      </w:pPr>
-    </w:p>
-    <w:p>
-      <w:pPr>
-        <w:rPr>
-          <w:lang w:eastAsia="es-CO"/>
-        </w:rPr>
-      </w:pPr>
-    </w:p>
-    <w:p>
-      <w:pPr>
-        <w:rPr>
-          <w:lang w:eastAsia="es-CO"/>
-        </w:rPr>
-      </w:pPr>
-    </w:p>
-    <w:p>
-      <w:pPr>
-        <w:rPr>
-          <w:lang w:eastAsia="es-CO"/>
-        </w:rPr>
-      </w:pPr>
-    </w:p>
-    <w:p>
-      <w:pPr>
         <w:pStyle w:val="Ttulo1"/>
       </w:pPr>
-      <w:bookmarkStart w:id="29" w:name="_Toc225252435"/>
+      <w:bookmarkStart w:id="29" w:name="_Toc227051318"/>
       <w:r>
         <w:lastRenderedPageBreak/>
         <w:t>Integración estructural del proyecto</w:t>
@@ -13062,26 +12496,12 @@
           <w:lang w:val="es-419" w:eastAsia="es-CO"/>
         </w:rPr>
       </w:pPr>
-    </w:p>
-    <w:p>
-      <w:pPr>
-        <w:rPr>
-          <w:lang w:val="es-419" w:eastAsia="es-CO"/>
-        </w:rPr>
-      </w:pPr>
       <w:r>
         <w:rPr>
           <w:lang w:val="es-419" w:eastAsia="es-CO"/>
         </w:rPr>
         <w:t>La integración estructural consiste en articular de manera coherente las fases, actividades, requerimientos y resultados dentro de un sistema organizado. No se trata de considerar cada componente de forma aislada, sino de garantizar que todos interactúen de manera lógica y alineada con el propósito general. Esta integración asegura continuidad metodológica y fortalece la solidez técnica del proyecto desde su formulación hasta su cierre. A continuación, se sintetizan los principales ejes de la integración estructural:</w:t>
       </w:r>
-    </w:p>
-    <w:p>
-      <w:pPr>
-        <w:rPr>
-          <w:lang w:val="es-419" w:eastAsia="es-CO"/>
-        </w:rPr>
-      </w:pPr>
     </w:p>
     <w:p>
       <w:pPr>
@@ -13090,7 +12510,7 @@
           <w:ilvl w:val="0"/>
           <w:numId w:val="52"/>
         </w:numPr>
-        <w:ind w:left="567" w:hanging="283"/>
+        <w:ind w:left="567" w:hanging="425"/>
         <w:rPr>
           <w:lang w:val="es-419" w:eastAsia="es-CO"/>
         </w:rPr>
@@ -13115,7 +12535,7 @@
           <w:ilvl w:val="0"/>
           <w:numId w:val="52"/>
         </w:numPr>
-        <w:ind w:left="567" w:hanging="283"/>
+        <w:ind w:left="567" w:hanging="425"/>
         <w:rPr>
           <w:lang w:val="es-419" w:eastAsia="es-CO"/>
         </w:rPr>
@@ -13140,7 +12560,7 @@
           <w:ilvl w:val="0"/>
           <w:numId w:val="52"/>
         </w:numPr>
-        <w:ind w:left="567" w:hanging="283"/>
+        <w:ind w:left="567" w:hanging="425"/>
         <w:rPr>
           <w:lang w:val="es-419" w:eastAsia="es-CO"/>
         </w:rPr>
@@ -13165,7 +12585,7 @@
           <w:ilvl w:val="0"/>
           <w:numId w:val="52"/>
         </w:numPr>
-        <w:ind w:left="567" w:hanging="283"/>
+        <w:ind w:left="567" w:hanging="425"/>
         <w:rPr>
           <w:lang w:val="es-419" w:eastAsia="es-CO"/>
         </w:rPr>
@@ -13189,13 +12609,6 @@
           <w:lang w:val="es-419" w:eastAsia="es-CO"/>
         </w:rPr>
       </w:pPr>
-    </w:p>
-    <w:p>
-      <w:pPr>
-        <w:rPr>
-          <w:lang w:val="es-419" w:eastAsia="es-CO"/>
-        </w:rPr>
-      </w:pPr>
       <w:r>
         <w:rPr>
           <w:lang w:val="es-419" w:eastAsia="es-CO"/>
@@ -13205,9 +12618,23 @@
     </w:p>
     <w:p>
       <w:pPr>
+        <w:rPr>
+          <w:lang w:val="es-419" w:eastAsia="es-CO"/>
+        </w:rPr>
+      </w:pPr>
+    </w:p>
+    <w:p>
+      <w:pPr>
+        <w:rPr>
+          <w:lang w:val="es-419" w:eastAsia="es-CO"/>
+        </w:rPr>
+      </w:pPr>
+    </w:p>
+    <w:p>
+      <w:pPr>
         <w:pStyle w:val="Ttulo2"/>
       </w:pPr>
-      <w:bookmarkStart w:id="30" w:name="_Toc225252436"/>
+      <w:bookmarkStart w:id="30" w:name="_Toc227051319"/>
       <w:r>
         <w:lastRenderedPageBreak/>
         <w:t>Buenas prácticas en la estructuración de fases y requerimientos</w:t>
@@ -13217,20 +12644,6 @@
     <w:p>
       <w:pPr>
         <w:rPr>
-          <w:rFonts w:ascii="Calibri" w:eastAsiaTheme="majorEastAsia" w:hAnsi="Calibri" w:cstheme="majorBidi"/>
-          <w:b/>
-          <w:color w:val="000000" w:themeColor="text1"/>
-          <w:kern w:val="0"/>
-          <w:sz w:val="32"/>
-          <w:szCs w:val="26"/>
-          <w:lang w:val="es-419" w:eastAsia="es-CO"/>
-          <w14:ligatures w14:val="none"/>
-        </w:rPr>
-      </w:pPr>
-    </w:p>
-    <w:p>
-      <w:pPr>
-        <w:rPr>
           <w:lang w:val="es-419" w:eastAsia="es-CO"/>
         </w:rPr>
       </w:pPr>
@@ -13253,13 +12666,6 @@
         </w:rPr>
         <w:t>Adoptarlas implica actuar con organización, análisis crítico y responsabilidad metodológica. No se trata solo de cumplir una secuencia formal de etapas, sino de garantizar que cada decisión esté fundamentada y alineada con la necesidad identificada. Las buenas prácticas aportan los siguientes beneficios:</w:t>
       </w:r>
-    </w:p>
-    <w:p>
-      <w:pPr>
-        <w:rPr>
-          <w:lang w:val="es-419" w:eastAsia="es-CO"/>
-        </w:rPr>
-      </w:pPr>
     </w:p>
     <w:p>
       <w:pPr>
@@ -13268,7 +12674,7 @@
           <w:ilvl w:val="0"/>
           <w:numId w:val="53"/>
         </w:numPr>
-        <w:ind w:left="567" w:hanging="283"/>
+        <w:ind w:left="567" w:hanging="425"/>
         <w:rPr>
           <w:lang w:val="es-419" w:eastAsia="es-CO"/>
         </w:rPr>
@@ -13293,7 +12699,7 @@
           <w:ilvl w:val="0"/>
           <w:numId w:val="53"/>
         </w:numPr>
-        <w:ind w:left="567" w:hanging="283"/>
+        <w:ind w:left="567" w:hanging="425"/>
         <w:rPr>
           <w:lang w:val="es-419" w:eastAsia="es-CO"/>
         </w:rPr>
@@ -13318,7 +12724,7 @@
           <w:ilvl w:val="0"/>
           <w:numId w:val="53"/>
         </w:numPr>
-        <w:ind w:left="567" w:hanging="283"/>
+        <w:ind w:left="567" w:hanging="425"/>
         <w:rPr>
           <w:lang w:val="es-419" w:eastAsia="es-CO"/>
         </w:rPr>
@@ -13343,7 +12749,7 @@
           <w:ilvl w:val="0"/>
           <w:numId w:val="53"/>
         </w:numPr>
-        <w:ind w:left="567" w:hanging="283"/>
+        <w:ind w:left="567" w:hanging="425"/>
         <w:rPr>
           <w:lang w:val="es-419" w:eastAsia="es-CO"/>
         </w:rPr>
@@ -13368,7 +12774,7 @@
           <w:ilvl w:val="0"/>
           <w:numId w:val="53"/>
         </w:numPr>
-        <w:ind w:left="567" w:hanging="283"/>
+        <w:ind w:left="567" w:hanging="425"/>
         <w:rPr>
           <w:lang w:val="es-419" w:eastAsia="es-CO"/>
         </w:rPr>
@@ -13407,13 +12813,6 @@
         <w:lastRenderedPageBreak/>
         <w:t>Aplicarlas de manera sistemática fortalece la capacidad profesional para estructurar proyectos de forma organizada y sostenible. Dentro de estas prácticas se destacan los siguientes componentes clave:</w:t>
       </w:r>
-    </w:p>
-    <w:p>
-      <w:pPr>
-        <w:rPr>
-          <w:lang w:val="es-419" w:eastAsia="es-CO"/>
-        </w:rPr>
-      </w:pPr>
     </w:p>
     <w:p>
       <w:pPr>
@@ -13422,7 +12821,7 @@
           <w:ilvl w:val="0"/>
           <w:numId w:val="54"/>
         </w:numPr>
-        <w:ind w:left="567" w:hanging="283"/>
+        <w:ind w:left="567" w:hanging="425"/>
         <w:rPr>
           <w:lang w:val="es-419" w:eastAsia="es-CO"/>
         </w:rPr>
@@ -13447,7 +12846,7 @@
           <w:ilvl w:val="0"/>
           <w:numId w:val="54"/>
         </w:numPr>
-        <w:ind w:left="567" w:hanging="283"/>
+        <w:ind w:left="567" w:hanging="425"/>
         <w:rPr>
           <w:lang w:val="es-419" w:eastAsia="es-CO"/>
         </w:rPr>
@@ -13472,7 +12871,7 @@
           <w:ilvl w:val="0"/>
           <w:numId w:val="54"/>
         </w:numPr>
-        <w:ind w:left="567" w:hanging="283"/>
+        <w:ind w:left="567" w:hanging="425"/>
         <w:rPr>
           <w:lang w:val="es-419" w:eastAsia="es-CO"/>
         </w:rPr>
@@ -13497,7 +12896,7 @@
           <w:ilvl w:val="0"/>
           <w:numId w:val="54"/>
         </w:numPr>
-        <w:ind w:left="567" w:hanging="283"/>
+        <w:ind w:left="567" w:hanging="425"/>
         <w:rPr>
           <w:lang w:val="es-419" w:eastAsia="es-CO"/>
         </w:rPr>
@@ -13514,14 +12913,6 @@
         </w:rPr>
         <w:t xml:space="preserve"> Analizar los resultados en función del propósito general y consolidar aprendizajes para futuras iniciativas.</w:t>
       </w:r>
-    </w:p>
-    <w:p>
-      <w:pPr>
-        <w:ind w:left="284" w:firstLine="0"/>
-        <w:rPr>
-          <w:lang w:val="es-419" w:eastAsia="es-CO"/>
-        </w:rPr>
-      </w:pPr>
     </w:p>
     <w:p>
       <w:pPr>
@@ -13551,7 +12942,7 @@
           <w:lang w:val="es-CO"/>
         </w:rPr>
       </w:pPr>
-      <w:bookmarkStart w:id="31" w:name="_Toc225252437"/>
+      <w:bookmarkStart w:id="31" w:name="_Toc227051320"/>
       <w:r>
         <w:rPr>
           <w:lang w:val="es-CO"/>
@@ -13579,7 +12970,7 @@
           <w:noProof/>
           <w:lang w:eastAsia="es-CO"/>
         </w:rPr>
-        <w:t>A continuación, se presenta una síntesis de la temática estudiada en el componente formativo:</w:t>
+        <w:t>El presente componente formativo permitió comprender la importancia de estructurar las fases del proyecto de manera organizada, identificando en cada una de ellas los requerimientos indispensables que garantizan el cumplimiento del propósito general. A continuación, se presenta una síntesis de la temática estudiada.</w:t>
       </w:r>
     </w:p>
     <w:p>
@@ -13597,10 +12988,10 @@
           <w:lang w:eastAsia="es-CO"/>
         </w:rPr>
         <w:drawing>
-          <wp:inline distT="0" distB="0" distL="0" distR="0" wp14:anchorId="48C754B2" wp14:editId="40965090">
+          <wp:inline distT="0" distB="0" distL="0" distR="0" wp14:anchorId="48C754B2" wp14:editId="061B6BB6">
             <wp:extent cx="6332220" cy="2379980"/>
             <wp:effectExtent l="0" t="0" r="0" b="1270"/>
-            <wp:docPr id="3" name="Gráfico 3" descr="a, abbr, acronym, address, applet, article, aside, audio, b, big, blockquote, body, canvas, caption, center, cite, code, dd, del, details, dfn, div, dl, dt, em, embed, fieldset, figcaption, figure, footer, form, h1, h2, h3, h4, h5, h6, header, hgroup, html, i, iframe, img, ins, kbd, label, legend, li, mark, menu, nav, object, ol, output, p, pre, q, ruby, s, samp, section, small, span, strike, strong, sub, summary, sup, table, tbody, td, tfoot, th, thead, time, tr, tt, u, ul, var, video"/>
+            <wp:docPr id="3" name="Gráfico 3" descr="En la parte superior aparece un recuadro central del que se desprenden cinco bloques temáticos: Ciclo de vida del proyecto, Fundamentos estadísticos, Integración estructural, Planeación de actividades y Requerimientos del proyecto. Cada bloque contiene una lista de elementos. En Ciclo de vida del proyecto se incluyen: inicio, planificación, ejecución, control y cierre. En Fundamentos estadísticos se presentan: población y muestra, variables, recolección de datos e interpretación gráfica. En Integración estructural aparecen: claridad conceptual, delimitación adecuada, definición de requerimientos, seguimiento estructurado y evaluación coherente. En Planeación de actividades se incluyen: organización secuencial, división en bloques, asignación de recursos y relación con el propósito. En Requerimientos del proyecto se listan: de negocio, de stakeholders, funcionales, no funcionales, de transición y trazabilidad."/>
             <wp:cNvGraphicFramePr>
               <a:graphicFrameLocks xmlns:a="http://schemas.openxmlformats.org/drawingml/2006/main" noChangeAspect="1"/>
             </wp:cNvGraphicFramePr>
@@ -13608,7 +12999,7 @@
               <a:graphicData uri="http://schemas.openxmlformats.org/drawingml/2006/picture">
                 <pic:pic xmlns:pic="http://schemas.openxmlformats.org/drawingml/2006/picture">
                   <pic:nvPicPr>
-                    <pic:cNvPr id="3" name="Gráfico 3" descr="a, abbr, acronym, address, applet, article, aside, audio, b, big, blockquote, body, canvas, caption, center, cite, code, dd, del, details, dfn, div, dl, dt, em, embed, fieldset, figcaption, figure, footer, form, h1, h2, h3, h4, h5, h6, header, hgroup, html, i, iframe, img, ins, kbd, label, legend, li, mark, menu, nav, object, ol, output, p, pre, q, ruby, s, samp, section, small, span, strike, strong, sub, summary, sup, table, tbody, td, tfoot, th, thead, time, tr, tt, u, ul, var, video"/>
+                    <pic:cNvPr id="3" name="Gráfico 3" descr="En la parte superior aparece un recuadro central del que se desprenden cinco bloques temáticos: Ciclo de vida del proyecto, Fundamentos estadísticos, Integración estructural, Planeación de actividades y Requerimientos del proyecto. Cada bloque contiene una lista de elementos. En Ciclo de vida del proyecto se incluyen: inicio, planificación, ejecución, control y cierre. En Fundamentos estadísticos se presentan: población y muestra, variables, recolección de datos e interpretación gráfica. En Integración estructural aparecen: claridad conceptual, delimitación adecuada, definición de requerimientos, seguimiento estructurado y evaluación coherente. En Planeación de actividades se incluyen: organización secuencial, división en bloques, asignación de recursos y relación con el propósito. En Requerimientos del proyecto se listan: de negocio, de stakeholders, funcionales, no funcionales, de transición y trazabilidad."/>
                     <pic:cNvPicPr/>
                   </pic:nvPicPr>
                   <pic:blipFill>
@@ -13656,7 +13047,7 @@
           <w:lang w:val="es-CO"/>
         </w:rPr>
       </w:pPr>
-      <w:bookmarkStart w:id="32" w:name="_Toc225252438"/>
+      <w:bookmarkStart w:id="32" w:name="_Toc227051321"/>
       <w:r>
         <w:rPr>
           <w:lang w:val="es-CO"/>
@@ -13760,7 +13151,7 @@
           <w:lang w:val="es-CO"/>
         </w:rPr>
       </w:pPr>
-      <w:bookmarkStart w:id="33" w:name="_Toc225252439"/>
+      <w:bookmarkStart w:id="33" w:name="_Toc227051322"/>
       <w:r>
         <w:rPr>
           <w:lang w:val="es-CO"/>
@@ -14157,7 +13548,7 @@
           <w:lang w:val="es-CO"/>
         </w:rPr>
       </w:pPr>
-      <w:bookmarkStart w:id="34" w:name="_Toc225252440"/>
+      <w:bookmarkStart w:id="34" w:name="_Toc227051323"/>
       <w:r>
         <w:rPr>
           <w:lang w:val="es-CO"/>
@@ -17229,8 +16620,8 @@
   <w:abstractNum w:abstractNumId="15" w15:restartNumberingAfterBreak="0">
     <w:nsid w:val="27412B07"/>
     <w:multiLevelType w:val="hybridMultilevel"/>
-    <w:tmpl w:val="2C644632"/>
-    <w:lvl w:ilvl="0" w:tplc="69F413D2">
+    <w:tmpl w:val="962A35EE"/>
+    <w:lvl w:ilvl="0" w:tplc="5F8AC860">
       <w:start w:val="1"/>
       <w:numFmt w:val="decimal"/>
       <w:pStyle w:val="Figura"/>
@@ -22557,7 +21948,7 @@
     <w:link w:val="FiguraCar"/>
     <w:autoRedefine/>
     <w:qFormat/>
-    <w:rsid w:val="00DB3CF9"/>
+    <w:rsid w:val="00142378"/>
     <w:pPr>
       <w:numPr>
         <w:numId w:val="3"/>
@@ -22566,6 +21957,7 @@
         <w:tab w:val="left" w:pos="1134"/>
       </w:tabs>
       <w:ind w:left="992" w:hanging="992"/>
+      <w:jc w:val="center"/>
     </w:pPr>
     <w:rPr>
       <w:rFonts w:ascii="Calibri" w:hAnsi="Calibri" w:cs="Times New Roman (Cuerpo en alfa"/>
@@ -22580,7 +21972,7 @@
     <w:name w:val="Figura Car"/>
     <w:basedOn w:val="Fuentedeprrafopredeter"/>
     <w:link w:val="Figura"/>
-    <w:rsid w:val="00DB3CF9"/>
+    <w:rsid w:val="00142378"/>
     <w:rPr>
       <w:rFonts w:ascii="Calibri" w:hAnsi="Calibri" w:cs="Times New Roman (Cuerpo en alfa"/>
       <w:color w:val="000000" w:themeColor="text1"/>
@@ -23851,7 +23243,22 @@
 </file>
 
 <file path=customXml/itemProps2.xml><?xml version="1.0" encoding="utf-8"?>
-<ds:datastoreItem xmlns:ds="http://schemas.openxmlformats.org/officeDocument/2006/customXml" ds:itemID="{EE345110-48EF-4DB6-95A4-23F1BC2B451D}"/>
+<ds:datastoreItem xmlns:ds="http://schemas.openxmlformats.org/officeDocument/2006/customXml" ds:itemID="{EE345110-48EF-4DB6-95A4-23F1BC2B451D}">
+  <ds:schemaRefs>
+    <ds:schemaRef ds:uri="http://schemas.microsoft.com/office/2006/metadata/contentType"/>
+    <ds:schemaRef ds:uri="http://schemas.microsoft.com/office/2006/metadata/properties/metaAttributes"/>
+    <ds:schemaRef ds:uri="http://www.w3.org/2001/XMLSchema"/>
+    <ds:schemaRef ds:uri="http://schemas.microsoft.com/office/2006/metadata/properties"/>
+    <ds:schemaRef ds:uri="13c90a0b-73bc-4dc0-be5f-28d77b615beb"/>
+    <ds:schemaRef ds:uri="13c93bba-48ce-428c-bfe5-88b42c19b028"/>
+    <ds:schemaRef ds:uri="http://schemas.microsoft.com/office/2006/documentManagement/types"/>
+    <ds:schemaRef ds:uri="http://schemas.microsoft.com/office/infopath/2007/PartnerControls"/>
+    <ds:schemaRef ds:uri="http://schemas.openxmlformats.org/package/2006/metadata/core-properties"/>
+    <ds:schemaRef ds:uri="http://purl.org/dc/elements/1.1/"/>
+    <ds:schemaRef ds:uri="http://purl.org/dc/terms/"/>
+    <ds:schemaRef ds:uri="http://schemas.microsoft.com/internal/obd"/>
+  </ds:schemaRefs>
+</ds:datastoreItem>
 </file>
 
 <file path=customXml/itemProps3.xml><?xml version="1.0" encoding="utf-8"?>
@@ -23859,8 +23266,8 @@
   <ds:schemaRefs>
     <ds:schemaRef ds:uri="http://schemas.microsoft.com/office/2006/metadata/properties"/>
     <ds:schemaRef ds:uri="http://schemas.microsoft.com/office/infopath/2007/PartnerControls"/>
-    <ds:schemaRef ds:uri="cb45339b-ced9-4d0d-8f64-77573914d53b"/>
-    <ds:schemaRef ds:uri="43a3ca16-9c26-4813-b83f-4aec9927b43f"/>
+    <ds:schemaRef ds:uri="13c90a0b-73bc-4dc0-be5f-28d77b615beb"/>
+    <ds:schemaRef ds:uri="13c93bba-48ce-428c-bfe5-88b42c19b028"/>
   </ds:schemaRefs>
 </ds:datastoreItem>
 </file>

--- a/fuentes/12310040_CF02_DU.docx
+++ b/fuentes/12310040_CF02_DU.docx
@@ -1,6 +1,6 @@
 
 <file path=word/document.xml><?xml version="1.0" encoding="utf-8"?>
-<w:document xmlns:wpc="http://schemas.microsoft.com/office/word/2010/wordprocessingCanvas" xmlns:cx="http://schemas.microsoft.com/office/drawing/2014/chartex" xmlns:cx1="http://schemas.microsoft.com/office/drawing/2015/9/8/chartex" xmlns:cx2="http://schemas.microsoft.com/office/drawing/2015/10/21/chartex" xmlns:cx3="http://schemas.microsoft.com/office/drawing/2016/5/9/chartex" xmlns:cx4="http://schemas.microsoft.com/office/drawing/2016/5/10/chartex" xmlns:cx5="http://schemas.microsoft.com/office/drawing/2016/5/11/chartex" xmlns:cx6="http://schemas.microsoft.com/office/drawing/2016/5/12/chartex" xmlns:cx7="http://schemas.microsoft.com/office/drawing/2016/5/13/chartex" xmlns:cx8="http://schemas.microsoft.com/office/drawing/2016/5/14/chartex" xmlns:mc="http://schemas.openxmlformats.org/markup-compatibility/2006" xmlns:aink="http://schemas.microsoft.com/office/drawing/2016/ink" xmlns:am3d="http://schemas.microsoft.com/office/drawing/2017/model3d" xmlns:o="urn:schemas-microsoft-com:office:office" xmlns:r="http://schemas.openxmlformats.org/officeDocument/2006/relationships" xmlns:m="http://schemas.openxmlformats.org/officeDocument/2006/math" xmlns:v="urn:schemas-microsoft-com:vml" xmlns:wp14="http://schemas.microsoft.com/office/word/2010/wordprocessingDrawing" xmlns:wp="http://schemas.openxmlformats.org/drawingml/2006/wordprocessingDrawing" xmlns:w10="urn:schemas-microsoft-com:office:word" xmlns:w="http://schemas.openxmlformats.org/wordprocessingml/2006/main" xmlns:w14="http://schemas.microsoft.com/office/word/2010/wordml" xmlns:w15="http://schemas.microsoft.com/office/word/2012/wordml" xmlns:w16cex="http://schemas.microsoft.com/office/word/2018/wordml/cex" xmlns:w16cid="http://schemas.microsoft.com/office/word/2016/wordml/cid" xmlns:w16="http://schemas.microsoft.com/office/word/2018/wordml" xmlns:w16sdtdh="http://schemas.microsoft.com/office/word/2020/wordml/sdtdatahash" xmlns:w16se="http://schemas.microsoft.com/office/word/2015/wordml/symex" xmlns:wpg="http://schemas.microsoft.com/office/word/2010/wordprocessingGroup" xmlns:wpi="http://schemas.microsoft.com/office/word/2010/wordprocessingInk" xmlns:wne="http://schemas.microsoft.com/office/word/2006/wordml" xmlns:wps="http://schemas.microsoft.com/office/word/2010/wordprocessingShape" mc:Ignorable="w14 w15 w16se w16cid w16 w16cex w16sdtdh wp14">
+<w:document xmlns:wpc="http://schemas.microsoft.com/office/word/2010/wordprocessingCanvas" xmlns:cx="http://schemas.microsoft.com/office/drawing/2014/chartex" xmlns:cx1="http://schemas.microsoft.com/office/drawing/2015/9/8/chartex" xmlns:cx2="http://schemas.microsoft.com/office/drawing/2015/10/21/chartex" xmlns:cx3="http://schemas.microsoft.com/office/drawing/2016/5/9/chartex" xmlns:cx4="http://schemas.microsoft.com/office/drawing/2016/5/10/chartex" xmlns:cx5="http://schemas.microsoft.com/office/drawing/2016/5/11/chartex" xmlns:cx6="http://schemas.microsoft.com/office/drawing/2016/5/12/chartex" xmlns:cx7="http://schemas.microsoft.com/office/drawing/2016/5/13/chartex" xmlns:cx8="http://schemas.microsoft.com/office/drawing/2016/5/14/chartex" xmlns:mc="http://schemas.openxmlformats.org/markup-compatibility/2006" xmlns:aink="http://schemas.microsoft.com/office/drawing/2016/ink" xmlns:am3d="http://schemas.microsoft.com/office/drawing/2017/model3d" xmlns:o="urn:schemas-microsoft-com:office:office" xmlns:oel="http://schemas.microsoft.com/office/2019/extlst" xmlns:r="http://schemas.openxmlformats.org/officeDocument/2006/relationships" xmlns:m="http://schemas.openxmlformats.org/officeDocument/2006/math" xmlns:v="urn:schemas-microsoft-com:vml" xmlns:wp14="http://schemas.microsoft.com/office/word/2010/wordprocessingDrawing" xmlns:wp="http://schemas.openxmlformats.org/drawingml/2006/wordprocessingDrawing" xmlns:w10="urn:schemas-microsoft-com:office:word" xmlns:w="http://schemas.openxmlformats.org/wordprocessingml/2006/main" xmlns:w14="http://schemas.microsoft.com/office/word/2010/wordml" xmlns:w15="http://schemas.microsoft.com/office/word/2012/wordml" xmlns:w16cex="http://schemas.microsoft.com/office/word/2018/wordml/cex" xmlns:w16cid="http://schemas.microsoft.com/office/word/2016/wordml/cid" xmlns:w16="http://schemas.microsoft.com/office/word/2018/wordml" xmlns:w16du="http://schemas.microsoft.com/office/word/2023/wordml/word16du" xmlns:w16sdtdh="http://schemas.microsoft.com/office/word/2020/wordml/sdtdatahash" xmlns:w16sdtfl="http://schemas.microsoft.com/office/word/2024/wordml/sdtformatlock" xmlns:w16se="http://schemas.microsoft.com/office/word/2015/wordml/symex" xmlns:wpg="http://schemas.microsoft.com/office/word/2010/wordprocessingGroup" xmlns:wpi="http://schemas.microsoft.com/office/word/2010/wordprocessingInk" xmlns:wne="http://schemas.microsoft.com/office/word/2006/wordml" xmlns:wps="http://schemas.microsoft.com/office/word/2010/wordprocessingShape" mc:Ignorable="w14 w15 w16se w16cid w16 w16cex w16sdtdh w16sdtfl w16du wp14">
   <w:body>
     <w:p>
       <w:pPr>
@@ -353,7 +353,7 @@
               </wp:anchor>
             </w:drawing>
           </mc:Choice>
-          <mc:Fallback xmlns:oel="http://schemas.microsoft.com/office/2019/extlst" xmlns:asvg="http://schemas.microsoft.com/office/drawing/2016/SVG/main" xmlns:a14="http://schemas.microsoft.com/office/drawing/2010/main" xmlns:pic="http://schemas.openxmlformats.org/drawingml/2006/picture" xmlns:adec="http://schemas.microsoft.com/office/drawing/2017/decorative" xmlns:a="http://schemas.openxmlformats.org/drawingml/2006/main">
+          <mc:Fallback xmlns:a="http://schemas.openxmlformats.org/drawingml/2006/main" xmlns:adec="http://schemas.microsoft.com/office/drawing/2017/decorative" xmlns:pic="http://schemas.openxmlformats.org/drawingml/2006/picture" xmlns:a14="http://schemas.microsoft.com/office/drawing/2010/main" xmlns:asvg="http://schemas.microsoft.com/office/drawing/2016/SVG/main">
             <w:pict>
               <v:rect id="Rectángulo 3" style="position:absolute;margin-left:-55.95pt;margin-top:26.4pt;width:613.85pt;height:164.25pt;z-index:-251655168;visibility:visible;mso-wrap-style:square;mso-height-percent:0;mso-wrap-distance-left:9pt;mso-wrap-distance-top:0;mso-wrap-distance-right:9pt;mso-wrap-distance-bottom:0;mso-position-horizontal:absolute;mso-position-horizontal-relative:text;mso-position-vertical:absolute;mso-position-vertical-relative:text;mso-height-percent:0;mso-height-relative:margin;v-text-anchor:middle" alt="&quot;&quot;" o:spid="_x0000_s1026" fillcolor="#00314d" stroked="f" strokeweight="1pt" w14:anchorId="44ECBD1E" o:gfxdata="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"/>
             </w:pict>
@@ -534,7 +534,6 @@
           <w:docPartUnique/>
         </w:docPartObj>
       </w:sdtPr>
-      <w:sdtEndPr/>
       <w:sdtContent>
         <w:p>
           <w:pPr>
@@ -12988,10 +12987,10 @@
           <w:lang w:eastAsia="es-CO"/>
         </w:rPr>
         <w:drawing>
-          <wp:inline distT="0" distB="0" distL="0" distR="0" wp14:anchorId="48C754B2" wp14:editId="061B6BB6">
+          <wp:inline distT="0" distB="0" distL="0" distR="0" wp14:anchorId="7D631D74" wp14:editId="09E26351">
             <wp:extent cx="6332220" cy="2379980"/>
             <wp:effectExtent l="0" t="0" r="0" b="1270"/>
-            <wp:docPr id="3" name="Gráfico 3" descr="En la parte superior aparece un recuadro central del que se desprenden cinco bloques temáticos: Ciclo de vida del proyecto, Fundamentos estadísticos, Integración estructural, Planeación de actividades y Requerimientos del proyecto. Cada bloque contiene una lista de elementos. En Ciclo de vida del proyecto se incluyen: inicio, planificación, ejecución, control y cierre. En Fundamentos estadísticos se presentan: población y muestra, variables, recolección de datos e interpretación gráfica. En Integración estructural aparecen: claridad conceptual, delimitación adecuada, definición de requerimientos, seguimiento estructurado y evaluación coherente. En Planeación de actividades se incluyen: organización secuencial, división en bloques, asignación de recursos y relación con el propósito. En Requerimientos del proyecto se listan: de negocio, de stakeholders, funcionales, no funcionales, de transición y trazabilidad."/>
+            <wp:docPr id="903693674" name="Gráfico 3" descr="En la parte superior aparece un recuadro central del que se desprenden cinco bloques temáticos: Ciclo de vida del proyecto, Fundamentos estadísticos, Integración estructural, Planeación de actividades y Requerimientos del proyecto. Cada bloque contiene una lista de elementos. En Ciclo de vida del proyecto se incluyen: inicio, planificación, ejecución, control y cierre. En Fundamentos estadísticos se presentan: población y muestra, variables, recolección de datos e interpretación gráfica. En Integración estructural aparecen: claridad conceptual, delimitación adecuada, definición de requerimientos, seguimiento estructurado y evaluación coherente. En Planeación de actividades se incluyen: organización secuencial, división en bloques, asignación de recursos y relación con el propósito. En Requerimientos del proyecto se listan: de negocio, de stakeholders, funcionales, no funcionales, de transición y trazabilidad."/>
             <wp:cNvGraphicFramePr>
               <a:graphicFrameLocks xmlns:a="http://schemas.openxmlformats.org/drawingml/2006/main" noChangeAspect="1"/>
             </wp:cNvGraphicFramePr>
@@ -12999,15 +12998,12 @@
               <a:graphicData uri="http://schemas.openxmlformats.org/drawingml/2006/picture">
                 <pic:pic xmlns:pic="http://schemas.openxmlformats.org/drawingml/2006/picture">
                   <pic:nvPicPr>
-                    <pic:cNvPr id="3" name="Gráfico 3" descr="En la parte superior aparece un recuadro central del que se desprenden cinco bloques temáticos: Ciclo de vida del proyecto, Fundamentos estadísticos, Integración estructural, Planeación de actividades y Requerimientos del proyecto. Cada bloque contiene una lista de elementos. En Ciclo de vida del proyecto se incluyen: inicio, planificación, ejecución, control y cierre. En Fundamentos estadísticos se presentan: población y muestra, variables, recolección de datos e interpretación gráfica. En Integración estructural aparecen: claridad conceptual, delimitación adecuada, definición de requerimientos, seguimiento estructurado y evaluación coherente. En Planeación de actividades se incluyen: organización secuencial, división en bloques, asignación de recursos y relación con el propósito. En Requerimientos del proyecto se listan: de negocio, de stakeholders, funcionales, no funcionales, de transición y trazabilidad."/>
+                    <pic:cNvPr id="903693674" name="Gráfico 3" descr="En la parte superior aparece un recuadro central del que se desprenden cinco bloques temáticos: Ciclo de vida del proyecto, Fundamentos estadísticos, Integración estructural, Planeación de actividades y Requerimientos del proyecto. Cada bloque contiene una lista de elementos. En Ciclo de vida del proyecto se incluyen: inicio, planificación, ejecución, control y cierre. En Fundamentos estadísticos se presentan: población y muestra, variables, recolección de datos e interpretación gráfica. En Integración estructural aparecen: claridad conceptual, delimitación adecuada, definición de requerimientos, seguimiento estructurado y evaluación coherente. En Planeación de actividades se incluyen: organización secuencial, división en bloques, asignación de recursos y relación con el propósito. En Requerimientos del proyecto se listan: de negocio, de stakeholders, funcionales, no funcionales, de transición y trazabilidad."/>
                     <pic:cNvPicPr/>
                   </pic:nvPicPr>
                   <pic:blipFill>
                     <a:blip r:embed="rId14">
                       <a:extLst>
-                        <a:ext uri="{28A0092B-C50C-407E-A947-70E740481C1C}">
-                          <a14:useLocalDpi xmlns:a14="http://schemas.microsoft.com/office/drawing/2010/main" val="0"/>
-                        </a:ext>
                         <a:ext uri="{96DAC541-7B7A-43D3-8B79-37D633B846F1}">
                           <asvg:svgBlip xmlns:asvg="http://schemas.microsoft.com/office/drawing/2016/SVG/main" r:embed="rId15"/>
                         </a:ext>
@@ -13249,21 +13245,7 @@
         <w:rPr>
           <w:lang w:val="en-US"/>
         </w:rPr>
-        <w:t xml:space="preserve">Universidad </w:t>
-      </w:r>
-      <w:proofErr w:type="spellStart"/>
-      <w:r>
-        <w:rPr>
-          <w:lang w:val="en-US"/>
-        </w:rPr>
-        <w:t>Militar</w:t>
-      </w:r>
-      <w:proofErr w:type="spellEnd"/>
-      <w:r>
-        <w:rPr>
-          <w:lang w:val="en-US"/>
-        </w:rPr>
-        <w:t xml:space="preserve"> Nueva Granada.</w:t>
+        <w:t>Universidad Militar Nueva Granada.</w:t>
       </w:r>
     </w:p>
     <w:p>
@@ -13360,19 +13342,11 @@
           <w:lang w:val="en-US"/>
         </w:rPr>
       </w:pPr>
-      <w:proofErr w:type="spellStart"/>
       <w:r>
         <w:rPr>
           <w:lang w:val="en-US"/>
         </w:rPr>
-        <w:t>Gurnov</w:t>
-      </w:r>
-      <w:proofErr w:type="spellEnd"/>
-      <w:r>
-        <w:rPr>
-          <w:lang w:val="en-US"/>
-        </w:rPr>
-        <w:t xml:space="preserve">, A. (2025). What are the phases of project management? Wrike. </w:t>
+        <w:t xml:space="preserve">Gurnov, A. (2025). What are the phases of project management? Wrike. </w:t>
       </w:r>
       <w:hyperlink r:id="rId21" w:history="1">
         <w:r>
@@ -13491,13 +13465,8 @@
           <w:lang w:val="en-US"/>
         </w:rPr>
       </w:pPr>
-      <w:proofErr w:type="spellStart"/>
-      <w:r>
-        <w:t>Westland</w:t>
-      </w:r>
-      <w:proofErr w:type="spellEnd"/>
-      <w:r>
-        <w:t xml:space="preserve">, J. (2025). Diagrama de flujo de un proyecto. </w:t>
+      <w:r>
+        <w:t xml:space="preserve">Westland, J. (2025). Diagrama de flujo de un proyecto. </w:t>
       </w:r>
       <w:proofErr w:type="spellStart"/>
       <w:r>
@@ -13724,16 +13693,8 @@
               <w:rPr>
                 <w:lang w:val="es-CO"/>
               </w:rPr>
-              <w:t xml:space="preserve">Olga Constanza Bermúdez </w:t>
-            </w:r>
-            <w:proofErr w:type="spellStart"/>
-            <w:r>
-              <w:rPr>
-                <w:lang w:val="es-CO"/>
-              </w:rPr>
-              <w:t>Jaimes</w:t>
-            </w:r>
-            <w:proofErr w:type="spellEnd"/>
+              <w:t>Olga Constanza Bermúdez Jaimes</w:t>
+            </w:r>
           </w:p>
         </w:tc>
         <w:tc>
@@ -13790,28 +13751,12 @@
                 <w:lang w:val="es-CO"/>
               </w:rPr>
             </w:pPr>
-            <w:proofErr w:type="spellStart"/>
             <w:r>
               <w:rPr>
                 <w:lang w:val="es-CO"/>
               </w:rPr>
-              <w:t>Joinner</w:t>
-            </w:r>
-            <w:proofErr w:type="spellEnd"/>
-            <w:r>
-              <w:rPr>
-                <w:lang w:val="es-CO"/>
-              </w:rPr>
-              <w:t xml:space="preserve"> Enrique Osorio </w:t>
-            </w:r>
-            <w:proofErr w:type="spellStart"/>
-            <w:r>
-              <w:rPr>
-                <w:lang w:val="es-CO"/>
-              </w:rPr>
-              <w:t>Martinez</w:t>
-            </w:r>
-            <w:proofErr w:type="spellEnd"/>
+              <w:t>Joinner Enrique Osorio Martinez</w:t>
+            </w:r>
           </w:p>
         </w:tc>
         <w:tc>
@@ -14008,21 +13953,8 @@
               <w:pStyle w:val="TextoTablas"/>
             </w:pPr>
             <w:r>
-              <w:t xml:space="preserve">Cristian Fernando </w:t>
-            </w:r>
-            <w:proofErr w:type="spellStart"/>
-            <w:r>
-              <w:t>Martinez</w:t>
-            </w:r>
-            <w:proofErr w:type="spellEnd"/>
-            <w:r>
-              <w:t xml:space="preserve"> </w:t>
-            </w:r>
-            <w:proofErr w:type="spellStart"/>
-            <w:r>
-              <w:t>Sanchez</w:t>
-            </w:r>
-            <w:proofErr w:type="spellEnd"/>
+              <w:t>Cristian Fernando Martinez Sanchez</w:t>
+            </w:r>
           </w:p>
         </w:tc>
         <w:tc>
@@ -14349,28 +14281,12 @@
                 <w:lang w:val="es-CO"/>
               </w:rPr>
             </w:pPr>
-            <w:proofErr w:type="spellStart"/>
             <w:r>
               <w:rPr>
                 <w:lang w:val="es-CO"/>
               </w:rPr>
-              <w:t>Maria</w:t>
-            </w:r>
-            <w:proofErr w:type="spellEnd"/>
-            <w:r>
-              <w:rPr>
-                <w:lang w:val="es-CO"/>
-              </w:rPr>
-              <w:t xml:space="preserve"> Carolina Tamayo </w:t>
-            </w:r>
-            <w:proofErr w:type="spellStart"/>
-            <w:r>
-              <w:rPr>
-                <w:lang w:val="es-CO"/>
-              </w:rPr>
-              <w:t>Lopez</w:t>
-            </w:r>
-            <w:proofErr w:type="spellEnd"/>
+              <w:t>Maria Carolina Tamayo Lopez</w:t>
+            </w:r>
           </w:p>
         </w:tc>
         <w:tc>
@@ -14656,21 +14572,7 @@
               <w:rPr>
                 <w:lang w:val="es-CO"/>
               </w:rPr>
-              <w:t xml:space="preserve"> Wilfredo </w:t>
-            </w:r>
-            <w:proofErr w:type="spellStart"/>
-            <w:r>
-              <w:rPr>
-                <w:lang w:val="es-CO"/>
-              </w:rPr>
-              <w:t>Pizo</w:t>
-            </w:r>
-            <w:proofErr w:type="spellEnd"/>
-            <w:r>
-              <w:rPr>
-                <w:lang w:val="es-CO"/>
-              </w:rPr>
-              <w:t xml:space="preserve"> Ossa</w:t>
+              <w:t xml:space="preserve"> Wilfredo Pizo Ossa</w:t>
             </w:r>
           </w:p>
         </w:tc>
@@ -14831,7 +14733,7 @@
 </file>
 
 <file path=word/endnotes.xml><?xml version="1.0" encoding="utf-8"?>
-<w:endnotes xmlns:wpc="http://schemas.microsoft.com/office/word/2010/wordprocessingCanvas" xmlns:cx="http://schemas.microsoft.com/office/drawing/2014/chartex" xmlns:cx1="http://schemas.microsoft.com/office/drawing/2015/9/8/chartex" xmlns:cx2="http://schemas.microsoft.com/office/drawing/2015/10/21/chartex" xmlns:cx3="http://schemas.microsoft.com/office/drawing/2016/5/9/chartex" xmlns:cx4="http://schemas.microsoft.com/office/drawing/2016/5/10/chartex" xmlns:cx5="http://schemas.microsoft.com/office/drawing/2016/5/11/chartex" xmlns:cx6="http://schemas.microsoft.com/office/drawing/2016/5/12/chartex" xmlns:cx7="http://schemas.microsoft.com/office/drawing/2016/5/13/chartex" xmlns:cx8="http://schemas.microsoft.com/office/drawing/2016/5/14/chartex" xmlns:mc="http://schemas.openxmlformats.org/markup-compatibility/2006" xmlns:aink="http://schemas.microsoft.com/office/drawing/2016/ink" xmlns:am3d="http://schemas.microsoft.com/office/drawing/2017/model3d" xmlns:o="urn:schemas-microsoft-com:office:office" xmlns:r="http://schemas.openxmlformats.org/officeDocument/2006/relationships" xmlns:m="http://schemas.openxmlformats.org/officeDocument/2006/math" xmlns:v="urn:schemas-microsoft-com:vml" xmlns:wp14="http://schemas.microsoft.com/office/word/2010/wordprocessingDrawing" xmlns:wp="http://schemas.openxmlformats.org/drawingml/2006/wordprocessingDrawing" xmlns:w10="urn:schemas-microsoft-com:office:word" xmlns:w="http://schemas.openxmlformats.org/wordprocessingml/2006/main" xmlns:w14="http://schemas.microsoft.com/office/word/2010/wordml" xmlns:w15="http://schemas.microsoft.com/office/word/2012/wordml" xmlns:w16cex="http://schemas.microsoft.com/office/word/2018/wordml/cex" xmlns:w16cid="http://schemas.microsoft.com/office/word/2016/wordml/cid" xmlns:w16="http://schemas.microsoft.com/office/word/2018/wordml" xmlns:w16sdtdh="http://schemas.microsoft.com/office/word/2020/wordml/sdtdatahash" xmlns:w16se="http://schemas.microsoft.com/office/word/2015/wordml/symex" xmlns:wpg="http://schemas.microsoft.com/office/word/2010/wordprocessingGroup" xmlns:wpi="http://schemas.microsoft.com/office/word/2010/wordprocessingInk" xmlns:wne="http://schemas.microsoft.com/office/word/2006/wordml" xmlns:wps="http://schemas.microsoft.com/office/word/2010/wordprocessingShape" mc:Ignorable="w14 w15 w16se w16cid w16 w16cex w16sdtdh wp14">
+<w:endnotes xmlns:wpc="http://schemas.microsoft.com/office/word/2010/wordprocessingCanvas" xmlns:cx="http://schemas.microsoft.com/office/drawing/2014/chartex" xmlns:cx1="http://schemas.microsoft.com/office/drawing/2015/9/8/chartex" xmlns:cx2="http://schemas.microsoft.com/office/drawing/2015/10/21/chartex" xmlns:cx3="http://schemas.microsoft.com/office/drawing/2016/5/9/chartex" xmlns:cx4="http://schemas.microsoft.com/office/drawing/2016/5/10/chartex" xmlns:cx5="http://schemas.microsoft.com/office/drawing/2016/5/11/chartex" xmlns:cx6="http://schemas.microsoft.com/office/drawing/2016/5/12/chartex" xmlns:cx7="http://schemas.microsoft.com/office/drawing/2016/5/13/chartex" xmlns:cx8="http://schemas.microsoft.com/office/drawing/2016/5/14/chartex" xmlns:mc="http://schemas.openxmlformats.org/markup-compatibility/2006" xmlns:aink="http://schemas.microsoft.com/office/drawing/2016/ink" xmlns:am3d="http://schemas.microsoft.com/office/drawing/2017/model3d" xmlns:o="urn:schemas-microsoft-com:office:office" xmlns:oel="http://schemas.microsoft.com/office/2019/extlst" xmlns:r="http://schemas.openxmlformats.org/officeDocument/2006/relationships" xmlns:m="http://schemas.openxmlformats.org/officeDocument/2006/math" xmlns:v="urn:schemas-microsoft-com:vml" xmlns:wp14="http://schemas.microsoft.com/office/word/2010/wordprocessingDrawing" xmlns:wp="http://schemas.openxmlformats.org/drawingml/2006/wordprocessingDrawing" xmlns:w10="urn:schemas-microsoft-com:office:word" xmlns:w="http://schemas.openxmlformats.org/wordprocessingml/2006/main" xmlns:w14="http://schemas.microsoft.com/office/word/2010/wordml" xmlns:w15="http://schemas.microsoft.com/office/word/2012/wordml" xmlns:w16cex="http://schemas.microsoft.com/office/word/2018/wordml/cex" xmlns:w16cid="http://schemas.microsoft.com/office/word/2016/wordml/cid" xmlns:w16="http://schemas.microsoft.com/office/word/2018/wordml" xmlns:w16du="http://schemas.microsoft.com/office/word/2023/wordml/word16du" xmlns:w16sdtdh="http://schemas.microsoft.com/office/word/2020/wordml/sdtdatahash" xmlns:w16sdtfl="http://schemas.microsoft.com/office/word/2024/wordml/sdtformatlock" xmlns:w16se="http://schemas.microsoft.com/office/word/2015/wordml/symex" xmlns:wpg="http://schemas.microsoft.com/office/word/2010/wordprocessingGroup" xmlns:wpi="http://schemas.microsoft.com/office/word/2010/wordprocessingInk" xmlns:wne="http://schemas.microsoft.com/office/word/2006/wordml" xmlns:wps="http://schemas.microsoft.com/office/word/2010/wordprocessingShape" mc:Ignorable="w14 w15 w16se w16cid w16 w16cex w16sdtdh w16sdtfl w16du wp14">
   <w:endnote w:type="separator" w:id="-1">
     <w:p>
       <w:pPr>
@@ -14856,7 +14758,7 @@
 </file>
 
 <file path=word/footer1.xml><?xml version="1.0" encoding="utf-8"?>
-<w:ftr xmlns:wpc="http://schemas.microsoft.com/office/word/2010/wordprocessingCanvas" xmlns:cx="http://schemas.microsoft.com/office/drawing/2014/chartex" xmlns:cx1="http://schemas.microsoft.com/office/drawing/2015/9/8/chartex" xmlns:cx2="http://schemas.microsoft.com/office/drawing/2015/10/21/chartex" xmlns:cx3="http://schemas.microsoft.com/office/drawing/2016/5/9/chartex" xmlns:cx4="http://schemas.microsoft.com/office/drawing/2016/5/10/chartex" xmlns:cx5="http://schemas.microsoft.com/office/drawing/2016/5/11/chartex" xmlns:cx6="http://schemas.microsoft.com/office/drawing/2016/5/12/chartex" xmlns:cx7="http://schemas.microsoft.com/office/drawing/2016/5/13/chartex" xmlns:cx8="http://schemas.microsoft.com/office/drawing/2016/5/14/chartex" xmlns:mc="http://schemas.openxmlformats.org/markup-compatibility/2006" xmlns:aink="http://schemas.microsoft.com/office/drawing/2016/ink" xmlns:am3d="http://schemas.microsoft.com/office/drawing/2017/model3d" xmlns:o="urn:schemas-microsoft-com:office:office" xmlns:r="http://schemas.openxmlformats.org/officeDocument/2006/relationships" xmlns:m="http://schemas.openxmlformats.org/officeDocument/2006/math" xmlns:v="urn:schemas-microsoft-com:vml" xmlns:wp14="http://schemas.microsoft.com/office/word/2010/wordprocessingDrawing" xmlns:wp="http://schemas.openxmlformats.org/drawingml/2006/wordprocessingDrawing" xmlns:w10="urn:schemas-microsoft-com:office:word" xmlns:w="http://schemas.openxmlformats.org/wordprocessingml/2006/main" xmlns:w14="http://schemas.microsoft.com/office/word/2010/wordml" xmlns:w15="http://schemas.microsoft.com/office/word/2012/wordml" xmlns:w16cex="http://schemas.microsoft.com/office/word/2018/wordml/cex" xmlns:w16cid="http://schemas.microsoft.com/office/word/2016/wordml/cid" xmlns:w16="http://schemas.microsoft.com/office/word/2018/wordml" xmlns:w16sdtdh="http://schemas.microsoft.com/office/word/2020/wordml/sdtdatahash" xmlns:w16se="http://schemas.microsoft.com/office/word/2015/wordml/symex" xmlns:wpg="http://schemas.microsoft.com/office/word/2010/wordprocessingGroup" xmlns:wpi="http://schemas.microsoft.com/office/word/2010/wordprocessingInk" xmlns:wne="http://schemas.microsoft.com/office/word/2006/wordml" xmlns:wps="http://schemas.microsoft.com/office/word/2010/wordprocessingShape" mc:Ignorable="w14 w15 w16se w16cid w16 w16cex w16sdtdh wp14">
+<w:ftr xmlns:wpc="http://schemas.microsoft.com/office/word/2010/wordprocessingCanvas" xmlns:cx="http://schemas.microsoft.com/office/drawing/2014/chartex" xmlns:cx1="http://schemas.microsoft.com/office/drawing/2015/9/8/chartex" xmlns:cx2="http://schemas.microsoft.com/office/drawing/2015/10/21/chartex" xmlns:cx3="http://schemas.microsoft.com/office/drawing/2016/5/9/chartex" xmlns:cx4="http://schemas.microsoft.com/office/drawing/2016/5/10/chartex" xmlns:cx5="http://schemas.microsoft.com/office/drawing/2016/5/11/chartex" xmlns:cx6="http://schemas.microsoft.com/office/drawing/2016/5/12/chartex" xmlns:cx7="http://schemas.microsoft.com/office/drawing/2016/5/13/chartex" xmlns:cx8="http://schemas.microsoft.com/office/drawing/2016/5/14/chartex" xmlns:mc="http://schemas.openxmlformats.org/markup-compatibility/2006" xmlns:aink="http://schemas.microsoft.com/office/drawing/2016/ink" xmlns:am3d="http://schemas.microsoft.com/office/drawing/2017/model3d" xmlns:o="urn:schemas-microsoft-com:office:office" xmlns:oel="http://schemas.microsoft.com/office/2019/extlst" xmlns:r="http://schemas.openxmlformats.org/officeDocument/2006/relationships" xmlns:m="http://schemas.openxmlformats.org/officeDocument/2006/math" xmlns:v="urn:schemas-microsoft-com:vml" xmlns:wp14="http://schemas.microsoft.com/office/word/2010/wordprocessingDrawing" xmlns:wp="http://schemas.openxmlformats.org/drawingml/2006/wordprocessingDrawing" xmlns:w10="urn:schemas-microsoft-com:office:word" xmlns:w="http://schemas.openxmlformats.org/wordprocessingml/2006/main" xmlns:w14="http://schemas.microsoft.com/office/word/2010/wordml" xmlns:w15="http://schemas.microsoft.com/office/word/2012/wordml" xmlns:w16cex="http://schemas.microsoft.com/office/word/2018/wordml/cex" xmlns:w16cid="http://schemas.microsoft.com/office/word/2016/wordml/cid" xmlns:w16="http://schemas.microsoft.com/office/word/2018/wordml" xmlns:w16du="http://schemas.microsoft.com/office/word/2023/wordml/word16du" xmlns:w16sdtdh="http://schemas.microsoft.com/office/word/2020/wordml/sdtdatahash" xmlns:w16sdtfl="http://schemas.microsoft.com/office/word/2024/wordml/sdtformatlock" xmlns:w16se="http://schemas.microsoft.com/office/word/2015/wordml/symex" xmlns:wpg="http://schemas.microsoft.com/office/word/2010/wordprocessingGroup" xmlns:wpi="http://schemas.microsoft.com/office/word/2010/wordprocessingInk" xmlns:wne="http://schemas.microsoft.com/office/word/2006/wordml" xmlns:wps="http://schemas.microsoft.com/office/word/2010/wordprocessingShape" mc:Ignorable="w14 w15 w16se w16cid w16 w16cex w16sdtdh w16sdtfl w16du wp14">
   <w:sdt>
     <w:sdtPr>
       <w:id w:val="-1465197936"/>
@@ -14865,7 +14767,6 @@
         <w:docPartUnique/>
       </w:docPartObj>
     </w:sdtPr>
-    <w:sdtEndPr/>
     <w:sdtContent>
       <w:p>
         <w:pPr>
@@ -14902,7 +14803,7 @@
 </file>
 
 <file path=word/footnotes.xml><?xml version="1.0" encoding="utf-8"?>
-<w:footnotes xmlns:wpc="http://schemas.microsoft.com/office/word/2010/wordprocessingCanvas" xmlns:cx="http://schemas.microsoft.com/office/drawing/2014/chartex" xmlns:cx1="http://schemas.microsoft.com/office/drawing/2015/9/8/chartex" xmlns:cx2="http://schemas.microsoft.com/office/drawing/2015/10/21/chartex" xmlns:cx3="http://schemas.microsoft.com/office/drawing/2016/5/9/chartex" xmlns:cx4="http://schemas.microsoft.com/office/drawing/2016/5/10/chartex" xmlns:cx5="http://schemas.microsoft.com/office/drawing/2016/5/11/chartex" xmlns:cx6="http://schemas.microsoft.com/office/drawing/2016/5/12/chartex" xmlns:cx7="http://schemas.microsoft.com/office/drawing/2016/5/13/chartex" xmlns:cx8="http://schemas.microsoft.com/office/drawing/2016/5/14/chartex" xmlns:mc="http://schemas.openxmlformats.org/markup-compatibility/2006" xmlns:aink="http://schemas.microsoft.com/office/drawing/2016/ink" xmlns:am3d="http://schemas.microsoft.com/office/drawing/2017/model3d" xmlns:o="urn:schemas-microsoft-com:office:office" xmlns:r="http://schemas.openxmlformats.org/officeDocument/2006/relationships" xmlns:m="http://schemas.openxmlformats.org/officeDocument/2006/math" xmlns:v="urn:schemas-microsoft-com:vml" xmlns:wp14="http://schemas.microsoft.com/office/word/2010/wordprocessingDrawing" xmlns:wp="http://schemas.openxmlformats.org/drawingml/2006/wordprocessingDrawing" xmlns:w10="urn:schemas-microsoft-com:office:word" xmlns:w="http://schemas.openxmlformats.org/wordprocessingml/2006/main" xmlns:w14="http://schemas.microsoft.com/office/word/2010/wordml" xmlns:w15="http://schemas.microsoft.com/office/word/2012/wordml" xmlns:w16cex="http://schemas.microsoft.com/office/word/2018/wordml/cex" xmlns:w16cid="http://schemas.microsoft.com/office/word/2016/wordml/cid" xmlns:w16="http://schemas.microsoft.com/office/word/2018/wordml" xmlns:w16sdtdh="http://schemas.microsoft.com/office/word/2020/wordml/sdtdatahash" xmlns:w16se="http://schemas.microsoft.com/office/word/2015/wordml/symex" xmlns:wpg="http://schemas.microsoft.com/office/word/2010/wordprocessingGroup" xmlns:wpi="http://schemas.microsoft.com/office/word/2010/wordprocessingInk" xmlns:wne="http://schemas.microsoft.com/office/word/2006/wordml" xmlns:wps="http://schemas.microsoft.com/office/word/2010/wordprocessingShape" mc:Ignorable="w14 w15 w16se w16cid w16 w16cex w16sdtdh wp14">
+<w:footnotes xmlns:wpc="http://schemas.microsoft.com/office/word/2010/wordprocessingCanvas" xmlns:cx="http://schemas.microsoft.com/office/drawing/2014/chartex" xmlns:cx1="http://schemas.microsoft.com/office/drawing/2015/9/8/chartex" xmlns:cx2="http://schemas.microsoft.com/office/drawing/2015/10/21/chartex" xmlns:cx3="http://schemas.microsoft.com/office/drawing/2016/5/9/chartex" xmlns:cx4="http://schemas.microsoft.com/office/drawing/2016/5/10/chartex" xmlns:cx5="http://schemas.microsoft.com/office/drawing/2016/5/11/chartex" xmlns:cx6="http://schemas.microsoft.com/office/drawing/2016/5/12/chartex" xmlns:cx7="http://schemas.microsoft.com/office/drawing/2016/5/13/chartex" xmlns:cx8="http://schemas.microsoft.com/office/drawing/2016/5/14/chartex" xmlns:mc="http://schemas.openxmlformats.org/markup-compatibility/2006" xmlns:aink="http://schemas.microsoft.com/office/drawing/2016/ink" xmlns:am3d="http://schemas.microsoft.com/office/drawing/2017/model3d" xmlns:o="urn:schemas-microsoft-com:office:office" xmlns:oel="http://schemas.microsoft.com/office/2019/extlst" xmlns:r="http://schemas.openxmlformats.org/officeDocument/2006/relationships" xmlns:m="http://schemas.openxmlformats.org/officeDocument/2006/math" xmlns:v="urn:schemas-microsoft-com:vml" xmlns:wp14="http://schemas.microsoft.com/office/word/2010/wordprocessingDrawing" xmlns:wp="http://schemas.openxmlformats.org/drawingml/2006/wordprocessingDrawing" xmlns:w10="urn:schemas-microsoft-com:office:word" xmlns:w="http://schemas.openxmlformats.org/wordprocessingml/2006/main" xmlns:w14="http://schemas.microsoft.com/office/word/2010/wordml" xmlns:w15="http://schemas.microsoft.com/office/word/2012/wordml" xmlns:w16cex="http://schemas.microsoft.com/office/word/2018/wordml/cex" xmlns:w16cid="http://schemas.microsoft.com/office/word/2016/wordml/cid" xmlns:w16="http://schemas.microsoft.com/office/word/2018/wordml" xmlns:w16du="http://schemas.microsoft.com/office/word/2023/wordml/word16du" xmlns:w16sdtdh="http://schemas.microsoft.com/office/word/2020/wordml/sdtdatahash" xmlns:w16sdtfl="http://schemas.microsoft.com/office/word/2024/wordml/sdtformatlock" xmlns:w16se="http://schemas.microsoft.com/office/word/2015/wordml/symex" xmlns:wpg="http://schemas.microsoft.com/office/word/2010/wordprocessingGroup" xmlns:wpi="http://schemas.microsoft.com/office/word/2010/wordprocessingInk" xmlns:wne="http://schemas.microsoft.com/office/word/2006/wordml" xmlns:wps="http://schemas.microsoft.com/office/word/2010/wordprocessingShape" mc:Ignorable="w14 w15 w16se w16cid w16 w16cex w16sdtdh w16sdtfl w16du wp14">
   <w:footnote w:type="separator" w:id="-1">
     <w:p>
       <w:pPr>
@@ -14927,7 +14828,7 @@
 </file>
 
 <file path=word/header1.xml><?xml version="1.0" encoding="utf-8"?>
-<w:hdr xmlns:wpc="http://schemas.microsoft.com/office/word/2010/wordprocessingCanvas" xmlns:cx="http://schemas.microsoft.com/office/drawing/2014/chartex" xmlns:cx1="http://schemas.microsoft.com/office/drawing/2015/9/8/chartex" xmlns:cx2="http://schemas.microsoft.com/office/drawing/2015/10/21/chartex" xmlns:cx3="http://schemas.microsoft.com/office/drawing/2016/5/9/chartex" xmlns:cx4="http://schemas.microsoft.com/office/drawing/2016/5/10/chartex" xmlns:cx5="http://schemas.microsoft.com/office/drawing/2016/5/11/chartex" xmlns:cx6="http://schemas.microsoft.com/office/drawing/2016/5/12/chartex" xmlns:cx7="http://schemas.microsoft.com/office/drawing/2016/5/13/chartex" xmlns:cx8="http://schemas.microsoft.com/office/drawing/2016/5/14/chartex" xmlns:mc="http://schemas.openxmlformats.org/markup-compatibility/2006" xmlns:aink="http://schemas.microsoft.com/office/drawing/2016/ink" xmlns:am3d="http://schemas.microsoft.com/office/drawing/2017/model3d" xmlns:o="urn:schemas-microsoft-com:office:office" xmlns:r="http://schemas.openxmlformats.org/officeDocument/2006/relationships" xmlns:m="http://schemas.openxmlformats.org/officeDocument/2006/math" xmlns:v="urn:schemas-microsoft-com:vml" xmlns:wp14="http://schemas.microsoft.com/office/word/2010/wordprocessingDrawing" xmlns:wp="http://schemas.openxmlformats.org/drawingml/2006/wordprocessingDrawing" xmlns:w10="urn:schemas-microsoft-com:office:word" xmlns:w="http://schemas.openxmlformats.org/wordprocessingml/2006/main" xmlns:w14="http://schemas.microsoft.com/office/word/2010/wordml" xmlns:w15="http://schemas.microsoft.com/office/word/2012/wordml" xmlns:w16cex="http://schemas.microsoft.com/office/word/2018/wordml/cex" xmlns:w16cid="http://schemas.microsoft.com/office/word/2016/wordml/cid" xmlns:w16="http://schemas.microsoft.com/office/word/2018/wordml" xmlns:w16sdtdh="http://schemas.microsoft.com/office/word/2020/wordml/sdtdatahash" xmlns:w16se="http://schemas.microsoft.com/office/word/2015/wordml/symex" xmlns:wpg="http://schemas.microsoft.com/office/word/2010/wordprocessingGroup" xmlns:wpi="http://schemas.microsoft.com/office/word/2010/wordprocessingInk" xmlns:wne="http://schemas.microsoft.com/office/word/2006/wordml" xmlns:wps="http://schemas.microsoft.com/office/word/2010/wordprocessingShape" mc:Ignorable="w14 w15 w16se w16cid w16 w16cex w16sdtdh wp14">
+<w:hdr xmlns:wpc="http://schemas.microsoft.com/office/word/2010/wordprocessingCanvas" xmlns:cx="http://schemas.microsoft.com/office/drawing/2014/chartex" xmlns:cx1="http://schemas.microsoft.com/office/drawing/2015/9/8/chartex" xmlns:cx2="http://schemas.microsoft.com/office/drawing/2015/10/21/chartex" xmlns:cx3="http://schemas.microsoft.com/office/drawing/2016/5/9/chartex" xmlns:cx4="http://schemas.microsoft.com/office/drawing/2016/5/10/chartex" xmlns:cx5="http://schemas.microsoft.com/office/drawing/2016/5/11/chartex" xmlns:cx6="http://schemas.microsoft.com/office/drawing/2016/5/12/chartex" xmlns:cx7="http://schemas.microsoft.com/office/drawing/2016/5/13/chartex" xmlns:cx8="http://schemas.microsoft.com/office/drawing/2016/5/14/chartex" xmlns:mc="http://schemas.openxmlformats.org/markup-compatibility/2006" xmlns:aink="http://schemas.microsoft.com/office/drawing/2016/ink" xmlns:am3d="http://schemas.microsoft.com/office/drawing/2017/model3d" xmlns:o="urn:schemas-microsoft-com:office:office" xmlns:oel="http://schemas.microsoft.com/office/2019/extlst" xmlns:r="http://schemas.openxmlformats.org/officeDocument/2006/relationships" xmlns:m="http://schemas.openxmlformats.org/officeDocument/2006/math" xmlns:v="urn:schemas-microsoft-com:vml" xmlns:wp14="http://schemas.microsoft.com/office/word/2010/wordprocessingDrawing" xmlns:wp="http://schemas.openxmlformats.org/drawingml/2006/wordprocessingDrawing" xmlns:w10="urn:schemas-microsoft-com:office:word" xmlns:w="http://schemas.openxmlformats.org/wordprocessingml/2006/main" xmlns:w14="http://schemas.microsoft.com/office/word/2010/wordml" xmlns:w15="http://schemas.microsoft.com/office/word/2012/wordml" xmlns:w16cex="http://schemas.microsoft.com/office/word/2018/wordml/cex" xmlns:w16cid="http://schemas.microsoft.com/office/word/2016/wordml/cid" xmlns:w16="http://schemas.microsoft.com/office/word/2018/wordml" xmlns:w16du="http://schemas.microsoft.com/office/word/2023/wordml/word16du" xmlns:w16sdtdh="http://schemas.microsoft.com/office/word/2020/wordml/sdtdatahash" xmlns:w16sdtfl="http://schemas.microsoft.com/office/word/2024/wordml/sdtformatlock" xmlns:w16se="http://schemas.microsoft.com/office/word/2015/wordml/symex" xmlns:wpg="http://schemas.microsoft.com/office/word/2010/wordprocessingGroup" xmlns:wpi="http://schemas.microsoft.com/office/word/2010/wordprocessingInk" xmlns:wne="http://schemas.microsoft.com/office/word/2006/wordml" xmlns:wps="http://schemas.microsoft.com/office/word/2010/wordprocessingShape" mc:Ignorable="w14 w15 w16se w16cid w16 w16cex w16sdtdh w16sdtfl w16du wp14">
   <w:p>
     <w:pPr>
       <w:pStyle w:val="Encabezado"/>
@@ -15013,7 +14914,7 @@
 </file>
 
 <file path=word/numbering.xml><?xml version="1.0" encoding="utf-8"?>
-<w:numbering xmlns:wpc="http://schemas.microsoft.com/office/word/2010/wordprocessingCanvas" xmlns:cx="http://schemas.microsoft.com/office/drawing/2014/chartex" xmlns:cx1="http://schemas.microsoft.com/office/drawing/2015/9/8/chartex" xmlns:cx2="http://schemas.microsoft.com/office/drawing/2015/10/21/chartex" xmlns:cx3="http://schemas.microsoft.com/office/drawing/2016/5/9/chartex" xmlns:cx4="http://schemas.microsoft.com/office/drawing/2016/5/10/chartex" xmlns:cx5="http://schemas.microsoft.com/office/drawing/2016/5/11/chartex" xmlns:cx6="http://schemas.microsoft.com/office/drawing/2016/5/12/chartex" xmlns:cx7="http://schemas.microsoft.com/office/drawing/2016/5/13/chartex" xmlns:cx8="http://schemas.microsoft.com/office/drawing/2016/5/14/chartex" xmlns:mc="http://schemas.openxmlformats.org/markup-compatibility/2006" xmlns:aink="http://schemas.microsoft.com/office/drawing/2016/ink" xmlns:am3d="http://schemas.microsoft.com/office/drawing/2017/model3d" xmlns:o="urn:schemas-microsoft-com:office:office" xmlns:r="http://schemas.openxmlformats.org/officeDocument/2006/relationships" xmlns:m="http://schemas.openxmlformats.org/officeDocument/2006/math" xmlns:v="urn:schemas-microsoft-com:vml" xmlns:wp14="http://schemas.microsoft.com/office/word/2010/wordprocessingDrawing" xmlns:wp="http://schemas.openxmlformats.org/drawingml/2006/wordprocessingDrawing" xmlns:w10="urn:schemas-microsoft-com:office:word" xmlns:w="http://schemas.openxmlformats.org/wordprocessingml/2006/main" xmlns:w14="http://schemas.microsoft.com/office/word/2010/wordml" xmlns:w15="http://schemas.microsoft.com/office/word/2012/wordml" xmlns:w16cex="http://schemas.microsoft.com/office/word/2018/wordml/cex" xmlns:w16cid="http://schemas.microsoft.com/office/word/2016/wordml/cid" xmlns:w16="http://schemas.microsoft.com/office/word/2018/wordml" xmlns:w16sdtdh="http://schemas.microsoft.com/office/word/2020/wordml/sdtdatahash" xmlns:w16se="http://schemas.microsoft.com/office/word/2015/wordml/symex" xmlns:wpg="http://schemas.microsoft.com/office/word/2010/wordprocessingGroup" xmlns:wpi="http://schemas.microsoft.com/office/word/2010/wordprocessingInk" xmlns:wne="http://schemas.microsoft.com/office/word/2006/wordml" xmlns:wps="http://schemas.microsoft.com/office/word/2010/wordprocessingShape" mc:Ignorable="w14 w15 w16se w16cid w16 w16cex w16sdtdh wp14">
+<w:numbering xmlns:wpc="http://schemas.microsoft.com/office/word/2010/wordprocessingCanvas" xmlns:cx="http://schemas.microsoft.com/office/drawing/2014/chartex" xmlns:cx1="http://schemas.microsoft.com/office/drawing/2015/9/8/chartex" xmlns:cx2="http://schemas.microsoft.com/office/drawing/2015/10/21/chartex" xmlns:cx3="http://schemas.microsoft.com/office/drawing/2016/5/9/chartex" xmlns:cx4="http://schemas.microsoft.com/office/drawing/2016/5/10/chartex" xmlns:cx5="http://schemas.microsoft.com/office/drawing/2016/5/11/chartex" xmlns:cx6="http://schemas.microsoft.com/office/drawing/2016/5/12/chartex" xmlns:cx7="http://schemas.microsoft.com/office/drawing/2016/5/13/chartex" xmlns:cx8="http://schemas.microsoft.com/office/drawing/2016/5/14/chartex" xmlns:mc="http://schemas.openxmlformats.org/markup-compatibility/2006" xmlns:aink="http://schemas.microsoft.com/office/drawing/2016/ink" xmlns:am3d="http://schemas.microsoft.com/office/drawing/2017/model3d" xmlns:o="urn:schemas-microsoft-com:office:office" xmlns:oel="http://schemas.microsoft.com/office/2019/extlst" xmlns:r="http://schemas.openxmlformats.org/officeDocument/2006/relationships" xmlns:m="http://schemas.openxmlformats.org/officeDocument/2006/math" xmlns:v="urn:schemas-microsoft-com:vml" xmlns:wp14="http://schemas.microsoft.com/office/word/2010/wordprocessingDrawing" xmlns:wp="http://schemas.openxmlformats.org/drawingml/2006/wordprocessingDrawing" xmlns:w10="urn:schemas-microsoft-com:office:word" xmlns:w="http://schemas.openxmlformats.org/wordprocessingml/2006/main" xmlns:w14="http://schemas.microsoft.com/office/word/2010/wordml" xmlns:w15="http://schemas.microsoft.com/office/word/2012/wordml" xmlns:w16cex="http://schemas.microsoft.com/office/word/2018/wordml/cex" xmlns:w16cid="http://schemas.microsoft.com/office/word/2016/wordml/cid" xmlns:w16="http://schemas.microsoft.com/office/word/2018/wordml" xmlns:w16du="http://schemas.microsoft.com/office/word/2023/wordml/word16du" xmlns:w16sdtdh="http://schemas.microsoft.com/office/word/2020/wordml/sdtdatahash" xmlns:w16sdtfl="http://schemas.microsoft.com/office/word/2024/wordml/sdtformatlock" xmlns:w16se="http://schemas.microsoft.com/office/word/2015/wordml/symex" xmlns:wpg="http://schemas.microsoft.com/office/word/2010/wordprocessingGroup" xmlns:wpi="http://schemas.microsoft.com/office/word/2010/wordprocessingInk" xmlns:wne="http://schemas.microsoft.com/office/word/2006/wordml" xmlns:wps="http://schemas.microsoft.com/office/word/2010/wordprocessingShape" mc:Ignorable="w14 w15 w16se w16cid w16 w16cex w16sdtdh w16sdtfl w16du wp14">
   <w:abstractNum w:abstractNumId="0" w15:restartNumberingAfterBreak="0">
     <w:nsid w:val="FFFFFF89"/>
     <w:multiLevelType w:val="singleLevel"/>
@@ -21075,169 +20976,169 @@
       </w:rPr>
     </w:lvl>
   </w:abstractNum>
-  <w:num w:numId="1">
+  <w:num w:numId="1" w16cid:durableId="591427106">
     <w:abstractNumId w:val="53"/>
   </w:num>
-  <w:num w:numId="2">
+  <w:num w:numId="2" w16cid:durableId="756680724">
     <w:abstractNumId w:val="0"/>
   </w:num>
-  <w:num w:numId="3">
+  <w:num w:numId="3" w16cid:durableId="897789001">
     <w:abstractNumId w:val="15"/>
   </w:num>
-  <w:num w:numId="4">
+  <w:num w:numId="4" w16cid:durableId="2033720493">
     <w:abstractNumId w:val="35"/>
   </w:num>
-  <w:num w:numId="5">
+  <w:num w:numId="5" w16cid:durableId="1369450803">
     <w:abstractNumId w:val="27"/>
   </w:num>
-  <w:num w:numId="6">
+  <w:num w:numId="6" w16cid:durableId="1052726807">
     <w:abstractNumId w:val="33"/>
   </w:num>
-  <w:num w:numId="7">
+  <w:num w:numId="7" w16cid:durableId="1091507342">
     <w:abstractNumId w:val="52"/>
   </w:num>
-  <w:num w:numId="8">
+  <w:num w:numId="8" w16cid:durableId="2077121743">
     <w:abstractNumId w:val="49"/>
   </w:num>
-  <w:num w:numId="9">
+  <w:num w:numId="9" w16cid:durableId="1492211281">
     <w:abstractNumId w:val="23"/>
   </w:num>
-  <w:num w:numId="10">
+  <w:num w:numId="10" w16cid:durableId="330838714">
     <w:abstractNumId w:val="8"/>
   </w:num>
-  <w:num w:numId="11">
+  <w:num w:numId="11" w16cid:durableId="635644478">
     <w:abstractNumId w:val="48"/>
   </w:num>
-  <w:num w:numId="12">
+  <w:num w:numId="12" w16cid:durableId="1331446034">
     <w:abstractNumId w:val="29"/>
   </w:num>
-  <w:num w:numId="13">
+  <w:num w:numId="13" w16cid:durableId="441219386">
     <w:abstractNumId w:val="13"/>
   </w:num>
-  <w:num w:numId="14">
+  <w:num w:numId="14" w16cid:durableId="889144828">
     <w:abstractNumId w:val="39"/>
   </w:num>
-  <w:num w:numId="15">
+  <w:num w:numId="15" w16cid:durableId="150293716">
     <w:abstractNumId w:val="47"/>
   </w:num>
-  <w:num w:numId="16">
+  <w:num w:numId="16" w16cid:durableId="798114420">
     <w:abstractNumId w:val="46"/>
   </w:num>
-  <w:num w:numId="17">
+  <w:num w:numId="17" w16cid:durableId="1503009172">
     <w:abstractNumId w:val="12"/>
   </w:num>
-  <w:num w:numId="18">
+  <w:num w:numId="18" w16cid:durableId="1117676106">
     <w:abstractNumId w:val="14"/>
   </w:num>
-  <w:num w:numId="19">
+  <w:num w:numId="19" w16cid:durableId="406000523">
     <w:abstractNumId w:val="41"/>
   </w:num>
-  <w:num w:numId="20">
+  <w:num w:numId="20" w16cid:durableId="857475282">
     <w:abstractNumId w:val="54"/>
   </w:num>
-  <w:num w:numId="21">
+  <w:num w:numId="21" w16cid:durableId="1594318589">
     <w:abstractNumId w:val="26"/>
   </w:num>
-  <w:num w:numId="22">
+  <w:num w:numId="22" w16cid:durableId="1301039868">
     <w:abstractNumId w:val="16"/>
   </w:num>
-  <w:num w:numId="23">
+  <w:num w:numId="23" w16cid:durableId="119225156">
     <w:abstractNumId w:val="11"/>
   </w:num>
-  <w:num w:numId="24">
+  <w:num w:numId="24" w16cid:durableId="752894581">
     <w:abstractNumId w:val="25"/>
   </w:num>
-  <w:num w:numId="25">
+  <w:num w:numId="25" w16cid:durableId="1309284117">
     <w:abstractNumId w:val="22"/>
   </w:num>
-  <w:num w:numId="26">
+  <w:num w:numId="26" w16cid:durableId="2107076374">
     <w:abstractNumId w:val="19"/>
   </w:num>
-  <w:num w:numId="27">
+  <w:num w:numId="27" w16cid:durableId="1889145429">
     <w:abstractNumId w:val="40"/>
   </w:num>
-  <w:num w:numId="28">
+  <w:num w:numId="28" w16cid:durableId="1513836337">
     <w:abstractNumId w:val="43"/>
   </w:num>
-  <w:num w:numId="29">
+  <w:num w:numId="29" w16cid:durableId="865679384">
     <w:abstractNumId w:val="34"/>
   </w:num>
-  <w:num w:numId="30">
+  <w:num w:numId="30" w16cid:durableId="142165754">
     <w:abstractNumId w:val="10"/>
   </w:num>
-  <w:num w:numId="31">
+  <w:num w:numId="31" w16cid:durableId="1691494090">
     <w:abstractNumId w:val="2"/>
   </w:num>
-  <w:num w:numId="32">
+  <w:num w:numId="32" w16cid:durableId="56710249">
     <w:abstractNumId w:val="17"/>
   </w:num>
-  <w:num w:numId="33">
+  <w:num w:numId="33" w16cid:durableId="1725449390">
     <w:abstractNumId w:val="4"/>
   </w:num>
-  <w:num w:numId="34">
+  <w:num w:numId="34" w16cid:durableId="1052726745">
     <w:abstractNumId w:val="38"/>
   </w:num>
-  <w:num w:numId="35">
+  <w:num w:numId="35" w16cid:durableId="138040161">
     <w:abstractNumId w:val="30"/>
   </w:num>
-  <w:num w:numId="36">
+  <w:num w:numId="36" w16cid:durableId="1106537192">
     <w:abstractNumId w:val="18"/>
   </w:num>
-  <w:num w:numId="37">
+  <w:num w:numId="37" w16cid:durableId="1609310109">
     <w:abstractNumId w:val="20"/>
   </w:num>
-  <w:num w:numId="38">
+  <w:num w:numId="38" w16cid:durableId="92828069">
     <w:abstractNumId w:val="7"/>
   </w:num>
-  <w:num w:numId="39">
+  <w:num w:numId="39" w16cid:durableId="1908028926">
     <w:abstractNumId w:val="6"/>
   </w:num>
-  <w:num w:numId="40">
+  <w:num w:numId="40" w16cid:durableId="125701213">
     <w:abstractNumId w:val="50"/>
   </w:num>
-  <w:num w:numId="41">
+  <w:num w:numId="41" w16cid:durableId="1438795820">
     <w:abstractNumId w:val="31"/>
   </w:num>
-  <w:num w:numId="42">
+  <w:num w:numId="42" w16cid:durableId="372537301">
     <w:abstractNumId w:val="32"/>
   </w:num>
-  <w:num w:numId="43">
+  <w:num w:numId="43" w16cid:durableId="1244073314">
     <w:abstractNumId w:val="21"/>
   </w:num>
-  <w:num w:numId="44">
+  <w:num w:numId="44" w16cid:durableId="1986083671">
     <w:abstractNumId w:val="5"/>
   </w:num>
-  <w:num w:numId="45">
+  <w:num w:numId="45" w16cid:durableId="1768427445">
     <w:abstractNumId w:val="51"/>
   </w:num>
-  <w:num w:numId="46">
+  <w:num w:numId="46" w16cid:durableId="71393704">
     <w:abstractNumId w:val="1"/>
   </w:num>
-  <w:num w:numId="47">
+  <w:num w:numId="47" w16cid:durableId="781609765">
     <w:abstractNumId w:val="42"/>
   </w:num>
-  <w:num w:numId="48">
+  <w:num w:numId="48" w16cid:durableId="881942983">
     <w:abstractNumId w:val="3"/>
   </w:num>
-  <w:num w:numId="49">
+  <w:num w:numId="49" w16cid:durableId="962270207">
     <w:abstractNumId w:val="28"/>
   </w:num>
-  <w:num w:numId="50">
+  <w:num w:numId="50" w16cid:durableId="1699162978">
     <w:abstractNumId w:val="37"/>
   </w:num>
-  <w:num w:numId="51">
+  <w:num w:numId="51" w16cid:durableId="1814134233">
     <w:abstractNumId w:val="45"/>
   </w:num>
-  <w:num w:numId="52">
+  <w:num w:numId="52" w16cid:durableId="1270165364">
     <w:abstractNumId w:val="24"/>
   </w:num>
-  <w:num w:numId="53">
+  <w:num w:numId="53" w16cid:durableId="150104094">
     <w:abstractNumId w:val="9"/>
   </w:num>
-  <w:num w:numId="54">
+  <w:num w:numId="54" w16cid:durableId="942807026">
     <w:abstractNumId w:val="36"/>
   </w:num>
-  <w:num w:numId="55">
+  <w:num w:numId="55" w16cid:durableId="2115206772">
     <w:abstractNumId w:val="44"/>
   </w:num>
   <w:numIdMacAtCleanup w:val="55"/>
@@ -21245,7 +21146,7 @@
 </file>
 
 <file path=word/styles.xml><?xml version="1.0" encoding="utf-8"?>
-<w:styles xmlns:mc="http://schemas.openxmlformats.org/markup-compatibility/2006" xmlns:r="http://schemas.openxmlformats.org/officeDocument/2006/relationships" xmlns:w="http://schemas.openxmlformats.org/wordprocessingml/2006/main" xmlns:w14="http://schemas.microsoft.com/office/word/2010/wordml" xmlns:w15="http://schemas.microsoft.com/office/word/2012/wordml" xmlns:w16cex="http://schemas.microsoft.com/office/word/2018/wordml/cex" xmlns:w16cid="http://schemas.microsoft.com/office/word/2016/wordml/cid" xmlns:w16="http://schemas.microsoft.com/office/word/2018/wordml" xmlns:w16sdtdh="http://schemas.microsoft.com/office/word/2020/wordml/sdtdatahash" xmlns:w16se="http://schemas.microsoft.com/office/word/2015/wordml/symex" mc:Ignorable="w14 w15 w16se w16cid w16 w16cex w16sdtdh">
+<w:styles xmlns:mc="http://schemas.openxmlformats.org/markup-compatibility/2006" xmlns:r="http://schemas.openxmlformats.org/officeDocument/2006/relationships" xmlns:w="http://schemas.openxmlformats.org/wordprocessingml/2006/main" xmlns:w14="http://schemas.microsoft.com/office/word/2010/wordml" xmlns:w15="http://schemas.microsoft.com/office/word/2012/wordml" xmlns:w16cex="http://schemas.microsoft.com/office/word/2018/wordml/cex" xmlns:w16cid="http://schemas.microsoft.com/office/word/2016/wordml/cid" xmlns:w16="http://schemas.microsoft.com/office/word/2018/wordml" xmlns:w16du="http://schemas.microsoft.com/office/word/2023/wordml/word16du" xmlns:w16sdtdh="http://schemas.microsoft.com/office/word/2020/wordml/sdtdatahash" xmlns:w16sdtfl="http://schemas.microsoft.com/office/word/2024/wordml/sdtformatlock" xmlns:w16se="http://schemas.microsoft.com/office/word/2015/wordml/symex" mc:Ignorable="w14 w15 w16se w16cid w16 w16cex w16sdtdh w16sdtfl w16du">
   <w:docDefaults>
     <w:rPrDefault>
       <w:rPr>
@@ -22593,7 +22494,7 @@
       </w:rPr>
     </w:tblStylePr>
   </w:style>
-  <w:style w:type="character" w:styleId="Textoennegrita">
+  <w:style w:type="character" w:styleId="Fuerte">
     <w:name w:val="Strong"/>
     <w:basedOn w:val="Fuentedeprrafopredeter"/>
     <w:uiPriority w:val="22"/>
@@ -22976,7 +22877,14 @@
 </file>
 
 <file path=customXml/item1.xml><?xml version="1.0" encoding="utf-8"?>
-<b:Sources xmlns:b="http://schemas.openxmlformats.org/officeDocument/2006/bibliography" xmlns="http://schemas.openxmlformats.org/officeDocument/2006/bibliography" SelectedStyle="\APASixthEditionOfficeOnline.xsl" StyleName="APA" Version="6"/>
+<p:properties xmlns:p="http://schemas.microsoft.com/office/2006/metadata/properties" xmlns:xsi="http://www.w3.org/2001/XMLSchema-instance" xmlns:pc="http://schemas.microsoft.com/office/infopath/2007/PartnerControls">
+  <documentManagement>
+    <TaxCatchAll xmlns="13c90a0b-73bc-4dc0-be5f-28d77b615beb" xsi:nil="true"/>
+    <lcf76f155ced4ddcb4097134ff3c332f xmlns="13c93bba-48ce-428c-bfe5-88b42c19b028">
+      <Terms xmlns="http://schemas.microsoft.com/office/infopath/2007/PartnerControls"/>
+    </lcf76f155ced4ddcb4097134ff3c332f>
+  </documentManagement>
+</p:properties>
 </file>
 
 <file path=customXml/item2.xml><?xml version="1.0" encoding="utf-8"?>
@@ -23215,14 +23123,7 @@
 </file>
 
 <file path=customXml/item3.xml><?xml version="1.0" encoding="utf-8"?>
-<p:properties xmlns:p="http://schemas.microsoft.com/office/2006/metadata/properties" xmlns:xsi="http://www.w3.org/2001/XMLSchema-instance" xmlns:pc="http://schemas.microsoft.com/office/infopath/2007/PartnerControls">
-  <documentManagement>
-    <TaxCatchAll xmlns="13c90a0b-73bc-4dc0-be5f-28d77b615beb" xsi:nil="true"/>
-    <lcf76f155ced4ddcb4097134ff3c332f xmlns="13c93bba-48ce-428c-bfe5-88b42c19b028">
-      <Terms xmlns="http://schemas.microsoft.com/office/infopath/2007/PartnerControls"/>
-    </lcf76f155ced4ddcb4097134ff3c332f>
-  </documentManagement>
-</p:properties>
+<b:Sources xmlns:b="http://schemas.openxmlformats.org/officeDocument/2006/bibliography" xmlns="http://schemas.openxmlformats.org/officeDocument/2006/bibliography" SelectedStyle="\APASixthEditionOfficeOnline.xsl" StyleName="APA" Version="6"/>
 </file>
 
 <file path=customXml/item4.xml><?xml version="1.0" encoding="utf-8"?>
@@ -23235,9 +23136,12 @@
 </file>
 
 <file path=customXml/itemProps1.xml><?xml version="1.0" encoding="utf-8"?>
-<ds:datastoreItem xmlns:ds="http://schemas.openxmlformats.org/officeDocument/2006/customXml" ds:itemID="{EAE431FD-7059-4C09-804B-C9D69EB7B213}">
+<ds:datastoreItem xmlns:ds="http://schemas.openxmlformats.org/officeDocument/2006/customXml" ds:itemID="{1279454D-02BE-4A9C-A117-DCD1573E2608}">
   <ds:schemaRefs>
-    <ds:schemaRef ds:uri="http://schemas.openxmlformats.org/officeDocument/2006/bibliography"/>
+    <ds:schemaRef ds:uri="http://schemas.microsoft.com/office/2006/metadata/properties"/>
+    <ds:schemaRef ds:uri="http://schemas.microsoft.com/office/infopath/2007/PartnerControls"/>
+    <ds:schemaRef ds:uri="13c90a0b-73bc-4dc0-be5f-28d77b615beb"/>
+    <ds:schemaRef ds:uri="13c93bba-48ce-428c-bfe5-88b42c19b028"/>
   </ds:schemaRefs>
 </ds:datastoreItem>
 </file>
@@ -23262,12 +23166,9 @@
 </file>
 
 <file path=customXml/itemProps3.xml><?xml version="1.0" encoding="utf-8"?>
-<ds:datastoreItem xmlns:ds="http://schemas.openxmlformats.org/officeDocument/2006/customXml" ds:itemID="{1279454D-02BE-4A9C-A117-DCD1573E2608}">
+<ds:datastoreItem xmlns:ds="http://schemas.openxmlformats.org/officeDocument/2006/customXml" ds:itemID="{EAE431FD-7059-4C09-804B-C9D69EB7B213}">
   <ds:schemaRefs>
-    <ds:schemaRef ds:uri="http://schemas.microsoft.com/office/2006/metadata/properties"/>
-    <ds:schemaRef ds:uri="http://schemas.microsoft.com/office/infopath/2007/PartnerControls"/>
-    <ds:schemaRef ds:uri="13c90a0b-73bc-4dc0-be5f-28d77b615beb"/>
-    <ds:schemaRef ds:uri="13c93bba-48ce-428c-bfe5-88b42c19b028"/>
+    <ds:schemaRef ds:uri="http://schemas.openxmlformats.org/officeDocument/2006/bibliography"/>
   </ds:schemaRefs>
 </ds:datastoreItem>
 </file>
